--- a/zht/docx/16.content.docx
+++ b/zht/docx/16.content.docx
@@ -11,6 +11,15 @@
         <w:pStyle w:val="Heading2"/>
       </w:pPr>
       <w:r>
+        <w:t>Resource: 研讀筆記 (Tyndale)</w:t>
+      </w:r>
+      <w:r/>
+    </w:p>
+    <w:p>
+      <w:pPr>
+        <w:pStyle w:val="Heading2"/>
+      </w:pPr>
+      <w:r>
         <w:t>License Information</w:t>
       </w:r>
       <w:r/>
@@ -21,7 +30,7 @@
         <w:rPr>
           <w:b/>
         </w:rPr>
-        <w:t>Study Notes (Tyndale)</w:t>
+        <w:t>研讀筆記 (Tyndale)</w:t>
       </w:r>
       <w:r>
         <w:t xml:space="preserve"> (Chinese (Traditional)) is based on</w:t>
@@ -74,7 +83,7 @@
         <w:pStyle w:val="Heading1"/>
       </w:pPr>
       <w:r>
-        <w:t>Study Notes (Tyndale)</w:t>
+        <w:t>研讀筆記 (Tyndale)</w:t>
       </w:r>
     </w:p>
     <w:p>
@@ -83,6 +92,50 @@
           <w:headerReference w:type="even" r:id="rId8"/>
           <w:headerReference w:type="default" r:id="rId9"/>
           <w:footerReference w:type="default" r:id="rId10"/>
+          <w:footnotePr>
+            <w:numRestart w:val="eachSect"/>
+          </w:footnotePr>
+          <w:type w:val="continuous"/>
+          <w:pgSz w:w="12240" w:h="15840" w:code="1"/>
+          <w:pgMar w:top="1440" w:right="1440" w:bottom="1440" w:left="1440" w:header="504" w:footer="504" w:gutter="0"/>
+          <w:cols w:space="708"/>
+          <w:titlePg/>
+          <w:docGrid w:linePitch="360"/>
+        </w:sectPr>
+      </w:pPr>
+    </w:p>
+    <w:p>
+      <w:r/>
+    </w:p>
+    <w:p>
+      <w:pPr>
+        <w:pStyle w:val="Heading2"/>
+      </w:pPr>
+      <w:r>
+        <w:t>NEH</w:t>
+      </w:r>
+      <w:r/>
+    </w:p>
+    <w:p>
+      <w:r/>
+      <w:r>
+        <w:rPr>
+          <w:i/>
+        </w:rPr>
+        <w:t>尼希米記 1:1, 尼希米記 1:1–2.20, 尼希米記 1:2, 尼希米記 1:3, 尼希米記 1:4, 尼希米記 1:5–11, 尼希米記 1:6, 尼希米記 1:8–9, 尼希米記 1:10, 尼希米記 1:11, 尼希米記 2:1, 尼希米記 2:2, 尼希米記 2:3, 尼希米記 2:4, 尼希米記 2:5, 尼希米記 2:6, 尼希米記 2:8, 尼希米記 2:9, 尼希米記 2:10, 尼希米記 2:12–15, 尼希米記 2:13, 尼希米記 2:14, 尼希米記 2:16–17, 尼希米記 2:18, 尼希米記 2:19, 尼希米記 2:20, 尼希米記 3:1, 尼希米記 3:1–5, 尼希米記 3:1–32, 尼希米記 3:3, 尼希米記 3:4, 尼希米記 3:5, 尼希米記 3:6, 尼希米記 3:6–8, 尼希米記 3:7, 尼希米記 3:8, 尼希米記 3:9–13, 尼希米記 3:11, 尼希米記 3:13, 尼希米記 3:14, 尼希米記 3:14–15, 尼希米記 3:15, 尼希米 3:16, 尼希米記 3:16–32, 尼希米記 3:24, 尼希米記 3:25–26, 尼希米記 3:28–32, 尼希米記 4:2, 尼希米記 4:4, 尼希米記 4:5, 尼希米記 4:6, 尼希米記 4:7, 尼希米記 4:9, 尼希米記 4:11, 尼希米記 4:12, 尼希米記 4:13, 尼希米記 4:14, 尼希米記 4:15, 尼希米記 4:18–19, 尼希米記 4:20, 尼希米記 4:23, 尼希米記 5:1–13, 尼希米記 5:2, 尼希米記 5:3, 尼希米記 5:4, 尼希米記 5:5, 尼希米記 5:6–7, 尼希米記 5:9, 尼希米記 5:10, 尼希米記 5:11, 尼希米記 5:12, 尼希米記 5:14, 尼希米記 5:14–19, 尼希米記 5:15, 尼希米記 5:19, 尼希米記 6:1–19, 尼希米記 6:2, 尼希米記 6:6–7, 尼希米記 6:11, 尼希米記 6:15–16, 尼希米記 7:1, 尼希米記 7:2, 尼希米記 7:3, 尼希米記 7:4–5, 尼希米記 7:6, 尼希米記 7:7, 尼希米記 7:8–38, 尼希米記 7:39–60, 尼希米記 7:60, 尼希米記 7:61–62, 尼希米記 7:65, 尼希米記 7:66, 尼希米記 7:70–72, 尼希米記 7:73, 尼希米記 7:73–10.39, 尼希米記 8:1, 尼希米記 8:2, 尼希米記 8:3, 尼希米記 8:4, 尼希米記 8:5, 尼希米記 8:6, 尼希米記 8:7–9, 尼希米記 8:9–10, 尼希米記 8:10, 尼希米記 8:15, 尼希米記 8:16, 尼希米記 8:17, 尼希米記 8:18, 尼希米記 9:2, 尼希米記 9:3, 尼希米記 9:5–6, 尼希米記 9:5–37, 尼希米記 9:7–8, 尼希米記 9:9, 尼希米記 9:10–11, 尼希米記 9:12–21, 尼希米記 9:24, 尼希米記 9:25, 尼希米記 9:26–27, 尼希米記 9:28–31, 尼希米記 9:32–37, 尼希米記 9:38, 尼希米記 9:38–10.39, 尼希米記 10:1–27, 尼希米記 10:28, 尼希米記 10:29, 尼希米記 10:30, 尼希米記 10:30–39, 尼希米記 10:31, 尼希米記 10:33, 尼希米記 10:34, 尼希米記 10:35–37, 尼希米記 10:37–39, 尼希米記 11:1–2, 尼希米記 11:1–36, 尼希米記 11:4, 尼希米記 11:16, 尼希米記 11:17, 尼希米記 11:21, 尼希米記 11:24, 尼希米記 11:30, 尼希米記 12:1–9, 尼希米記 12:1–26, 尼希米記 12:7, 尼希米記 12:8–9, 尼希米記 12:10–11, 尼希米記 12:12–21, 尼希米記 12:27–29, 尼希米記 12:27–43, 尼希米記 12:30, 尼希米記 12:31–37, 尼希米記 12:35, 尼希米記 12:38–39, 尼希米記 12:43, 尼希米記 12:44–47, 尼希米記 12:46, 尼希米記 12:47, 尼希米記 13:1–3, 尼希米記 13:4–5, 尼希米記 13:4–14, 尼希米記 13:6, 尼希米記 13:8–9, 尼希米記 13:10–12, 尼希米記 13:13, 尼希米記 13:14, 尼希米記 13:15–16, 尼希米記 13:15–31, 尼希米記 13:19, 尼希米記 13:22, 尼希米記 13:23–24, 尼希米記 13:25, 尼希米記 13:26–27, 尼希米記 13:28, 尼希米記 13:29, 尼希米記 13:30–31</w:t>
+      </w:r>
+    </w:p>
+    <w:p>
+      <w:r/>
+      <w:r>
+        <w:t xml:space="preserve"> </w:t>
+      </w:r>
+      <w:r/>
+      <w:r/>
+    </w:p>
+    <w:p>
+      <w:pPr>
+        <w:sectPr>
           <w:footnotePr>
             <w:numRestart w:val="eachSect"/>
           </w:footnotePr>

--- a/zht/docx/16.content.docx
+++ b/zht/docx/16.content.docx
@@ -163,13 +163,6 @@
         <w:rPr>
           <w:lang w:val="zh_TW" w:bidi="zh_TW"/>
         </w:rPr>
-      </w:r>
-      <w:r>
-        <w:rPr>
-          <w:i/>
-          <w:lang w:val="zh_TW" w:bidi="zh_TW"/>
-        </w:rPr>
-        <w:t>尼希米記 1:1, 尼希米記 1:1–2.20, 尼希米記 1:2, 尼希米記 1:3, 尼希米記 1:4, 尼希米記 1:5–11, 尼希米記 1:6, 尼希米記 1:8–9, 尼希米記 1:10, 尼希米記 1:11, 尼希米記 2:1, 尼希米記 2:2, 尼希米記 2:3, 尼希米記 2:4, 尼希米記 2:5, 尼希米記 2:6, 尼希米記 2:8, 尼希米記 2:9, 尼希米記 2:10, 尼希米記 2:12–15, 尼希米記 2:13, 尼希米記 2:14, 尼希米記 2:16–17, 尼希米記 2:18, 尼希米記 2:19, 尼希米記 2:20, 尼希米記 3:1, 尼希米記 3:1–5, 尼希米記 3:1–32, 尼希米記 3:3, 尼希米記 3:4, 尼希米記 3:5, 尼希米記 3:6, 尼希米記 3:6–8, 尼希米記 3:7, 尼希米記 3:8, 尼希米記 3:9–13, 尼希米記 3:11, 尼希米記 3:13, 尼希米記 3:14, 尼希米記 3:14–15, 尼希米記 3:15, 尼希米 3:16, 尼希米記 3:16–32, 尼希米記 3:24, 尼希米記 3:25–26, 尼希米記 3:28–32, 尼希米記 4:2, 尼希米記 4:4, 尼希米記 4:5, 尼希米記 4:6, 尼希米記 4:7, 尼希米記 4:9, 尼希米記 4:11, 尼希米記 4:12, 尼希米記 4:13, 尼希米記 4:14, 尼希米記 4:15, 尼希米記 4:18–19, 尼希米記 4:20, 尼希米記 4:23, 尼希米記 5:1–13, 尼希米記 5:2, 尼希米記 5:3, 尼希米記 5:4, 尼希米記 5:5, 尼希米記 5:6–7, 尼希米記 5:9, 尼希米記 5:10, 尼希米記 5:11, 尼希米記 5:12, 尼希米記 5:14, 尼希米記 5:14–19, 尼希米記 5:15, 尼希米記 5:19, 尼希米記 6:1–19, 尼希米記 6:2, 尼希米記 6:6–7, 尼希米記 6:11, 尼希米記 6:15–16, 尼希米記 7:1, 尼希米記 7:2, 尼希米記 7:3, 尼希米記 7:4–5, 尼希米記 7:6, 尼希米記 7:7, 尼希米記 7:8–38, 尼希米記 7:39–60, 尼希米記 7:60, 尼希米記 7:61–62, 尼希米記 7:65, 尼希米記 7:66, 尼希米記 7:70–72, 尼希米記 7:73, 尼希米記 7:73–10.39, 尼希米記 8:1, 尼希米記 8:2, 尼希米記 8:3, 尼希米記 8:4, 尼希米記 8:5, 尼希米記 8:6, 尼希米記 8:7–9, 尼希米記 8:9–10, 尼希米記 8:10, 尼希米記 8:15, 尼希米記 8:16, 尼希米記 8:17, 尼希米記 8:18, 尼希米記 9:2, 尼希米記 9:3, 尼希米記 9:5–6, 尼希米記 9:5–37, 尼希米記 9:7–8, 尼希米記 9:9, 尼希米記 9:10–11, 尼希米記 9:12–21, 尼希米記 9:24, 尼希米記 9:25, 尼希米記 9:26–27, 尼希米記 9:28–31, 尼希米記 9:32–37, 尼希米記 9:38, 尼希米記 9:38–10.39, 尼希米記 10:1–27, 尼希米記 10:28, 尼希米記 10:29, 尼希米記 10:30, 尼希米記 10:30–39, 尼希米記 10:31, 尼希米記 10:33, 尼希米記 10:34, 尼希米記 10:35–37, 尼希米記 10:37–39, 尼希米記 11:1–2, 尼希米記 11:1–36, 尼希米記 11:4, 尼希米記 11:16, 尼希米記 11:17, 尼希米記 11:21, 尼希米記 11:24, 尼希米記 11:30, 尼希米記 12:1–9, 尼希米記 12:1–26, 尼希米記 12:7, 尼希米記 12:8–9, 尼希米記 12:10–11, 尼希米記 12:12–21, 尼希米記 12:27–29, 尼希米記 12:27–43, 尼希米記 12:30, 尼希米記 12:31–37, 尼希米記 12:35, 尼希米記 12:38–39, 尼希米記 12:43, 尼希米記 12:44–47, 尼希米記 12:46, 尼希米記 12:47, 尼希米記 13:1–3, 尼希米記 13:4–5, 尼希米記 13:4–14, 尼希米記 13:6, 尼希米記 13:8–9, 尼希米記 13:10–12, 尼希米記 13:13, 尼希米記 13:14, 尼希米記 13:15–16, 尼希米記 13:15–31, 尼希米記 13:19, 尼希米記 13:22, 尼希米記 13:23–24, 尼希米記 13:25, 尼希米記 13:26–27, 尼希米記 13:28, 尼希米記 13:29, 尼希米記 13:30–31</w:t>
       </w:r>
       <w:r>
         <w:rPr>

--- a/zht/docx/16.content.docx
+++ b/zht/docx/16.content.docx
@@ -150,19 +150,6 @@
           <w:lang w:val="zh_TW" w:bidi="zh_TW"/>
         </w:rPr>
         <w:t>NEH</w:t>
-      </w:r>
-      <w:r>
-        <w:rPr>
-          <w:lang w:val="zh_TW" w:bidi="zh_TW"/>
-        </w:rPr>
-      </w:r>
-    </w:p>
-    <w:p>
-      <w:pPr/>
-      <w:r>
-        <w:rPr>
-          <w:lang w:val="zh_TW" w:bidi="zh_TW"/>
-        </w:rPr>
       </w:r>
       <w:r>
         <w:rPr>

--- a/zht/docx/16.content.docx
+++ b/zht/docx/16.content.docx
@@ -19,7 +19,7 @@
         <w:rPr>
           <w:lang w:val="zh_TW" w:bidi="zh_TW"/>
         </w:rPr>
-        <w:t>Resource: 研讀筆記 (Tyndale)</w:t>
+        <w:t>Resource: Tyndale Open Study Notes</w:t>
       </w:r>
       <w:r>
         <w:rPr>
@@ -112,7 +112,7 @@
         <w:rPr>
           <w:lang w:val="zh_TW" w:bidi="zh_TW"/>
         </w:rPr>
-        <w:t>研讀筆記 (Tyndale)</w:t>
+        <w:t>Tyndale Open Study Notes</w:t>
       </w:r>
     </w:p>
     <w:p>

--- a/zht/docx/16.content.docx
+++ b/zht/docx/16.content.docx
@@ -19,7 +19,7 @@
         <w:rPr>
           <w:lang w:val="zh_TW" w:bidi="zh_TW"/>
         </w:rPr>
-        <w:t>Resource: Tyndale Open Study Notes</w:t>
+        <w:t>Resource: Aquifer Open Study Notes</w:t>
       </w:r>
       <w:r>
         <w:rPr>
@@ -112,7 +112,7 @@
         <w:rPr>
           <w:lang w:val="zh_TW" w:bidi="zh_TW"/>
         </w:rPr>
-        <w:t>Tyndale Open Study Notes</w:t>
+        <w:t>Aquifer Open Study Notes</w:t>
       </w:r>
     </w:p>
     <w:p>

--- a/zht/docx/16.content.docx
+++ b/zht/docx/16.content.docx
@@ -303,36 +303,24 @@
         </w:rPr>
         <w:t>當尼希米聽到耶路撒冷遭破壞的景況，他祈求神施恩 （</w:t>
       </w:r>
-      <w:hyperlink r:id="rId13">
-        <w:r>
-          <w:rPr>
-            <w:lang w:val="zh_TW" w:bidi="zh_TW"/>
-          </w:rPr>
-          <w:rPr>
-            <w:color w:val="0000EE"/>
-            <w:u w:val="single"/>
-          </w:rPr>
-          <w:t>1:1–11</w:t>
-        </w:r>
-      </w:hyperlink>
+      <w:r>
+        <w:rPr>
+          <w:lang w:val="zh_TW" w:bidi="zh_TW"/>
+        </w:rPr>
+        <w:t>1:1–11</w:t>
+      </w:r>
       <w:r>
         <w:rPr>
           <w:lang w:val="zh_TW" w:bidi="zh_TW"/>
         </w:rPr>
         <w:t>），並向王請求差遣他前往耶路撒冷 （</w:t>
       </w:r>
-      <w:hyperlink r:id="rId14">
-        <w:r>
-          <w:rPr>
-            <w:lang w:val="zh_TW" w:bidi="zh_TW"/>
-          </w:rPr>
-          <w:rPr>
-            <w:color w:val="0000EE"/>
-            <w:u w:val="single"/>
-          </w:rPr>
-          <w:t>2:1–8</w:t>
-        </w:r>
-      </w:hyperlink>
+      <w:r>
+        <w:rPr>
+          <w:lang w:val="zh_TW" w:bidi="zh_TW"/>
+        </w:rPr>
+        <w:t>2:1–8</w:t>
+      </w:r>
       <w:r>
         <w:rPr>
           <w:lang w:val="zh_TW" w:bidi="zh_TW"/>
@@ -351,18 +339,12 @@
         </w:rPr>
         <w:t>（</w:t>
       </w:r>
-      <w:hyperlink r:id="rId15">
-        <w:r>
-          <w:rPr>
-            <w:lang w:val="zh_TW" w:bidi="zh_TW"/>
-          </w:rPr>
-          <w:rPr>
-            <w:color w:val="0000EE"/>
-            <w:u w:val="single"/>
-          </w:rPr>
-          <w:t>2:11–20</w:t>
-        </w:r>
-      </w:hyperlink>
+      <w:r>
+        <w:rPr>
+          <w:lang w:val="zh_TW" w:bidi="zh_TW"/>
+        </w:rPr>
+        <w:t>2:11–20</w:t>
+      </w:r>
       <w:r>
         <w:rPr>
           <w:lang w:val="zh_TW" w:bidi="zh_TW"/>
@@ -421,18 +403,12 @@
         </w:rPr>
         <w:t>哈拿尼可能是尼希米的親兄弟；這個詞在希伯來語中也可以意味著「同胞」（例如，</w:t>
       </w:r>
-      <w:hyperlink r:id="rId16">
-        <w:r>
-          <w:rPr>
-            <w:lang w:val="zh_TW" w:bidi="zh_TW"/>
-          </w:rPr>
-          <w:rPr>
-            <w:color w:val="0000EE"/>
-            <w:u w:val="single"/>
-          </w:rPr>
-          <w:t>申1:16</w:t>
-        </w:r>
-      </w:hyperlink>
+      <w:r>
+        <w:rPr>
+          <w:lang w:val="zh_TW" w:bidi="zh_TW"/>
+        </w:rPr>
+        <w:t>申1:16</w:t>
+      </w:r>
       <w:r>
         <w:rPr>
           <w:lang w:val="zh_TW" w:bidi="zh_TW"/>
@@ -517,36 +493,24 @@
         </w:rPr>
         <w:t>的猶大人：見</w:t>
       </w:r>
-      <w:hyperlink r:id="rId17">
-        <w:r>
-          <w:rPr>
-            <w:lang w:val="zh_TW" w:bidi="zh_TW"/>
-          </w:rPr>
-          <w:rPr>
-            <w:color w:val="0000EE"/>
-            <w:u w:val="single"/>
-          </w:rPr>
-          <w:t>以斯拉記二章64至65節</w:t>
-        </w:r>
-      </w:hyperlink>
+      <w:r>
+        <w:rPr>
+          <w:lang w:val="zh_TW" w:bidi="zh_TW"/>
+        </w:rPr>
+        <w:t>以斯拉記二章64至65節</w:t>
+      </w:r>
       <w:r>
         <w:rPr>
           <w:lang w:val="zh_TW" w:bidi="zh_TW"/>
         </w:rPr>
         <w:t>，</w:t>
       </w:r>
-      <w:hyperlink r:id="rId18">
-        <w:r>
-          <w:rPr>
-            <w:lang w:val="zh_TW" w:bidi="zh_TW"/>
-          </w:rPr>
-          <w:rPr>
-            <w:color w:val="0000EE"/>
-            <w:u w:val="single"/>
-          </w:rPr>
-          <w:t>八章1至14節</w:t>
-        </w:r>
-      </w:hyperlink>
+      <w:r>
+        <w:rPr>
+          <w:lang w:val="zh_TW" w:bidi="zh_TW"/>
+        </w:rPr>
+        <w:t>八章1至14節</w:t>
+      </w:r>
       <w:r>
         <w:rPr>
           <w:lang w:val="zh_TW" w:bidi="zh_TW"/>
@@ -605,18 +569,12 @@
         </w:rPr>
         <w:t>耶路撒冷的城牆拆毀：這可能是指耶路撒冷最近遭遇的挫敗（見</w:t>
       </w:r>
-      <w:hyperlink r:id="rId19">
-        <w:r>
-          <w:rPr>
-            <w:lang w:val="zh_TW" w:bidi="zh_TW"/>
-          </w:rPr>
-          <w:rPr>
-            <w:color w:val="0000EE"/>
-            <w:u w:val="single"/>
-          </w:rPr>
-          <w:t>拉4:6–23</w:t>
-        </w:r>
-      </w:hyperlink>
+      <w:r>
+        <w:rPr>
+          <w:lang w:val="zh_TW" w:bidi="zh_TW"/>
+        </w:rPr>
+        <w:t>拉4:6–23</w:t>
+      </w:r>
       <w:r>
         <w:rPr>
           <w:lang w:val="zh_TW" w:bidi="zh_TW"/>
@@ -641,36 +599,24 @@
         </w:rPr>
         <w:t>受凌辱：外國人可能會對被毀的城市幸災樂禍，以此證明以色列的神太軟弱，無法保護它（參</w:t>
       </w:r>
-      <w:hyperlink r:id="rId20">
-        <w:r>
-          <w:rPr>
-            <w:lang w:val="zh_TW" w:bidi="zh_TW"/>
-          </w:rPr>
-          <w:rPr>
-            <w:color w:val="0000EE"/>
-            <w:u w:val="single"/>
-          </w:rPr>
-          <w:t>珥2:17</w:t>
-        </w:r>
-      </w:hyperlink>
+      <w:r>
+        <w:rPr>
+          <w:lang w:val="zh_TW" w:bidi="zh_TW"/>
+        </w:rPr>
+        <w:t>珥2:17</w:t>
+      </w:r>
       <w:r>
         <w:rPr>
           <w:lang w:val="zh_TW" w:bidi="zh_TW"/>
         </w:rPr>
         <w:t>；</w:t>
       </w:r>
-      <w:hyperlink r:id="rId21">
-        <w:r>
-          <w:rPr>
-            <w:lang w:val="zh_TW" w:bidi="zh_TW"/>
-          </w:rPr>
-          <w:rPr>
-            <w:color w:val="0000EE"/>
-            <w:u w:val="single"/>
-          </w:rPr>
-          <w:t>彌7:8–10</w:t>
-        </w:r>
-      </w:hyperlink>
+      <w:r>
+        <w:rPr>
+          <w:lang w:val="zh_TW" w:bidi="zh_TW"/>
+        </w:rPr>
+        <w:t>彌7:8–10</w:t>
+      </w:r>
       <w:r>
         <w:rPr>
           <w:lang w:val="zh_TW" w:bidi="zh_TW"/>
@@ -725,36 +671,24 @@
         </w:rPr>
         <w:t>尼希米懇切地哀哭、禁食，並禱告了約四個月（參</w:t>
       </w:r>
-      <w:hyperlink r:id="rId22">
-        <w:r>
-          <w:rPr>
-            <w:lang w:val="zh_TW" w:bidi="zh_TW"/>
-          </w:rPr>
-          <w:rPr>
-            <w:color w:val="0000EE"/>
-            <w:u w:val="single"/>
-          </w:rPr>
-          <w:t>1:1</w:t>
-        </w:r>
-      </w:hyperlink>
+      <w:r>
+        <w:rPr>
+          <w:lang w:val="zh_TW" w:bidi="zh_TW"/>
+        </w:rPr>
+        <w:t>1:1</w:t>
+      </w:r>
       <w:r>
         <w:rPr>
           <w:lang w:val="zh_TW" w:bidi="zh_TW"/>
         </w:rPr>
         <w:t>，</w:t>
       </w:r>
-      <w:hyperlink r:id="rId23">
-        <w:r>
-          <w:rPr>
-            <w:lang w:val="zh_TW" w:bidi="zh_TW"/>
-          </w:rPr>
-          <w:rPr>
-            <w:color w:val="0000EE"/>
-            <w:u w:val="single"/>
-          </w:rPr>
-          <w:t>2:1</w:t>
-        </w:r>
-      </w:hyperlink>
+      <w:r>
+        <w:rPr>
+          <w:lang w:val="zh_TW" w:bidi="zh_TW"/>
+        </w:rPr>
+        <w:t>2:1</w:t>
+      </w:r>
       <w:r>
         <w:rPr>
           <w:lang w:val="zh_TW" w:bidi="zh_TW"/>
@@ -809,72 +743,48 @@
         </w:rPr>
         <w:t>尼希米的禱告包括讚美（</w:t>
       </w:r>
-      <w:hyperlink r:id="rId24">
-        <w:r>
-          <w:rPr>
-            <w:lang w:val="zh_TW" w:bidi="zh_TW"/>
-          </w:rPr>
-          <w:rPr>
-            <w:color w:val="0000EE"/>
-            <w:u w:val="single"/>
-          </w:rPr>
-          <w:t>1:5</w:t>
-        </w:r>
-      </w:hyperlink>
+      <w:r>
+        <w:rPr>
+          <w:lang w:val="zh_TW" w:bidi="zh_TW"/>
+        </w:rPr>
+        <w:t>1:5</w:t>
+      </w:r>
       <w:r>
         <w:rPr>
           <w:lang w:val="zh_TW" w:bidi="zh_TW"/>
         </w:rPr>
         <w:t>）、認罪（</w:t>
       </w:r>
-      <w:hyperlink r:id="rId25">
-        <w:r>
-          <w:rPr>
-            <w:lang w:val="zh_TW" w:bidi="zh_TW"/>
-          </w:rPr>
-          <w:rPr>
-            <w:color w:val="0000EE"/>
-            <w:u w:val="single"/>
-          </w:rPr>
-          <w:t>1:6–7</w:t>
-        </w:r>
-      </w:hyperlink>
+      <w:r>
+        <w:rPr>
+          <w:lang w:val="zh_TW" w:bidi="zh_TW"/>
+        </w:rPr>
+        <w:t>1:6–7</w:t>
+      </w:r>
       <w:r>
         <w:rPr>
           <w:lang w:val="zh_TW" w:bidi="zh_TW"/>
         </w:rPr>
         <w:t>）、記念神的應許（</w:t>
       </w:r>
-      <w:hyperlink r:id="rId26">
-        <w:r>
-          <w:rPr>
-            <w:lang w:val="zh_TW" w:bidi="zh_TW"/>
-          </w:rPr>
-          <w:rPr>
-            <w:color w:val="0000EE"/>
-            <w:u w:val="single"/>
-          </w:rPr>
-          <w:t>1:8–9</w:t>
-        </w:r>
-      </w:hyperlink>
+      <w:r>
+        <w:rPr>
+          <w:lang w:val="zh_TW" w:bidi="zh_TW"/>
+        </w:rPr>
+        <w:t>1:8–9</w:t>
+      </w:r>
       <w:r>
         <w:rPr>
           <w:lang w:val="zh_TW" w:bidi="zh_TW"/>
         </w:rPr>
         <w:t>）以及祈求（</w:t>
       </w:r>
-      <w:hyperlink r:id="rId27">
-        <w:r>
-          <w:rPr>
-            <w:lang w:val="zh_TW" w:bidi="zh_TW"/>
-          </w:rPr>
-          <w:rPr>
-            <w:color w:val="0000EE"/>
-            <w:u w:val="single"/>
-          </w:rPr>
-          <w:t>1:10–11</w:t>
-        </w:r>
-      </w:hyperlink>
+      <w:r>
+        <w:rPr>
+          <w:lang w:val="zh_TW" w:bidi="zh_TW"/>
+        </w:rPr>
+        <w:t>1:10–11</w:t>
+      </w:r>
       <w:r>
         <w:rPr>
           <w:lang w:val="zh_TW" w:bidi="zh_TW"/>
@@ -929,36 +839,24 @@
         </w:rPr>
         <w:t>承認我們以色列人向你所犯的罪：就如以斯拉（</w:t>
       </w:r>
-      <w:hyperlink r:id="rId28">
-        <w:r>
-          <w:rPr>
-            <w:lang w:val="zh_TW" w:bidi="zh_TW"/>
-          </w:rPr>
-          <w:rPr>
-            <w:color w:val="0000EE"/>
-            <w:u w:val="single"/>
-          </w:rPr>
-          <w:t>拉9:5–15</w:t>
-        </w:r>
-      </w:hyperlink>
+      <w:r>
+        <w:rPr>
+          <w:lang w:val="zh_TW" w:bidi="zh_TW"/>
+        </w:rPr>
+        <w:t>拉9:5–15</w:t>
+      </w:r>
       <w:r>
         <w:rPr>
           <w:lang w:val="zh_TW" w:bidi="zh_TW"/>
         </w:rPr>
         <w:t>）和但以理（</w:t>
       </w:r>
-      <w:hyperlink r:id="rId29">
-        <w:r>
-          <w:rPr>
-            <w:lang w:val="zh_TW" w:bidi="zh_TW"/>
-          </w:rPr>
-          <w:rPr>
-            <w:color w:val="0000EE"/>
-            <w:u w:val="single"/>
-          </w:rPr>
-          <w:t>但9:4–19</w:t>
-        </w:r>
-      </w:hyperlink>
+      <w:r>
+        <w:rPr>
+          <w:lang w:val="zh_TW" w:bidi="zh_TW"/>
+        </w:rPr>
+        <w:t>但9:4–19</w:t>
+      </w:r>
       <w:r>
         <w:rPr>
           <w:lang w:val="zh_TW" w:bidi="zh_TW"/>
@@ -1029,36 +927,24 @@
         </w:rPr>
         <w:t>尼希米回想起神對罪的詛咒，以及祂關於復興的應許（</w:t>
       </w:r>
-      <w:hyperlink r:id="rId30">
-        <w:r>
-          <w:rPr>
-            <w:lang w:val="zh_TW" w:bidi="zh_TW"/>
-          </w:rPr>
-          <w:rPr>
-            <w:color w:val="0000EE"/>
-            <w:u w:val="single"/>
-          </w:rPr>
-          <w:t>申4:25–31</w:t>
-        </w:r>
-      </w:hyperlink>
+      <w:r>
+        <w:rPr>
+          <w:lang w:val="zh_TW" w:bidi="zh_TW"/>
+        </w:rPr>
+        <w:t>申4:25–31</w:t>
+      </w:r>
       <w:r>
         <w:rPr>
           <w:lang w:val="zh_TW" w:bidi="zh_TW"/>
         </w:rPr>
         <w:t>，</w:t>
       </w:r>
-      <w:hyperlink r:id="rId31">
-        <w:r>
-          <w:rPr>
-            <w:lang w:val="zh_TW" w:bidi="zh_TW"/>
-          </w:rPr>
-          <w:rPr>
-            <w:color w:val="0000EE"/>
-            <w:u w:val="single"/>
-          </w:rPr>
-          <w:t>30:1–5</w:t>
-        </w:r>
-      </w:hyperlink>
+      <w:r>
+        <w:rPr>
+          <w:lang w:val="zh_TW" w:bidi="zh_TW"/>
+        </w:rPr>
+        <w:t>30:1–5</w:t>
+      </w:r>
       <w:r>
         <w:rPr>
           <w:lang w:val="zh_TW" w:bidi="zh_TW"/>
@@ -1143,18 +1029,12 @@
         </w:rPr>
         <w:t>尼希米提到神與以色列人長久以來的立約關係：祂曾在出埃及時拯救了他們（</w:t>
       </w:r>
-      <w:hyperlink r:id="rId32">
-        <w:r>
-          <w:rPr>
-            <w:lang w:val="zh_TW" w:bidi="zh_TW"/>
-          </w:rPr>
-          <w:rPr>
-            <w:color w:val="0000EE"/>
-            <w:u w:val="single"/>
-          </w:rPr>
-          <w:t>申9:29</w:t>
-        </w:r>
-      </w:hyperlink>
+      <w:r>
+        <w:rPr>
+          <w:lang w:val="zh_TW" w:bidi="zh_TW"/>
+        </w:rPr>
+        <w:t>申9:29</w:t>
+      </w:r>
       <w:r>
         <w:rPr>
           <w:lang w:val="zh_TW" w:bidi="zh_TW"/>
@@ -1339,18 +1219,12 @@
         </w:rPr>
         <w:t>尼希米感到恐懼，因為他表露了自己的悲傷，而且他不知道如果他告訴王他悲傷的原因，王會如何反應（亞達薛西王之前曾下令不得重建耶路撒冷，</w:t>
       </w:r>
-      <w:hyperlink r:id="rId33">
-        <w:r>
-          <w:rPr>
-            <w:lang w:val="zh_TW" w:bidi="zh_TW"/>
-          </w:rPr>
-          <w:rPr>
-            <w:color w:val="0000EE"/>
-            <w:u w:val="single"/>
-          </w:rPr>
-          <w:t>拉4:21–22</w:t>
-        </w:r>
-      </w:hyperlink>
+      <w:r>
+        <w:rPr>
+          <w:lang w:val="zh_TW" w:bidi="zh_TW"/>
+        </w:rPr>
+        <w:t>拉4:21–22</w:t>
+      </w:r>
       <w:r>
         <w:rPr>
           <w:lang w:val="zh_TW" w:bidi="zh_TW"/>
@@ -1405,18 +1279,12 @@
         </w:rPr>
         <w:t>尼希米以習慣性的「願王萬歲」表達了他的忠誠（參</w:t>
       </w:r>
-      <w:hyperlink r:id="rId34">
-        <w:r>
-          <w:rPr>
-            <w:lang w:val="zh_TW" w:bidi="zh_TW"/>
-          </w:rPr>
-          <w:rPr>
-            <w:color w:val="0000EE"/>
-            <w:u w:val="single"/>
-          </w:rPr>
-          <w:t>但2:4</w:t>
-        </w:r>
-      </w:hyperlink>
+      <w:r>
+        <w:rPr>
+          <w:lang w:val="zh_TW" w:bidi="zh_TW"/>
+        </w:rPr>
+        <w:t>但2:4</w:t>
+      </w:r>
       <w:r>
         <w:rPr>
           <w:lang w:val="zh_TW" w:bidi="zh_TW"/>
@@ -1544,18 +1412,12 @@
         </w:rPr>
         <w:t>那城去，我好重新建造：在耶路撒冷曾反抗波斯的歷史背景下（</w:t>
       </w:r>
-      <w:hyperlink r:id="rId35">
-        <w:r>
-          <w:rPr>
-            <w:lang w:val="zh_TW" w:bidi="zh_TW"/>
-          </w:rPr>
-          <w:rPr>
-            <w:color w:val="0000EE"/>
-            <w:u w:val="single"/>
-          </w:rPr>
-          <w:t>拉4:17–23</w:t>
-        </w:r>
-      </w:hyperlink>
+      <w:r>
+        <w:rPr>
+          <w:lang w:val="zh_TW" w:bidi="zh_TW"/>
+        </w:rPr>
+        <w:t>拉4:17–23</w:t>
+      </w:r>
       <w:r>
         <w:rPr>
           <w:lang w:val="zh_TW" w:bidi="zh_TW"/>
@@ -1610,18 +1472,12 @@
         </w:rPr>
         <w:t>你去要多少日子？（見</w:t>
       </w:r>
-      <w:hyperlink r:id="rId36">
-        <w:r>
-          <w:rPr>
-            <w:lang w:val="zh_TW" w:bidi="zh_TW"/>
-          </w:rPr>
-          <w:rPr>
-            <w:color w:val="0000EE"/>
-            <w:u w:val="single"/>
-          </w:rPr>
-          <w:t>5:14</w:t>
-        </w:r>
-      </w:hyperlink>
+      <w:r>
+        <w:rPr>
+          <w:lang w:val="zh_TW" w:bidi="zh_TW"/>
+        </w:rPr>
+        <w:t>5:14</w:t>
+      </w:r>
       <w:r>
         <w:rPr>
           <w:lang w:val="zh_TW" w:bidi="zh_TW"/>
@@ -1752,18 +1608,12 @@
         </w:rPr>
         <w:t>因為尼希米是一位政府官員，所以他前往耶路撒冷時有軍長和馬兵的武裝護送（參</w:t>
       </w:r>
-      <w:hyperlink r:id="rId37">
-        <w:r>
-          <w:rPr>
-            <w:lang w:val="zh_TW" w:bidi="zh_TW"/>
-          </w:rPr>
-          <w:rPr>
-            <w:color w:val="0000EE"/>
-            <w:u w:val="single"/>
-          </w:rPr>
-          <w:t>拉8:22</w:t>
-        </w:r>
-      </w:hyperlink>
+      <w:r>
+        <w:rPr>
+          <w:lang w:val="zh_TW" w:bidi="zh_TW"/>
+        </w:rPr>
+        <w:t>拉8:22</w:t>
+      </w:r>
       <w:r>
         <w:rPr>
           <w:lang w:val="zh_TW" w:bidi="zh_TW"/>
@@ -1858,36 +1708,24 @@
         </w:rPr>
         <w:t>和倫人：他可能來自上或下和倫（伯‧和崙，</w:t>
       </w:r>
-      <w:hyperlink r:id="rId38">
-        <w:r>
-          <w:rPr>
-            <w:lang w:val="zh_TW" w:bidi="zh_TW"/>
-          </w:rPr>
-          <w:rPr>
-            <w:color w:val="0000EE"/>
-            <w:u w:val="single"/>
-          </w:rPr>
-          <w:t>書16:3</w:t>
-        </w:r>
-      </w:hyperlink>
+      <w:r>
+        <w:rPr>
+          <w:lang w:val="zh_TW" w:bidi="zh_TW"/>
+        </w:rPr>
+        <w:t>書16:3</w:t>
+      </w:r>
       <w:r>
         <w:rPr>
           <w:lang w:val="zh_TW" w:bidi="zh_TW"/>
         </w:rPr>
         <w:t>），大約位於耶路撒冷西北約12英里（19公里）。參巴拉的名字可能表明他是由撒珥根二世（Sargon II）在撒馬利亞淪陷後引入的亞述人後裔（</w:t>
       </w:r>
-      <w:hyperlink r:id="rId39">
-        <w:r>
-          <w:rPr>
-            <w:lang w:val="zh_TW" w:bidi="zh_TW"/>
-          </w:rPr>
-          <w:rPr>
-            <w:color w:val="0000EE"/>
-            <w:u w:val="single"/>
-          </w:rPr>
-          <w:t>王下17:24</w:t>
-        </w:r>
-      </w:hyperlink>
+      <w:r>
+        <w:rPr>
+          <w:lang w:val="zh_TW" w:bidi="zh_TW"/>
+        </w:rPr>
+        <w:t>王下17:24</w:t>
+      </w:r>
       <w:r>
         <w:rPr>
           <w:lang w:val="zh_TW" w:bidi="zh_TW"/>
@@ -2036,36 +1874,24 @@
         </w:rPr>
         <w:t>糞廠門（在</w:t>
       </w:r>
-      <w:hyperlink r:id="rId40">
-        <w:r>
-          <w:rPr>
-            <w:lang w:val="zh_TW" w:bidi="zh_TW"/>
-          </w:rPr>
-          <w:rPr>
-            <w:color w:val="0000EE"/>
-            <w:u w:val="single"/>
-          </w:rPr>
-          <w:t>耶19:2</w:t>
-        </w:r>
-      </w:hyperlink>
+      <w:r>
+        <w:rPr>
+          <w:lang w:val="zh_TW" w:bidi="zh_TW"/>
+        </w:rPr>
+        <w:t>耶19:2</w:t>
+      </w:r>
       <w:r>
         <w:rPr>
           <w:lang w:val="zh_TW" w:bidi="zh_TW"/>
         </w:rPr>
         <w:t>中稱為「哈珥西的門口」）位於西牆的南端（見</w:t>
       </w:r>
-      <w:hyperlink r:id="rId41">
-        <w:r>
-          <w:rPr>
-            <w:lang w:val="zh_TW" w:bidi="zh_TW"/>
-          </w:rPr>
-          <w:rPr>
-            <w:color w:val="0000EE"/>
-            <w:u w:val="single"/>
-          </w:rPr>
-          <w:t>尼3:13</w:t>
-        </w:r>
-      </w:hyperlink>
+      <w:r>
+        <w:rPr>
+          <w:lang w:val="zh_TW" w:bidi="zh_TW"/>
+        </w:rPr>
+        <w:t>尼3:13</w:t>
+      </w:r>
       <w:r>
         <w:rPr>
           <w:lang w:val="zh_TW" w:bidi="zh_TW"/>
@@ -2120,18 +1946,12 @@
         </w:rPr>
         <w:t>王池可能是西羅亞池或城東南面的另一個池；這兩者都是由基訓泉（Gihon Spring）的溢流形成的（見</w:t>
       </w:r>
-      <w:hyperlink r:id="rId42">
-        <w:r>
-          <w:rPr>
-            <w:lang w:val="zh_TW" w:bidi="zh_TW"/>
-          </w:rPr>
-          <w:rPr>
-            <w:color w:val="0000EE"/>
-            <w:u w:val="single"/>
-          </w:rPr>
-          <w:t>王下20:20</w:t>
-        </w:r>
-      </w:hyperlink>
+      <w:r>
+        <w:rPr>
+          <w:lang w:val="zh_TW" w:bidi="zh_TW"/>
+        </w:rPr>
+        <w:t>王下20:20</w:t>
+      </w:r>
       <w:r>
         <w:rPr>
           <w:lang w:val="zh_TW" w:bidi="zh_TW"/>
@@ -2232,18 +2052,12 @@
         </w:rPr>
         <w:t>；此刻的耶路撒冷看起來確實不像是「大君王的城」（</w:t>
       </w:r>
-      <w:hyperlink r:id="rId43">
-        <w:r>
-          <w:rPr>
-            <w:lang w:val="zh_TW" w:bidi="zh_TW"/>
-          </w:rPr>
-          <w:rPr>
-            <w:color w:val="0000EE"/>
-            <w:u w:val="single"/>
-          </w:rPr>
-          <w:t>詩48:2</w:t>
-        </w:r>
-      </w:hyperlink>
+      <w:r>
+        <w:rPr>
+          <w:lang w:val="zh_TW" w:bidi="zh_TW"/>
+        </w:rPr>
+        <w:t>詩48:2</w:t>
+      </w:r>
       <w:r>
         <w:rPr>
           <w:lang w:val="zh_TW" w:bidi="zh_TW"/>
@@ -2298,18 +2112,12 @@
         </w:rPr>
         <w:t>神明顯介入的證明（</w:t>
       </w:r>
-      <w:hyperlink r:id="rId44">
-        <w:r>
-          <w:rPr>
-            <w:lang w:val="zh_TW" w:bidi="zh_TW"/>
-          </w:rPr>
-          <w:rPr>
-            <w:color w:val="0000EE"/>
-            <w:u w:val="single"/>
-          </w:rPr>
-          <w:t>2:8</w:t>
-        </w:r>
-      </w:hyperlink>
+      <w:r>
+        <w:rPr>
+          <w:lang w:val="zh_TW" w:bidi="zh_TW"/>
+        </w:rPr>
+        <w:t>2:8</w:t>
+      </w:r>
       <w:r>
         <w:rPr>
           <w:lang w:val="zh_TW" w:bidi="zh_TW"/>
@@ -2398,18 +2206,12 @@
         </w:rPr>
         <w:t>「要背叛王嗎？」這項嚴重的指控可能會招致死亡（另見</w:t>
       </w:r>
-      <w:hyperlink r:id="rId19">
-        <w:r>
-          <w:rPr>
-            <w:lang w:val="zh_TW" w:bidi="zh_TW"/>
-          </w:rPr>
-          <w:rPr>
-            <w:color w:val="0000EE"/>
-            <w:u w:val="single"/>
-          </w:rPr>
-          <w:t>拉4:6–23</w:t>
-        </w:r>
-      </w:hyperlink>
+      <w:r>
+        <w:rPr>
+          <w:lang w:val="zh_TW" w:bidi="zh_TW"/>
+        </w:rPr>
+        <w:t>拉4:6–23</w:t>
+      </w:r>
       <w:r>
         <w:rPr>
           <w:lang w:val="zh_TW" w:bidi="zh_TW"/>
@@ -2516,18 +2318,12 @@
         </w:rPr>
         <w:t>大祭司以利亞實是耶書亞的孫子 （</w:t>
       </w:r>
-      <w:hyperlink r:id="rId45">
-        <w:r>
-          <w:rPr>
-            <w:lang w:val="zh_TW" w:bidi="zh_TW"/>
-          </w:rPr>
-          <w:rPr>
-            <w:color w:val="0000EE"/>
-            <w:u w:val="single"/>
-          </w:rPr>
-          <w:t>12:10</w:t>
-        </w:r>
-      </w:hyperlink>
+      <w:r>
+        <w:rPr>
+          <w:lang w:val="zh_TW" w:bidi="zh_TW"/>
+        </w:rPr>
+        <w:t>12:10</w:t>
+      </w:r>
       <w:r>
         <w:rPr>
           <w:lang w:val="zh_TW" w:bidi="zh_TW"/>
@@ -2570,54 +2366,36 @@
         </w:rPr>
         <w:t>哈米亞樓和哈楠業樓是北牆上的兩座主要軍事塔樓 （</w:t>
       </w:r>
-      <w:hyperlink r:id="rId46">
-        <w:r>
-          <w:rPr>
-            <w:lang w:val="zh_TW" w:bidi="zh_TW"/>
-          </w:rPr>
-          <w:rPr>
-            <w:color w:val="0000EE"/>
-            <w:u w:val="single"/>
-          </w:rPr>
-          <w:t>12:39</w:t>
-        </w:r>
-      </w:hyperlink>
+      <w:r>
+        <w:rPr>
+          <w:lang w:val="zh_TW" w:bidi="zh_TW"/>
+        </w:rPr>
+        <w:t>12:39</w:t>
+      </w:r>
       <w:r>
         <w:rPr>
           <w:lang w:val="zh_TW" w:bidi="zh_TW"/>
         </w:rPr>
         <w:t>；</w:t>
       </w:r>
-      <w:hyperlink r:id="rId47">
-        <w:r>
-          <w:rPr>
-            <w:lang w:val="zh_TW" w:bidi="zh_TW"/>
-          </w:rPr>
-          <w:rPr>
-            <w:color w:val="0000EE"/>
-            <w:u w:val="single"/>
-          </w:rPr>
-          <w:t>耶31:38</w:t>
-        </w:r>
-      </w:hyperlink>
+      <w:r>
+        <w:rPr>
+          <w:lang w:val="zh_TW" w:bidi="zh_TW"/>
+        </w:rPr>
+        <w:t>耶31:38</w:t>
+      </w:r>
       <w:r>
         <w:rPr>
           <w:lang w:val="zh_TW" w:bidi="zh_TW"/>
         </w:rPr>
         <w:t>；</w:t>
       </w:r>
-      <w:hyperlink r:id="rId48">
-        <w:r>
-          <w:rPr>
-            <w:lang w:val="zh_TW" w:bidi="zh_TW"/>
-          </w:rPr>
-          <w:rPr>
-            <w:color w:val="0000EE"/>
-            <w:u w:val="single"/>
-          </w:rPr>
-          <w:t>亞14:10</w:t>
-        </w:r>
-      </w:hyperlink>
+      <w:r>
+        <w:rPr>
+          <w:lang w:val="zh_TW" w:bidi="zh_TW"/>
+        </w:rPr>
+        <w:t>亞14:10</w:t>
+      </w:r>
       <w:r>
         <w:rPr>
           <w:lang w:val="zh_TW" w:bidi="zh_TW"/>
@@ -2820,18 +2598,12 @@
         </w:rPr>
         <w:t>米利末：見</w:t>
       </w:r>
-      <w:hyperlink r:id="rId49">
-        <w:r>
-          <w:rPr>
-            <w:lang w:val="zh_TW" w:bidi="zh_TW"/>
-          </w:rPr>
-          <w:rPr>
-            <w:color w:val="0000EE"/>
-            <w:u w:val="single"/>
-          </w:rPr>
-          <w:t>以斯拉記八章33節</w:t>
-        </w:r>
-      </w:hyperlink>
+      <w:r>
+        <w:rPr>
+          <w:lang w:val="zh_TW" w:bidi="zh_TW"/>
+        </w:rPr>
+        <w:t>以斯拉記八章33節</w:t>
+      </w:r>
       <w:r>
         <w:rPr>
           <w:lang w:val="zh_TW" w:bidi="zh_TW"/>
@@ -2856,36 +2628,24 @@
         </w:rPr>
         <w:t>米書蘭將他的女兒嫁給了多比雅的兒子（</w:t>
       </w:r>
-      <w:hyperlink r:id="rId50">
-        <w:r>
-          <w:rPr>
-            <w:lang w:val="zh_TW" w:bidi="zh_TW"/>
-          </w:rPr>
-          <w:rPr>
-            <w:color w:val="0000EE"/>
-            <w:u w:val="single"/>
-          </w:rPr>
-          <w:t>尼6:18</w:t>
-        </w:r>
-      </w:hyperlink>
+      <w:r>
+        <w:rPr>
+          <w:lang w:val="zh_TW" w:bidi="zh_TW"/>
+        </w:rPr>
+        <w:t>尼6:18</w:t>
+      </w:r>
       <w:r>
         <w:rPr>
           <w:lang w:val="zh_TW" w:bidi="zh_TW"/>
         </w:rPr>
         <w:t>；另見</w:t>
       </w:r>
-      <w:hyperlink r:id="rId51">
-        <w:r>
-          <w:rPr>
-            <w:lang w:val="zh_TW" w:bidi="zh_TW"/>
-          </w:rPr>
-          <w:rPr>
-            <w:color w:val="0000EE"/>
-            <w:u w:val="single"/>
-          </w:rPr>
-          <w:t>10:20</w:t>
-        </w:r>
-      </w:hyperlink>
+      <w:r>
+        <w:rPr>
+          <w:lang w:val="zh_TW" w:bidi="zh_TW"/>
+        </w:rPr>
+        <w:t>10:20</w:t>
+      </w:r>
       <w:r>
         <w:rPr>
           <w:lang w:val="zh_TW" w:bidi="zh_TW"/>
@@ -2940,18 +2700,12 @@
         </w:rPr>
         <w:t>提哥亞的領袖可能受到控制提哥亞南部地區的基善（</w:t>
       </w:r>
-      <w:hyperlink r:id="rId52">
-        <w:r>
-          <w:rPr>
-            <w:lang w:val="zh_TW" w:bidi="zh_TW"/>
-          </w:rPr>
-          <w:rPr>
-            <w:color w:val="0000EE"/>
-            <w:u w:val="single"/>
-          </w:rPr>
-          <w:t>2:19</w:t>
-        </w:r>
-      </w:hyperlink>
+      <w:r>
+        <w:rPr>
+          <w:lang w:val="zh_TW" w:bidi="zh_TW"/>
+        </w:rPr>
+        <w:t>2:19</w:t>
+      </w:r>
       <w:r>
         <w:rPr>
           <w:lang w:val="zh_TW" w:bidi="zh_TW"/>
@@ -3246,18 +3000,12 @@
         </w:rPr>
         <w:t>城西牆上的爐樓可能是烘烤餅或燒製陶器的地方（</w:t>
       </w:r>
-      <w:hyperlink r:id="rId53">
-        <w:r>
-          <w:rPr>
-            <w:lang w:val="zh_TW" w:bidi="zh_TW"/>
-          </w:rPr>
-          <w:rPr>
-            <w:color w:val="0000EE"/>
-            <w:u w:val="single"/>
-          </w:rPr>
-          <w:t>耶19:1–2</w:t>
-        </w:r>
-      </w:hyperlink>
+      <w:r>
+        <w:rPr>
+          <w:lang w:val="zh_TW" w:bidi="zh_TW"/>
+        </w:rPr>
+        <w:t>耶19:1–2</w:t>
+      </w:r>
       <w:r>
         <w:rPr>
           <w:lang w:val="zh_TW" w:bidi="zh_TW"/>
@@ -3502,18 +3250,12 @@
         </w:rPr>
         <w:t>王園位於西羅亞池以東一個繁茂的地區，靠近汲淪溪和欣嫩谷的交匯處，可能就是在王池（</w:t>
       </w:r>
-      <w:hyperlink r:id="rId54">
-        <w:r>
-          <w:rPr>
-            <w:lang w:val="zh_TW" w:bidi="zh_TW"/>
-          </w:rPr>
-          <w:rPr>
-            <w:color w:val="0000EE"/>
-            <w:u w:val="single"/>
-          </w:rPr>
-          <w:t>2:14</w:t>
-        </w:r>
-      </w:hyperlink>
+      <w:r>
+        <w:rPr>
+          <w:lang w:val="zh_TW" w:bidi="zh_TW"/>
+        </w:rPr>
+        <w:t>2:14</w:t>
+      </w:r>
       <w:r>
         <w:rPr>
           <w:lang w:val="zh_TW" w:bidi="zh_TW"/>
@@ -3590,90 +3332,60 @@
         </w:rPr>
         <w:t>大衛墳地可能指的是大衛王埋葬的地方（</w:t>
       </w:r>
-      <w:hyperlink r:id="rId55">
-        <w:r>
-          <w:rPr>
-            <w:lang w:val="zh_TW" w:bidi="zh_TW"/>
-          </w:rPr>
-          <w:rPr>
-            <w:color w:val="0000EE"/>
-            <w:u w:val="single"/>
-          </w:rPr>
-          <w:t>王上2:10</w:t>
-        </w:r>
-      </w:hyperlink>
+      <w:r>
+        <w:rPr>
+          <w:lang w:val="zh_TW" w:bidi="zh_TW"/>
+        </w:rPr>
+        <w:t>王上2:10</w:t>
+      </w:r>
       <w:r>
         <w:rPr>
           <w:lang w:val="zh_TW" w:bidi="zh_TW"/>
         </w:rPr>
         <w:t>，</w:t>
       </w:r>
-      <w:hyperlink r:id="rId56">
-        <w:r>
-          <w:rPr>
-            <w:lang w:val="zh_TW" w:bidi="zh_TW"/>
-          </w:rPr>
-          <w:rPr>
-            <w:color w:val="0000EE"/>
-            <w:u w:val="single"/>
-          </w:rPr>
-          <w:t>11:43</w:t>
-        </w:r>
-      </w:hyperlink>
+      <w:r>
+        <w:rPr>
+          <w:lang w:val="zh_TW" w:bidi="zh_TW"/>
+        </w:rPr>
+        <w:t>11:43</w:t>
+      </w:r>
       <w:r>
         <w:rPr>
           <w:lang w:val="zh_TW" w:bidi="zh_TW"/>
         </w:rPr>
         <w:t>；</w:t>
       </w:r>
-      <w:hyperlink r:id="rId57">
-        <w:r>
-          <w:rPr>
-            <w:lang w:val="zh_TW" w:bidi="zh_TW"/>
-          </w:rPr>
-          <w:rPr>
-            <w:color w:val="0000EE"/>
-            <w:u w:val="single"/>
-          </w:rPr>
-          <w:t>代下21:20</w:t>
-        </w:r>
-      </w:hyperlink>
+      <w:r>
+        <w:rPr>
+          <w:lang w:val="zh_TW" w:bidi="zh_TW"/>
+        </w:rPr>
+        <w:t>代下21:20</w:t>
+      </w:r>
       <w:r>
         <w:rPr>
           <w:lang w:val="zh_TW" w:bidi="zh_TW"/>
         </w:rPr>
         <w:t>；</w:t>
       </w:r>
-      <w:hyperlink r:id="rId58">
-        <w:r>
-          <w:rPr>
-            <w:lang w:val="zh_TW" w:bidi="zh_TW"/>
-          </w:rPr>
-          <w:rPr>
-            <w:color w:val="0000EE"/>
-            <w:u w:val="single"/>
-          </w:rPr>
-          <w:t>徒2:29</w:t>
-        </w:r>
-      </w:hyperlink>
+      <w:r>
+        <w:rPr>
+          <w:lang w:val="zh_TW" w:bidi="zh_TW"/>
+        </w:rPr>
+        <w:t>徒2:29</w:t>
+      </w:r>
       <w:r>
         <w:rPr>
           <w:lang w:val="zh_TW" w:bidi="zh_TW"/>
         </w:rPr>
         <w:t>），而勇士的房屋可能是大衛的勇士們的墳墓（</w:t>
       </w:r>
-      <w:hyperlink r:id="rId59">
-        <w:r>
-          <w:rPr>
-            <w:lang w:val="zh_TW" w:bidi="zh_TW"/>
-          </w:rPr>
-          <w:rPr>
-            <w:color w:val="0000EE"/>
-            <w:u w:val="single"/>
-          </w:rPr>
-          <w:t>撒下23:8–39</w:t>
-        </w:r>
-      </w:hyperlink>
+      <w:r>
+        <w:rPr>
+          <w:lang w:val="zh_TW" w:bidi="zh_TW"/>
+        </w:rPr>
+        <w:t>撒下23:8–39</w:t>
+      </w:r>
       <w:r>
         <w:rPr>
           <w:lang w:val="zh_TW" w:bidi="zh_TW"/>
@@ -3876,18 +3588,12 @@
         </w:rPr>
         <w:t>這最後一組工人將維修工程連接到羊門，也就是工程開始的地方 （</w:t>
       </w:r>
-      <w:hyperlink r:id="rId60">
-        <w:r>
-          <w:rPr>
-            <w:lang w:val="zh_TW" w:bidi="zh_TW"/>
-          </w:rPr>
-          <w:rPr>
-            <w:color w:val="0000EE"/>
-            <w:u w:val="single"/>
-          </w:rPr>
-          <w:t>3:1</w:t>
-        </w:r>
-      </w:hyperlink>
+      <w:r>
+        <w:rPr>
+          <w:lang w:val="zh_TW" w:bidi="zh_TW"/>
+        </w:rPr>
+        <w:t>3:1</w:t>
+      </w:r>
       <w:r>
         <w:rPr>
           <w:lang w:val="zh_TW" w:bidi="zh_TW"/>
@@ -3912,36 +3618,24 @@
         </w:rPr>
         <w:t>馬門：另見</w:t>
       </w:r>
-      <w:hyperlink r:id="rId61">
-        <w:r>
-          <w:rPr>
-            <w:lang w:val="zh_TW" w:bidi="zh_TW"/>
-          </w:rPr>
-          <w:rPr>
-            <w:color w:val="0000EE"/>
-            <w:u w:val="single"/>
-          </w:rPr>
-          <w:t>歷代志下二十三章15節</w:t>
-        </w:r>
-      </w:hyperlink>
+      <w:r>
+        <w:rPr>
+          <w:lang w:val="zh_TW" w:bidi="zh_TW"/>
+        </w:rPr>
+        <w:t>歷代志下二十三章15節</w:t>
+      </w:r>
       <w:r>
         <w:rPr>
           <w:lang w:val="zh_TW" w:bidi="zh_TW"/>
         </w:rPr>
         <w:t>；</w:t>
       </w:r>
-      <w:hyperlink r:id="rId62">
-        <w:r>
-          <w:rPr>
-            <w:lang w:val="zh_TW" w:bidi="zh_TW"/>
-          </w:rPr>
-          <w:rPr>
-            <w:color w:val="0000EE"/>
-            <w:u w:val="single"/>
-          </w:rPr>
-          <w:t>耶利米書三十一章40節</w:t>
-        </w:r>
-      </w:hyperlink>
+      <w:r>
+        <w:rPr>
+          <w:lang w:val="zh_TW" w:bidi="zh_TW"/>
+        </w:rPr>
+        <w:t>耶利米書三十一章40節</w:t>
+      </w:r>
       <w:r>
         <w:rPr>
           <w:lang w:val="zh_TW" w:bidi="zh_TW"/>
@@ -3966,90 +3660,60 @@
         </w:rPr>
         <w:t>東門：另見</w:t>
       </w:r>
-      <w:hyperlink r:id="rId63">
-        <w:r>
-          <w:rPr>
-            <w:lang w:val="zh_TW" w:bidi="zh_TW"/>
-          </w:rPr>
-          <w:rPr>
-            <w:color w:val="0000EE"/>
-            <w:u w:val="single"/>
-          </w:rPr>
-          <w:t>歷代志上二十六章14</w:t>
-        </w:r>
-      </w:hyperlink>
+      <w:r>
+        <w:rPr>
+          <w:lang w:val="zh_TW" w:bidi="zh_TW"/>
+        </w:rPr>
+        <w:t>歷代志上二十六章14</w:t>
+      </w:r>
       <w:r>
         <w:rPr>
           <w:lang w:val="zh_TW" w:bidi="zh_TW"/>
         </w:rPr>
         <w:t>、</w:t>
       </w:r>
-      <w:hyperlink r:id="rId64">
-        <w:r>
-          <w:rPr>
-            <w:lang w:val="zh_TW" w:bidi="zh_TW"/>
-          </w:rPr>
-          <w:rPr>
-            <w:color w:val="0000EE"/>
-            <w:u w:val="single"/>
-          </w:rPr>
-          <w:t>17節</w:t>
-        </w:r>
-      </w:hyperlink>
+      <w:r>
+        <w:rPr>
+          <w:lang w:val="zh_TW" w:bidi="zh_TW"/>
+        </w:rPr>
+        <w:t>17節</w:t>
+      </w:r>
       <w:r>
         <w:rPr>
           <w:lang w:val="zh_TW" w:bidi="zh_TW"/>
         </w:rPr>
         <w:t>；</w:t>
       </w:r>
-      <w:hyperlink r:id="rId65">
-        <w:r>
-          <w:rPr>
-            <w:lang w:val="zh_TW" w:bidi="zh_TW"/>
-          </w:rPr>
-          <w:rPr>
-            <w:color w:val="0000EE"/>
-            <w:u w:val="single"/>
-          </w:rPr>
-          <w:t>歷代志下三十一章14節</w:t>
-        </w:r>
-      </w:hyperlink>
+      <w:r>
+        <w:rPr>
+          <w:lang w:val="zh_TW" w:bidi="zh_TW"/>
+        </w:rPr>
+        <w:t>歷代志下三十一章14節</w:t>
+      </w:r>
       <w:r>
         <w:rPr>
           <w:lang w:val="zh_TW" w:bidi="zh_TW"/>
         </w:rPr>
         <w:t>；</w:t>
       </w:r>
-      <w:hyperlink r:id="rId66">
-        <w:r>
-          <w:rPr>
-            <w:lang w:val="zh_TW" w:bidi="zh_TW"/>
-          </w:rPr>
-          <w:rPr>
-            <w:color w:val="0000EE"/>
-            <w:u w:val="single"/>
-          </w:rPr>
-          <w:t>以西結書十章19節</w:t>
-        </w:r>
-      </w:hyperlink>
+      <w:r>
+        <w:rPr>
+          <w:lang w:val="zh_TW" w:bidi="zh_TW"/>
+        </w:rPr>
+        <w:t>以西結書十章19節</w:t>
+      </w:r>
       <w:r>
         <w:rPr>
           <w:lang w:val="zh_TW" w:bidi="zh_TW"/>
         </w:rPr>
         <w:t>，</w:t>
       </w:r>
-      <w:hyperlink r:id="rId67">
-        <w:r>
-          <w:rPr>
-            <w:lang w:val="zh_TW" w:bidi="zh_TW"/>
-          </w:rPr>
-          <w:rPr>
-            <w:color w:val="0000EE"/>
-            <w:u w:val="single"/>
-          </w:rPr>
-          <w:t>四十章21至22節</w:t>
-        </w:r>
-      </w:hyperlink>
+      <w:r>
+        <w:rPr>
+          <w:lang w:val="zh_TW" w:bidi="zh_TW"/>
+        </w:rPr>
+        <w:t>四十章21至22節</w:t>
+      </w:r>
       <w:r>
         <w:rPr>
           <w:lang w:val="zh_TW" w:bidi="zh_TW"/>
@@ -4234,126 +3898,84 @@
         </w:rPr>
         <w:t>尼希米懇切地禱告，祈求神阻止那些反對神旨意的人。尼希米的做法是在有需要的時候向神呼求（</w:t>
       </w:r>
-      <w:hyperlink r:id="rId68">
-        <w:r>
-          <w:rPr>
-            <w:lang w:val="zh_TW" w:bidi="zh_TW"/>
-          </w:rPr>
-          <w:rPr>
-            <w:color w:val="0000EE"/>
-            <w:u w:val="single"/>
-          </w:rPr>
-          <w:t>2:4</w:t>
-        </w:r>
-      </w:hyperlink>
+      <w:r>
+        <w:rPr>
+          <w:lang w:val="zh_TW" w:bidi="zh_TW"/>
+        </w:rPr>
+        <w:t>2:4</w:t>
+      </w:r>
       <w:r>
         <w:rPr>
           <w:lang w:val="zh_TW" w:bidi="zh_TW"/>
         </w:rPr>
         <w:t>，</w:t>
       </w:r>
-      <w:hyperlink r:id="rId69">
-        <w:r>
-          <w:rPr>
-            <w:lang w:val="zh_TW" w:bidi="zh_TW"/>
-          </w:rPr>
-          <w:rPr>
-            <w:color w:val="0000EE"/>
-            <w:u w:val="single"/>
-          </w:rPr>
-          <w:t>5:19</w:t>
-        </w:r>
-      </w:hyperlink>
+      <w:r>
+        <w:rPr>
+          <w:lang w:val="zh_TW" w:bidi="zh_TW"/>
+        </w:rPr>
+        <w:t>5:19</w:t>
+      </w:r>
       <w:r>
         <w:rPr>
           <w:lang w:val="zh_TW" w:bidi="zh_TW"/>
         </w:rPr>
         <w:t>，</w:t>
       </w:r>
-      <w:hyperlink r:id="rId70">
-        <w:r>
-          <w:rPr>
-            <w:lang w:val="zh_TW" w:bidi="zh_TW"/>
-          </w:rPr>
-          <w:rPr>
-            <w:color w:val="0000EE"/>
-            <w:u w:val="single"/>
-          </w:rPr>
-          <w:t>6:14</w:t>
-        </w:r>
-      </w:hyperlink>
+      <w:r>
+        <w:rPr>
+          <w:lang w:val="zh_TW" w:bidi="zh_TW"/>
+        </w:rPr>
+        <w:t>6:14</w:t>
+      </w:r>
       <w:r>
         <w:rPr>
           <w:lang w:val="zh_TW" w:bidi="zh_TW"/>
         </w:rPr>
         <w:t>，</w:t>
       </w:r>
-      <w:hyperlink r:id="rId71">
-        <w:r>
-          <w:rPr>
-            <w:lang w:val="zh_TW" w:bidi="zh_TW"/>
-          </w:rPr>
-          <w:rPr>
-            <w:color w:val="0000EE"/>
-            <w:u w:val="single"/>
-          </w:rPr>
-          <w:t>13:14</w:t>
-        </w:r>
-      </w:hyperlink>
+      <w:r>
+        <w:rPr>
+          <w:lang w:val="zh_TW" w:bidi="zh_TW"/>
+        </w:rPr>
+        <w:t>13:14</w:t>
+      </w:r>
       <w:r>
         <w:rPr>
           <w:lang w:val="zh_TW" w:bidi="zh_TW"/>
         </w:rPr>
         <w:t>、</w:t>
       </w:r>
-      <w:hyperlink r:id="rId72">
-        <w:r>
-          <w:rPr>
-            <w:lang w:val="zh_TW" w:bidi="zh_TW"/>
-          </w:rPr>
-          <w:rPr>
-            <w:color w:val="0000EE"/>
-            <w:u w:val="single"/>
-          </w:rPr>
-          <w:t>22</w:t>
-        </w:r>
-      </w:hyperlink>
+      <w:r>
+        <w:rPr>
+          <w:lang w:val="zh_TW" w:bidi="zh_TW"/>
+        </w:rPr>
+        <w:t>22</w:t>
+      </w:r>
       <w:r>
         <w:rPr>
           <w:lang w:val="zh_TW" w:bidi="zh_TW"/>
         </w:rPr>
         <w:t>、</w:t>
       </w:r>
-      <w:hyperlink r:id="rId73">
-        <w:r>
-          <w:rPr>
-            <w:lang w:val="zh_TW" w:bidi="zh_TW"/>
-          </w:rPr>
-          <w:rPr>
-            <w:color w:val="0000EE"/>
-            <w:u w:val="single"/>
-          </w:rPr>
-          <w:t>29</w:t>
-        </w:r>
-      </w:hyperlink>
+      <w:r>
+        <w:rPr>
+          <w:lang w:val="zh_TW" w:bidi="zh_TW"/>
+        </w:rPr>
+        <w:t>29</w:t>
+      </w:r>
       <w:r>
         <w:rPr>
           <w:lang w:val="zh_TW" w:bidi="zh_TW"/>
         </w:rPr>
         <w:t>、</w:t>
       </w:r>
-      <w:hyperlink r:id="rId74">
-        <w:r>
-          <w:rPr>
-            <w:lang w:val="zh_TW" w:bidi="zh_TW"/>
-          </w:rPr>
-          <w:rPr>
-            <w:color w:val="0000EE"/>
-            <w:u w:val="single"/>
-          </w:rPr>
-          <w:t>31</w:t>
-        </w:r>
-      </w:hyperlink>
+      <w:r>
+        <w:rPr>
+          <w:lang w:val="zh_TW" w:bidi="zh_TW"/>
+        </w:rPr>
+        <w:t>31</w:t>
+      </w:r>
       <w:r>
         <w:rPr>
           <w:lang w:val="zh_TW" w:bidi="zh_TW"/>
@@ -4762,90 +4384,60 @@
         </w:rPr>
         <w:t>他們最強的盼望動力是以色列偉大榮耀的神——那位曾多次使他們脫離強國之手的神（參</w:t>
       </w:r>
-      <w:hyperlink r:id="rId75">
-        <w:r>
-          <w:rPr>
-            <w:lang w:val="zh_TW" w:bidi="zh_TW"/>
-          </w:rPr>
-          <w:rPr>
-            <w:color w:val="0000EE"/>
-            <w:u w:val="single"/>
-          </w:rPr>
-          <w:t>代下32:7–8</w:t>
-        </w:r>
-      </w:hyperlink>
+      <w:r>
+        <w:rPr>
+          <w:lang w:val="zh_TW" w:bidi="zh_TW"/>
+        </w:rPr>
+        <w:t>代下32:7–8</w:t>
+      </w:r>
       <w:r>
         <w:rPr>
           <w:lang w:val="zh_TW" w:bidi="zh_TW"/>
         </w:rPr>
         <w:t>；</w:t>
       </w:r>
-      <w:hyperlink r:id="rId76">
-        <w:r>
-          <w:rPr>
-            <w:lang w:val="zh_TW" w:bidi="zh_TW"/>
-          </w:rPr>
-          <w:rPr>
-            <w:color w:val="0000EE"/>
-            <w:u w:val="single"/>
-          </w:rPr>
-          <w:t>出14:13–14</w:t>
-        </w:r>
-      </w:hyperlink>
+      <w:r>
+        <w:rPr>
+          <w:lang w:val="zh_TW" w:bidi="zh_TW"/>
+        </w:rPr>
+        <w:t>出14:13–14</w:t>
+      </w:r>
       <w:r>
         <w:rPr>
           <w:lang w:val="zh_TW" w:bidi="zh_TW"/>
         </w:rPr>
         <w:t>；</w:t>
       </w:r>
-      <w:hyperlink r:id="rId77">
-        <w:r>
-          <w:rPr>
-            <w:lang w:val="zh_TW" w:bidi="zh_TW"/>
-          </w:rPr>
-          <w:rPr>
-            <w:color w:val="0000EE"/>
-            <w:u w:val="single"/>
-          </w:rPr>
-          <w:t>申8:1–3</w:t>
-        </w:r>
-      </w:hyperlink>
+      <w:r>
+        <w:rPr>
+          <w:lang w:val="zh_TW" w:bidi="zh_TW"/>
+        </w:rPr>
+        <w:t>申8:1–3</w:t>
+      </w:r>
       <w:r>
         <w:rPr>
           <w:lang w:val="zh_TW" w:bidi="zh_TW"/>
         </w:rPr>
         <w:t>，</w:t>
       </w:r>
-      <w:hyperlink r:id="rId78">
-        <w:r>
-          <w:rPr>
-            <w:lang w:val="zh_TW" w:bidi="zh_TW"/>
-          </w:rPr>
-          <w:rPr>
-            <w:color w:val="0000EE"/>
-            <w:u w:val="single"/>
-          </w:rPr>
-          <w:t>20:3</w:t>
-        </w:r>
-      </w:hyperlink>
+      <w:r>
+        <w:rPr>
+          <w:lang w:val="zh_TW" w:bidi="zh_TW"/>
+        </w:rPr>
+        <w:t>20:3</w:t>
+      </w:r>
       <w:r>
         <w:rPr>
           <w:lang w:val="zh_TW" w:bidi="zh_TW"/>
         </w:rPr>
         <w:t>；</w:t>
       </w:r>
-      <w:hyperlink r:id="rId79">
-        <w:r>
-          <w:rPr>
-            <w:lang w:val="zh_TW" w:bidi="zh_TW"/>
-          </w:rPr>
-          <w:rPr>
-            <w:color w:val="0000EE"/>
-            <w:u w:val="single"/>
-          </w:rPr>
-          <w:t>書10:25</w:t>
-        </w:r>
-      </w:hyperlink>
+      <w:r>
+        <w:rPr>
+          <w:lang w:val="zh_TW" w:bidi="zh_TW"/>
+        </w:rPr>
+        <w:t>書10:25</w:t>
+      </w:r>
       <w:r>
         <w:rPr>
           <w:lang w:val="zh_TW" w:bidi="zh_TW"/>
@@ -4900,36 +4492,24 @@
         </w:rPr>
         <w:t>尼希米將一切歸功於神（另見</w:t>
       </w:r>
-      <w:hyperlink r:id="rId80">
-        <w:r>
-          <w:rPr>
-            <w:lang w:val="zh_TW" w:bidi="zh_TW"/>
-          </w:rPr>
-          <w:rPr>
-            <w:color w:val="0000EE"/>
-            <w:u w:val="single"/>
-          </w:rPr>
-          <w:t>2:20</w:t>
-        </w:r>
-      </w:hyperlink>
+      <w:r>
+        <w:rPr>
+          <w:lang w:val="zh_TW" w:bidi="zh_TW"/>
+        </w:rPr>
+        <w:t>2:20</w:t>
+      </w:r>
       <w:r>
         <w:rPr>
           <w:lang w:val="zh_TW" w:bidi="zh_TW"/>
         </w:rPr>
         <w:t>，</w:t>
       </w:r>
-      <w:hyperlink r:id="rId81">
-        <w:r>
-          <w:rPr>
-            <w:lang w:val="zh_TW" w:bidi="zh_TW"/>
-          </w:rPr>
-          <w:rPr>
-            <w:color w:val="0000EE"/>
-            <w:u w:val="single"/>
-          </w:rPr>
-          <w:t>6:16</w:t>
-        </w:r>
-      </w:hyperlink>
+      <w:r>
+        <w:rPr>
+          <w:lang w:val="zh_TW" w:bidi="zh_TW"/>
+        </w:rPr>
+        <w:t>6:16</w:t>
+      </w:r>
       <w:r>
         <w:rPr>
           <w:lang w:val="zh_TW" w:bidi="zh_TW"/>
@@ -5032,90 +4612,60 @@
         </w:rPr>
         <w:t>我們的神必為我們爭戰！尼希米借鑒以色列古代聖戰傳統（</w:t>
       </w:r>
-      <w:hyperlink r:id="rId82">
-        <w:r>
-          <w:rPr>
-            <w:lang w:val="zh_TW" w:bidi="zh_TW"/>
-          </w:rPr>
-          <w:rPr>
-            <w:color w:val="0000EE"/>
-            <w:u w:val="single"/>
-          </w:rPr>
-          <w:t>出14:14</w:t>
-        </w:r>
-      </w:hyperlink>
+      <w:r>
+        <w:rPr>
+          <w:lang w:val="zh_TW" w:bidi="zh_TW"/>
+        </w:rPr>
+        <w:t>出14:14</w:t>
+      </w:r>
       <w:r>
         <w:rPr>
           <w:lang w:val="zh_TW" w:bidi="zh_TW"/>
         </w:rPr>
         <w:t>；</w:t>
       </w:r>
-      <w:hyperlink r:id="rId83">
-        <w:r>
-          <w:rPr>
-            <w:lang w:val="zh_TW" w:bidi="zh_TW"/>
-          </w:rPr>
-          <w:rPr>
-            <w:color w:val="0000EE"/>
-            <w:u w:val="single"/>
-          </w:rPr>
-          <w:t>申1:30</w:t>
-        </w:r>
-      </w:hyperlink>
+      <w:r>
+        <w:rPr>
+          <w:lang w:val="zh_TW" w:bidi="zh_TW"/>
+        </w:rPr>
+        <w:t>申1:30</w:t>
+      </w:r>
       <w:r>
         <w:rPr>
           <w:lang w:val="zh_TW" w:bidi="zh_TW"/>
         </w:rPr>
         <w:t>，</w:t>
       </w:r>
-      <w:hyperlink r:id="rId84">
-        <w:r>
-          <w:rPr>
-            <w:lang w:val="zh_TW" w:bidi="zh_TW"/>
-          </w:rPr>
-          <w:rPr>
-            <w:color w:val="0000EE"/>
-            <w:u w:val="single"/>
-          </w:rPr>
-          <w:t>20:4</w:t>
-        </w:r>
-      </w:hyperlink>
+      <w:r>
+        <w:rPr>
+          <w:lang w:val="zh_TW" w:bidi="zh_TW"/>
+        </w:rPr>
+        <w:t>20:4</w:t>
+      </w:r>
       <w:r>
         <w:rPr>
           <w:lang w:val="zh_TW" w:bidi="zh_TW"/>
         </w:rPr>
         <w:t>；</w:t>
       </w:r>
-      <w:hyperlink r:id="rId85">
-        <w:r>
-          <w:rPr>
-            <w:lang w:val="zh_TW" w:bidi="zh_TW"/>
-          </w:rPr>
-          <w:rPr>
-            <w:color w:val="0000EE"/>
-            <w:u w:val="single"/>
-          </w:rPr>
-          <w:t>書10:14</w:t>
-        </w:r>
-      </w:hyperlink>
+      <w:r>
+        <w:rPr>
+          <w:lang w:val="zh_TW" w:bidi="zh_TW"/>
+        </w:rPr>
+        <w:t>書10:14</w:t>
+      </w:r>
       <w:r>
         <w:rPr>
           <w:lang w:val="zh_TW" w:bidi="zh_TW"/>
         </w:rPr>
         <w:t>，</w:t>
       </w:r>
-      <w:hyperlink r:id="rId86">
-        <w:r>
-          <w:rPr>
-            <w:lang w:val="zh_TW" w:bidi="zh_TW"/>
-          </w:rPr>
-          <w:rPr>
-            <w:color w:val="0000EE"/>
-            <w:u w:val="single"/>
-          </w:rPr>
-          <w:t>23:10</w:t>
-        </w:r>
-      </w:hyperlink>
+      <w:r>
+        <w:rPr>
+          <w:lang w:val="zh_TW" w:bidi="zh_TW"/>
+        </w:rPr>
+        <w:t>23:10</w:t>
+      </w:r>
       <w:r>
         <w:rPr>
           <w:lang w:val="zh_TW" w:bidi="zh_TW"/>
@@ -5218,18 +4768,12 @@
         </w:rPr>
         <w:t>儘管嚴重的財務問題一度威脅到城牆的完成（</w:t>
       </w:r>
-      <w:hyperlink r:id="rId87">
-        <w:r>
-          <w:rPr>
-            <w:lang w:val="zh_TW" w:bidi="zh_TW"/>
-          </w:rPr>
-          <w:rPr>
-            <w:color w:val="0000EE"/>
-            <w:u w:val="single"/>
-          </w:rPr>
-          <w:t>5:1–5</w:t>
-        </w:r>
-      </w:hyperlink>
+      <w:r>
+        <w:rPr>
+          <w:lang w:val="zh_TW" w:bidi="zh_TW"/>
+        </w:rPr>
+        <w:t>5:1–5</w:t>
+      </w:r>
       <w:r>
         <w:rPr>
           <w:lang w:val="zh_TW" w:bidi="zh_TW"/>
@@ -5248,18 +4792,12 @@
         </w:rPr>
         <w:t>（</w:t>
       </w:r>
-      <w:hyperlink r:id="rId88">
-        <w:r>
-          <w:rPr>
-            <w:lang w:val="zh_TW" w:bidi="zh_TW"/>
-          </w:rPr>
-          <w:rPr>
-            <w:color w:val="0000EE"/>
-            <w:u w:val="single"/>
-          </w:rPr>
-          <w:t>5:6–13</w:t>
-        </w:r>
-      </w:hyperlink>
+      <w:r>
+        <w:rPr>
+          <w:lang w:val="zh_TW" w:bidi="zh_TW"/>
+        </w:rPr>
+        <w:t>5:6–13</w:t>
+      </w:r>
       <w:r>
         <w:rPr>
           <w:lang w:val="zh_TW" w:bidi="zh_TW"/>
@@ -5500,18 +5038,12 @@
         </w:rPr>
         <w:t>使兒女作人的僕婢：見</w:t>
       </w:r>
-      <w:hyperlink r:id="rId89">
-        <w:r>
-          <w:rPr>
-            <w:lang w:val="zh_TW" w:bidi="zh_TW"/>
-          </w:rPr>
-          <w:rPr>
-            <w:color w:val="0000EE"/>
-            <w:u w:val="single"/>
-          </w:rPr>
-          <w:t>出埃及記二十一章1至11節</w:t>
-        </w:r>
-      </w:hyperlink>
+      <w:r>
+        <w:rPr>
+          <w:lang w:val="zh_TW" w:bidi="zh_TW"/>
+        </w:rPr>
+        <w:t>出埃及記二十一章1至11節</w:t>
+      </w:r>
       <w:r>
         <w:rPr>
           <w:lang w:val="zh_TW" w:bidi="zh_TW"/>
@@ -5579,18 +5111,12 @@
         </w:rPr>
         <w:t>但他控制住自己，經過深思熟慮才開口說話，以解決衝突而不是讓衝突惡化（見</w:t>
       </w:r>
-      <w:hyperlink r:id="rId90">
-        <w:r>
-          <w:rPr>
-            <w:lang w:val="zh_TW" w:bidi="zh_TW"/>
-          </w:rPr>
-          <w:rPr>
-            <w:color w:val="0000EE"/>
-            <w:u w:val="single"/>
-          </w:rPr>
-          <w:t>雅1:19–20</w:t>
-        </w:r>
-      </w:hyperlink>
+      <w:r>
+        <w:rPr>
+          <w:lang w:val="zh_TW" w:bidi="zh_TW"/>
+        </w:rPr>
+        <w:t>雅1:19–20</w:t>
+      </w:r>
       <w:r>
         <w:rPr>
           <w:lang w:val="zh_TW" w:bidi="zh_TW"/>
@@ -5661,18 +5187,12 @@
         </w:rPr>
         <w:t>當敬畏我們的神：見</w:t>
       </w:r>
-      <w:hyperlink r:id="rId91">
-        <w:r>
-          <w:rPr>
-            <w:lang w:val="zh_TW" w:bidi="zh_TW"/>
-          </w:rPr>
-          <w:rPr>
-            <w:color w:val="0000EE"/>
-            <w:u w:val="single"/>
-          </w:rPr>
-          <w:t>利未記二十五章35至43節</w:t>
-        </w:r>
-      </w:hyperlink>
+      <w:r>
+        <w:rPr>
+          <w:lang w:val="zh_TW" w:bidi="zh_TW"/>
+        </w:rPr>
+        <w:t>利未記二十五章35至43節</w:t>
+      </w:r>
       <w:r>
         <w:rPr>
           <w:lang w:val="zh_TW" w:bidi="zh_TW"/>
@@ -5697,54 +5217,36 @@
         </w:rPr>
         <w:t>難免……毀謗：另見</w:t>
       </w:r>
-      <w:hyperlink r:id="rId92">
-        <w:r>
-          <w:rPr>
-            <w:lang w:val="zh_TW" w:bidi="zh_TW"/>
-          </w:rPr>
-          <w:rPr>
-            <w:color w:val="0000EE"/>
-            <w:u w:val="single"/>
-          </w:rPr>
-          <w:t>尼希米記一章3節</w:t>
-        </w:r>
-      </w:hyperlink>
+      <w:r>
+        <w:rPr>
+          <w:lang w:val="zh_TW" w:bidi="zh_TW"/>
+        </w:rPr>
+        <w:t>尼希米記一章3節</w:t>
+      </w:r>
       <w:r>
         <w:rPr>
           <w:lang w:val="zh_TW" w:bidi="zh_TW"/>
         </w:rPr>
         <w:t>，</w:t>
       </w:r>
-      <w:hyperlink r:id="rId52">
-        <w:r>
-          <w:rPr>
-            <w:lang w:val="zh_TW" w:bidi="zh_TW"/>
-          </w:rPr>
-          <w:rPr>
-            <w:color w:val="0000EE"/>
-            <w:u w:val="single"/>
-          </w:rPr>
-          <w:t>二章19節</w:t>
-        </w:r>
-      </w:hyperlink>
+      <w:r>
+        <w:rPr>
+          <w:lang w:val="zh_TW" w:bidi="zh_TW"/>
+        </w:rPr>
+        <w:t>二章19節</w:t>
+      </w:r>
       <w:r>
         <w:rPr>
           <w:lang w:val="zh_TW" w:bidi="zh_TW"/>
         </w:rPr>
         <w:t>，</w:t>
       </w:r>
-      <w:hyperlink r:id="rId93">
-        <w:r>
-          <w:rPr>
-            <w:lang w:val="zh_TW" w:bidi="zh_TW"/>
-          </w:rPr>
-          <w:rPr>
-            <w:color w:val="0000EE"/>
-            <w:u w:val="single"/>
-          </w:rPr>
-          <w:t>四章1至3節</w:t>
-        </w:r>
-      </w:hyperlink>
+      <w:r>
+        <w:rPr>
+          <w:lang w:val="zh_TW" w:bidi="zh_TW"/>
+        </w:rPr>
+        <w:t>四章1至3節</w:t>
+      </w:r>
       <w:r>
         <w:rPr>
           <w:lang w:val="zh_TW" w:bidi="zh_TW"/>
@@ -5799,18 +5301,12 @@
         </w:rPr>
         <w:t>我……借給：尼希米和他的同伴顯然在不加重人們負擔的情況下提供貸款。尼希米的榜樣就是解決之道：提供百姓不收取利息的財務幫助，免得進一步加深他們的債務（見</w:t>
       </w:r>
-      <w:hyperlink r:id="rId94">
-        <w:r>
-          <w:rPr>
-            <w:lang w:val="zh_TW" w:bidi="zh_TW"/>
-          </w:rPr>
-          <w:rPr>
-            <w:color w:val="0000EE"/>
-            <w:u w:val="single"/>
-          </w:rPr>
-          <w:t>申15:7–11</w:t>
-        </w:r>
-      </w:hyperlink>
+      <w:r>
+        <w:rPr>
+          <w:lang w:val="zh_TW" w:bidi="zh_TW"/>
+        </w:rPr>
+        <w:t>申15:7–11</w:t>
+      </w:r>
       <w:r>
         <w:rPr>
           <w:lang w:val="zh_TW" w:bidi="zh_TW"/>
@@ -5865,36 +5361,24 @@
         </w:rPr>
         <w:t>尼希米要求富有的放貸者歸還他們的田地並償還百分之一的利息，這些利息是他們不應該收取的（另見</w:t>
       </w:r>
-      <w:hyperlink r:id="rId95">
-        <w:r>
-          <w:rPr>
-            <w:lang w:val="zh_TW" w:bidi="zh_TW"/>
-          </w:rPr>
-          <w:rPr>
-            <w:color w:val="0000EE"/>
-            <w:u w:val="single"/>
-          </w:rPr>
-          <w:t>出22:25</w:t>
-        </w:r>
-      </w:hyperlink>
+      <w:r>
+        <w:rPr>
+          <w:lang w:val="zh_TW" w:bidi="zh_TW"/>
+        </w:rPr>
+        <w:t>出22:25</w:t>
+      </w:r>
       <w:r>
         <w:rPr>
           <w:lang w:val="zh_TW" w:bidi="zh_TW"/>
         </w:rPr>
         <w:t>；</w:t>
       </w:r>
-      <w:hyperlink r:id="rId96">
-        <w:r>
-          <w:rPr>
-            <w:lang w:val="zh_TW" w:bidi="zh_TW"/>
-          </w:rPr>
-          <w:rPr>
-            <w:color w:val="0000EE"/>
-            <w:u w:val="single"/>
-          </w:rPr>
-          <w:t>利25:35–37</w:t>
-        </w:r>
-      </w:hyperlink>
+      <w:r>
+        <w:rPr>
+          <w:lang w:val="zh_TW" w:bidi="zh_TW"/>
+        </w:rPr>
+        <w:t>利25:35–37</w:t>
+      </w:r>
       <w:r>
         <w:rPr>
           <w:lang w:val="zh_TW" w:bidi="zh_TW"/>
@@ -6152,36 +5636,24 @@
         </w:rPr>
         <w:t>以前的省長可能是尼希米的直接前任，而不是設巴薩（</w:t>
       </w:r>
-      <w:hyperlink r:id="rId97">
-        <w:r>
-          <w:rPr>
-            <w:lang w:val="zh_TW" w:bidi="zh_TW"/>
-          </w:rPr>
-          <w:rPr>
-            <w:color w:val="0000EE"/>
-            <w:u w:val="single"/>
-          </w:rPr>
-          <w:t>拉1:8</w:t>
-        </w:r>
-      </w:hyperlink>
+      <w:r>
+        <w:rPr>
+          <w:lang w:val="zh_TW" w:bidi="zh_TW"/>
+        </w:rPr>
+        <w:t>拉1:8</w:t>
+      </w:r>
       <w:r>
         <w:rPr>
           <w:lang w:val="zh_TW" w:bidi="zh_TW"/>
         </w:rPr>
         <w:t>，大約九十年前）或所羅巴伯（</w:t>
       </w:r>
-      <w:hyperlink r:id="rId98">
-        <w:r>
-          <w:rPr>
-            <w:lang w:val="zh_TW" w:bidi="zh_TW"/>
-          </w:rPr>
-          <w:rPr>
-            <w:color w:val="0000EE"/>
-            <w:u w:val="single"/>
-          </w:rPr>
-          <w:t>該1:1</w:t>
-        </w:r>
-      </w:hyperlink>
+      <w:r>
+        <w:rPr>
+          <w:lang w:val="zh_TW" w:bidi="zh_TW"/>
+        </w:rPr>
+        <w:t>該1:1</w:t>
+      </w:r>
       <w:r>
         <w:rPr>
           <w:lang w:val="zh_TW" w:bidi="zh_TW"/>
@@ -6284,18 +5756,12 @@
         </w:rPr>
         <w:t>隨著財務危機的解決（第</w:t>
       </w:r>
-      <w:hyperlink r:id="rId99">
-        <w:r>
-          <w:rPr>
-            <w:lang w:val="zh_TW" w:bidi="zh_TW"/>
-          </w:rPr>
-          <w:rPr>
-            <w:color w:val="0000EE"/>
-            <w:u w:val="single"/>
-          </w:rPr>
-          <w:t>五</w:t>
-        </w:r>
-      </w:hyperlink>
+      <w:r>
+        <w:rPr>
+          <w:lang w:val="zh_TW" w:bidi="zh_TW"/>
+        </w:rPr>
+        <w:t>五</w:t>
+      </w:r>
       <w:r>
         <w:rPr>
           <w:lang w:val="zh_TW" w:bidi="zh_TW"/>
@@ -6350,18 +5816,12 @@
         </w:rPr>
         <w:t>位於羅德附近的阿挪平原（</w:t>
       </w:r>
-      <w:hyperlink r:id="rId100">
-        <w:r>
-          <w:rPr>
-            <w:lang w:val="zh_TW" w:bidi="zh_TW"/>
-          </w:rPr>
-          <w:rPr>
-            <w:color w:val="0000EE"/>
-            <w:u w:val="single"/>
-          </w:rPr>
-          <w:t>拉2:33</w:t>
-        </w:r>
-      </w:hyperlink>
+      <w:r>
+        <w:rPr>
+          <w:lang w:val="zh_TW" w:bidi="zh_TW"/>
+        </w:rPr>
+        <w:t>拉2:33</w:t>
+      </w:r>
       <w:r>
         <w:rPr>
           <w:lang w:val="zh_TW" w:bidi="zh_TW"/>
@@ -6432,18 +5892,12 @@
         </w:rPr>
         <w:t>謀反...... 你要作他們的王：那些反對重建聖殿的人曾使用過類似的策略（見</w:t>
       </w:r>
-      <w:hyperlink r:id="rId101">
-        <w:r>
-          <w:rPr>
-            <w:lang w:val="zh_TW" w:bidi="zh_TW"/>
-          </w:rPr>
-          <w:rPr>
-            <w:color w:val="0000EE"/>
-            <w:u w:val="single"/>
-          </w:rPr>
-          <w:t>拉4</w:t>
-        </w:r>
-      </w:hyperlink>
+      <w:r>
+        <w:rPr>
+          <w:lang w:val="zh_TW" w:bidi="zh_TW"/>
+        </w:rPr>
+        <w:t>拉4</w:t>
+      </w:r>
       <w:r>
         <w:rPr>
           <w:lang w:val="zh_TW" w:bidi="zh_TW"/>
@@ -6474,36 +5928,24 @@
         </w:rPr>
         <w:t>，先知確實在立新王的過程中扮演重要角色（參</w:t>
       </w:r>
-      <w:hyperlink r:id="rId102">
-        <w:r>
-          <w:rPr>
-            <w:lang w:val="zh_TW" w:bidi="zh_TW"/>
-          </w:rPr>
-          <w:rPr>
-            <w:color w:val="0000EE"/>
-            <w:u w:val="single"/>
-          </w:rPr>
-          <w:t>撒上9:16</w:t>
-        </w:r>
-      </w:hyperlink>
+      <w:r>
+        <w:rPr>
+          <w:lang w:val="zh_TW" w:bidi="zh_TW"/>
+        </w:rPr>
+        <w:t>撒上9:16</w:t>
+      </w:r>
       <w:r>
         <w:rPr>
           <w:lang w:val="zh_TW" w:bidi="zh_TW"/>
         </w:rPr>
         <w:t>；</w:t>
       </w:r>
-      <w:hyperlink r:id="rId103">
-        <w:r>
-          <w:rPr>
-            <w:lang w:val="zh_TW" w:bidi="zh_TW"/>
-          </w:rPr>
-          <w:rPr>
-            <w:color w:val="0000EE"/>
-            <w:u w:val="single"/>
-          </w:rPr>
-          <w:t>王下9</w:t>
-        </w:r>
-      </w:hyperlink>
+      <w:r>
+        <w:rPr>
+          <w:lang w:val="zh_TW" w:bidi="zh_TW"/>
+        </w:rPr>
+        <w:t>王下9</w:t>
+      </w:r>
       <w:r>
         <w:rPr>
           <w:lang w:val="zh_TW" w:bidi="zh_TW"/>
@@ -6618,108 +6060,72 @@
         </w:rPr>
         <w:t>（另見</w:t>
       </w:r>
-      <w:hyperlink r:id="rId104">
-        <w:r>
-          <w:rPr>
-            <w:lang w:val="zh_TW" w:bidi="zh_TW"/>
-          </w:rPr>
-          <w:rPr>
-            <w:color w:val="0000EE"/>
-            <w:u w:val="single"/>
-          </w:rPr>
-          <w:t>1:11</w:t>
-        </w:r>
-      </w:hyperlink>
+      <w:r>
+        <w:rPr>
+          <w:lang w:val="zh_TW" w:bidi="zh_TW"/>
+        </w:rPr>
+        <w:t>1:11</w:t>
+      </w:r>
       <w:r>
         <w:rPr>
           <w:lang w:val="zh_TW" w:bidi="zh_TW"/>
         </w:rPr>
         <w:t>，</w:t>
       </w:r>
-      <w:hyperlink r:id="rId44">
-        <w:r>
-          <w:rPr>
-            <w:lang w:val="zh_TW" w:bidi="zh_TW"/>
-          </w:rPr>
-          <w:rPr>
-            <w:color w:val="0000EE"/>
-            <w:u w:val="single"/>
-          </w:rPr>
-          <w:t>2:8</w:t>
-        </w:r>
-      </w:hyperlink>
+      <w:r>
+        <w:rPr>
+          <w:lang w:val="zh_TW" w:bidi="zh_TW"/>
+        </w:rPr>
+        <w:t>2:8</w:t>
+      </w:r>
       <w:r>
         <w:rPr>
           <w:lang w:val="zh_TW" w:bidi="zh_TW"/>
         </w:rPr>
         <w:t>、</w:t>
       </w:r>
-      <w:hyperlink r:id="rId105">
-        <w:r>
-          <w:rPr>
-            <w:lang w:val="zh_TW" w:bidi="zh_TW"/>
-          </w:rPr>
-          <w:rPr>
-            <w:color w:val="0000EE"/>
-            <w:u w:val="single"/>
-          </w:rPr>
-          <w:t>18</w:t>
-        </w:r>
-      </w:hyperlink>
+      <w:r>
+        <w:rPr>
+          <w:lang w:val="zh_TW" w:bidi="zh_TW"/>
+        </w:rPr>
+        <w:t>18</w:t>
+      </w:r>
       <w:r>
         <w:rPr>
           <w:lang w:val="zh_TW" w:bidi="zh_TW"/>
         </w:rPr>
         <w:t>、</w:t>
       </w:r>
-      <w:hyperlink r:id="rId80">
-        <w:r>
-          <w:rPr>
-            <w:lang w:val="zh_TW" w:bidi="zh_TW"/>
-          </w:rPr>
-          <w:rPr>
-            <w:color w:val="0000EE"/>
-            <w:u w:val="single"/>
-          </w:rPr>
-          <w:t>20</w:t>
-        </w:r>
-      </w:hyperlink>
+      <w:r>
+        <w:rPr>
+          <w:lang w:val="zh_TW" w:bidi="zh_TW"/>
+        </w:rPr>
+        <w:t>20</w:t>
+      </w:r>
       <w:r>
         <w:rPr>
           <w:lang w:val="zh_TW" w:bidi="zh_TW"/>
         </w:rPr>
         <w:t>，</w:t>
       </w:r>
-      <w:hyperlink r:id="rId106">
-        <w:r>
-          <w:rPr>
-            <w:lang w:val="zh_TW" w:bidi="zh_TW"/>
-          </w:rPr>
-          <w:rPr>
-            <w:color w:val="0000EE"/>
-            <w:u w:val="single"/>
-          </w:rPr>
-          <w:t>4:15</w:t>
-        </w:r>
-      </w:hyperlink>
+      <w:r>
+        <w:rPr>
+          <w:lang w:val="zh_TW" w:bidi="zh_TW"/>
+        </w:rPr>
+        <w:t>4:15</w:t>
+      </w:r>
       <w:r>
         <w:rPr>
           <w:lang w:val="zh_TW" w:bidi="zh_TW"/>
         </w:rPr>
         <w:t>、</w:t>
       </w:r>
-      <w:hyperlink r:id="rId107">
-        <w:r>
-          <w:rPr>
-            <w:lang w:val="zh_TW" w:bidi="zh_TW"/>
-          </w:rPr>
-          <w:rPr>
-            <w:color w:val="0000EE"/>
-            <w:u w:val="single"/>
-          </w:rPr>
-          <w:t>20</w:t>
-        </w:r>
-      </w:hyperlink>
+      <w:r>
+        <w:rPr>
+          <w:lang w:val="zh_TW" w:bidi="zh_TW"/>
+        </w:rPr>
+        <w:t>20</w:t>
+      </w:r>
       <w:r>
         <w:rPr>
           <w:lang w:val="zh_TW" w:bidi="zh_TW"/>
@@ -6778,18 +6184,12 @@
         </w:rPr>
         <w:t>城牆修完：城牆的正式奉獻禮記載於</w:t>
       </w:r>
-      <w:hyperlink r:id="rId108">
-        <w:r>
-          <w:rPr>
-            <w:lang w:val="zh_TW" w:bidi="zh_TW"/>
-          </w:rPr>
-          <w:rPr>
-            <w:color w:val="0000EE"/>
-            <w:u w:val="single"/>
-          </w:rPr>
-          <w:t>十二章27至34節</w:t>
-        </w:r>
-      </w:hyperlink>
+      <w:r>
+        <w:rPr>
+          <w:lang w:val="zh_TW" w:bidi="zh_TW"/>
+        </w:rPr>
+        <w:t>十二章27至34節</w:t>
+      </w:r>
       <w:r>
         <w:rPr>
           <w:lang w:val="zh_TW" w:bidi="zh_TW"/>
@@ -6862,90 +6262,60 @@
         </w:rPr>
         <w:t>是忠信的，又敬畏神：哈拿尼展現了尼希米和神所看重的兩個領導特質（另見</w:t>
       </w:r>
-      <w:hyperlink r:id="rId109">
-        <w:r>
-          <w:rPr>
-            <w:lang w:val="zh_TW" w:bidi="zh_TW"/>
-          </w:rPr>
-          <w:rPr>
-            <w:color w:val="0000EE"/>
-            <w:u w:val="single"/>
-          </w:rPr>
-          <w:t>5:9</w:t>
-        </w:r>
-      </w:hyperlink>
+      <w:r>
+        <w:rPr>
+          <w:lang w:val="zh_TW" w:bidi="zh_TW"/>
+        </w:rPr>
+        <w:t>5:9</w:t>
+      </w:r>
       <w:r>
         <w:rPr>
           <w:lang w:val="zh_TW" w:bidi="zh_TW"/>
         </w:rPr>
         <w:t>、</w:t>
       </w:r>
-      <w:hyperlink r:id="rId110">
-        <w:r>
-          <w:rPr>
-            <w:lang w:val="zh_TW" w:bidi="zh_TW"/>
-          </w:rPr>
-          <w:rPr>
-            <w:color w:val="0000EE"/>
-            <w:u w:val="single"/>
-          </w:rPr>
-          <w:t>15</w:t>
-        </w:r>
-      </w:hyperlink>
+      <w:r>
+        <w:rPr>
+          <w:lang w:val="zh_TW" w:bidi="zh_TW"/>
+        </w:rPr>
+        <w:t>15</w:t>
+      </w:r>
       <w:r>
         <w:rPr>
           <w:lang w:val="zh_TW" w:bidi="zh_TW"/>
         </w:rPr>
         <w:t>；</w:t>
       </w:r>
-      <w:hyperlink r:id="rId111">
-        <w:r>
-          <w:rPr>
-            <w:lang w:val="zh_TW" w:bidi="zh_TW"/>
-          </w:rPr>
-          <w:rPr>
-            <w:color w:val="0000EE"/>
-            <w:u w:val="single"/>
-          </w:rPr>
-          <w:t>但6:4</w:t>
-        </w:r>
-      </w:hyperlink>
+      <w:r>
+        <w:rPr>
+          <w:lang w:val="zh_TW" w:bidi="zh_TW"/>
+        </w:rPr>
+        <w:t>但6:4</w:t>
+      </w:r>
       <w:r>
         <w:rPr>
           <w:lang w:val="zh_TW" w:bidi="zh_TW"/>
         </w:rPr>
         <w:t>；</w:t>
       </w:r>
-      <w:hyperlink r:id="rId112">
-        <w:r>
-          <w:rPr>
-            <w:lang w:val="zh_TW" w:bidi="zh_TW"/>
-          </w:rPr>
-          <w:rPr>
-            <w:color w:val="0000EE"/>
-            <w:u w:val="single"/>
-          </w:rPr>
-          <w:t>路16:10–12</w:t>
-        </w:r>
-      </w:hyperlink>
+      <w:r>
+        <w:rPr>
+          <w:lang w:val="zh_TW" w:bidi="zh_TW"/>
+        </w:rPr>
+        <w:t>路16:10–12</w:t>
+      </w:r>
       <w:r>
         <w:rPr>
           <w:lang w:val="zh_TW" w:bidi="zh_TW"/>
         </w:rPr>
         <w:t>；</w:t>
       </w:r>
-      <w:hyperlink r:id="rId113">
-        <w:r>
-          <w:rPr>
-            <w:lang w:val="zh_TW" w:bidi="zh_TW"/>
-          </w:rPr>
-          <w:rPr>
-            <w:color w:val="0000EE"/>
-            <w:u w:val="single"/>
-          </w:rPr>
-          <w:t>彼前5:12</w:t>
-        </w:r>
-      </w:hyperlink>
+      <w:r>
+        <w:rPr>
+          <w:lang w:val="zh_TW" w:bidi="zh_TW"/>
+        </w:rPr>
+        <w:t>彼前5:12</w:t>
+      </w:r>
       <w:r>
         <w:rPr>
           <w:lang w:val="zh_TW" w:bidi="zh_TW"/>
@@ -7012,36 +6382,24 @@
         </w:rPr>
         <w:t>、人們退到室內的那段時間（</w:t>
       </w:r>
-      <w:hyperlink r:id="rId114">
-        <w:r>
-          <w:rPr>
-            <w:lang w:val="zh_TW" w:bidi="zh_TW"/>
-          </w:rPr>
-          <w:rPr>
-            <w:color w:val="0000EE"/>
-            <w:u w:val="single"/>
-          </w:rPr>
-          <w:t>創18:1</w:t>
-        </w:r>
-      </w:hyperlink>
+      <w:r>
+        <w:rPr>
+          <w:lang w:val="zh_TW" w:bidi="zh_TW"/>
+        </w:rPr>
+        <w:t>創18:1</w:t>
+      </w:r>
       <w:r>
         <w:rPr>
           <w:lang w:val="zh_TW" w:bidi="zh_TW"/>
         </w:rPr>
         <w:t>；</w:t>
       </w:r>
-      <w:hyperlink r:id="rId115">
-        <w:r>
-          <w:rPr>
-            <w:lang w:val="zh_TW" w:bidi="zh_TW"/>
-          </w:rPr>
-          <w:rPr>
-            <w:color w:val="0000EE"/>
-            <w:u w:val="single"/>
-          </w:rPr>
-          <w:t>撒下4:5</w:t>
-        </w:r>
-      </w:hyperlink>
+      <w:r>
+        <w:rPr>
+          <w:lang w:val="zh_TW" w:bidi="zh_TW"/>
+        </w:rPr>
+        <w:t>撒下4:5</w:t>
+      </w:r>
       <w:r>
         <w:rPr>
           <w:lang w:val="zh_TW" w:bidi="zh_TW"/>
@@ -7108,18 +6466,12 @@
         </w:rPr>
         <w:t>會鼓勵更多人在耶路撒冷及其周邊地區定居（</w:t>
       </w:r>
-      <w:hyperlink r:id="rId116">
-        <w:r>
-          <w:rPr>
-            <w:lang w:val="zh_TW" w:bidi="zh_TW"/>
-          </w:rPr>
-          <w:rPr>
-            <w:color w:val="0000EE"/>
-            <w:u w:val="single"/>
-          </w:rPr>
-          <w:t>7:73</w:t>
-        </w:r>
-      </w:hyperlink>
+      <w:r>
+        <w:rPr>
+          <w:lang w:val="zh_TW" w:bidi="zh_TW"/>
+        </w:rPr>
+        <w:t>7:73</w:t>
+      </w:r>
       <w:r>
         <w:rPr>
           <w:lang w:val="zh_TW" w:bidi="zh_TW"/>
@@ -7186,18 +6538,12 @@
         </w:rPr>
         <w:t>回耶路撒冷和猶大，各歸本城：這些名單並不完整（個別數字加起來並不等於</w:t>
       </w:r>
-      <w:hyperlink r:id="rId117">
-        <w:r>
-          <w:rPr>
-            <w:lang w:val="zh_TW" w:bidi="zh_TW"/>
-          </w:rPr>
-          <w:rPr>
-            <w:color w:val="0000EE"/>
-            <w:u w:val="single"/>
-          </w:rPr>
-          <w:t>7:66</w:t>
-        </w:r>
-      </w:hyperlink>
+      <w:r>
+        <w:rPr>
+          <w:lang w:val="zh_TW" w:bidi="zh_TW"/>
+        </w:rPr>
+        <w:t>7:66</w:t>
+      </w:r>
       <w:r>
         <w:rPr>
           <w:lang w:val="zh_TW" w:bidi="zh_TW"/>
@@ -7252,36 +6598,24 @@
         </w:rPr>
         <w:t>他們：設巴薩（見</w:t>
       </w:r>
-      <w:hyperlink r:id="rId97">
-        <w:r>
-          <w:rPr>
-            <w:lang w:val="zh_TW" w:bidi="zh_TW"/>
-          </w:rPr>
-          <w:rPr>
-            <w:color w:val="0000EE"/>
-            <w:u w:val="single"/>
-          </w:rPr>
-          <w:t>拉1:8</w:t>
-        </w:r>
-      </w:hyperlink>
+      <w:r>
+        <w:rPr>
+          <w:lang w:val="zh_TW" w:bidi="zh_TW"/>
+        </w:rPr>
+        <w:t>拉1:8</w:t>
+      </w:r>
       <w:r>
         <w:rPr>
           <w:lang w:val="zh_TW" w:bidi="zh_TW"/>
         </w:rPr>
         <w:t>）在此處和</w:t>
       </w:r>
-      <w:hyperlink r:id="rId118">
-        <w:r>
-          <w:rPr>
-            <w:lang w:val="zh_TW" w:bidi="zh_TW"/>
-          </w:rPr>
-          <w:rPr>
-            <w:color w:val="0000EE"/>
-            <w:u w:val="single"/>
-          </w:rPr>
-          <w:t>以斯拉記二章2節</w:t>
-        </w:r>
-      </w:hyperlink>
+      <w:r>
+        <w:rPr>
+          <w:lang w:val="zh_TW" w:bidi="zh_TW"/>
+        </w:rPr>
+        <w:t>以斯拉記二章2節</w:t>
+      </w:r>
       <w:r>
         <w:rPr>
           <w:lang w:val="zh_TW" w:bidi="zh_TW"/>
@@ -7336,54 +6670,36 @@
         </w:rPr>
         <w:t>子孫：這個名單類似於</w:t>
       </w:r>
-      <w:hyperlink r:id="rId119">
-        <w:r>
-          <w:rPr>
-            <w:lang w:val="zh_TW" w:bidi="zh_TW"/>
-          </w:rPr>
-          <w:rPr>
-            <w:color w:val="0000EE"/>
-            <w:u w:val="single"/>
-          </w:rPr>
-          <w:t>以斯拉記二章3至35節</w:t>
-        </w:r>
-      </w:hyperlink>
+      <w:r>
+        <w:rPr>
+          <w:lang w:val="zh_TW" w:bidi="zh_TW"/>
+        </w:rPr>
+        <w:t>以斯拉記二章3至35節</w:t>
+      </w:r>
       <w:r>
         <w:rPr>
           <w:lang w:val="zh_TW" w:bidi="zh_TW"/>
         </w:rPr>
         <w:t>中的名單，只是在名字和每個家族的人數上有一些不同。人們按家族（</w:t>
       </w:r>
-      <w:hyperlink r:id="rId120">
-        <w:r>
-          <w:rPr>
-            <w:lang w:val="zh_TW" w:bidi="zh_TW"/>
-          </w:rPr>
-          <w:rPr>
-            <w:color w:val="0000EE"/>
-            <w:u w:val="single"/>
-          </w:rPr>
-          <w:t>尼7:8–25</w:t>
-        </w:r>
-      </w:hyperlink>
+      <w:r>
+        <w:rPr>
+          <w:lang w:val="zh_TW" w:bidi="zh_TW"/>
+        </w:rPr>
+        <w:t>尼7:8–25</w:t>
+      </w:r>
       <w:r>
         <w:rPr>
           <w:lang w:val="zh_TW" w:bidi="zh_TW"/>
         </w:rPr>
         <w:t>）和他們定居的城鎮（</w:t>
       </w:r>
-      <w:hyperlink r:id="rId121">
-        <w:r>
-          <w:rPr>
-            <w:lang w:val="zh_TW" w:bidi="zh_TW"/>
-          </w:rPr>
-          <w:rPr>
-            <w:color w:val="0000EE"/>
-            <w:u w:val="single"/>
-          </w:rPr>
-          <w:t>7:26–38</w:t>
-        </w:r>
-      </w:hyperlink>
+      <w:r>
+        <w:rPr>
+          <w:lang w:val="zh_TW" w:bidi="zh_TW"/>
+        </w:rPr>
+        <w:t>7:26–38</w:t>
+      </w:r>
       <w:r>
         <w:rPr>
           <w:lang w:val="zh_TW" w:bidi="zh_TW"/>
@@ -7486,72 +6802,48 @@
         </w:rPr>
         <w:t>所羅門僕人的後裔顯然通過搬運木材或掃地來協助利未人（參</w:t>
       </w:r>
-      <w:hyperlink r:id="rId122">
-        <w:r>
-          <w:rPr>
-            <w:lang w:val="zh_TW" w:bidi="zh_TW"/>
-          </w:rPr>
-          <w:rPr>
-            <w:color w:val="0000EE"/>
-            <w:u w:val="single"/>
-          </w:rPr>
-          <w:t>拉2:55–58</w:t>
-        </w:r>
-      </w:hyperlink>
+      <w:r>
+        <w:rPr>
+          <w:lang w:val="zh_TW" w:bidi="zh_TW"/>
+        </w:rPr>
+        <w:t>拉2:55–58</w:t>
+      </w:r>
       <w:r>
         <w:rPr>
           <w:lang w:val="zh_TW" w:bidi="zh_TW"/>
         </w:rPr>
         <w:t>）。他們可能是基遍人（</w:t>
       </w:r>
-      <w:hyperlink r:id="rId123">
-        <w:r>
-          <w:rPr>
-            <w:lang w:val="zh_TW" w:bidi="zh_TW"/>
-          </w:rPr>
-          <w:rPr>
-            <w:color w:val="0000EE"/>
-            <w:u w:val="single"/>
-          </w:rPr>
-          <w:t>書9:23–27</w:t>
-        </w:r>
-      </w:hyperlink>
+      <w:r>
+        <w:rPr>
+          <w:lang w:val="zh_TW" w:bidi="zh_TW"/>
+        </w:rPr>
+        <w:t>書9:23–27</w:t>
+      </w:r>
       <w:r>
         <w:rPr>
           <w:lang w:val="zh_TW" w:bidi="zh_TW"/>
         </w:rPr>
         <w:t>；</w:t>
       </w:r>
-      <w:hyperlink r:id="rId124">
-        <w:r>
-          <w:rPr>
-            <w:lang w:val="zh_TW" w:bidi="zh_TW"/>
-          </w:rPr>
-          <w:rPr>
-            <w:color w:val="0000EE"/>
-            <w:u w:val="single"/>
-          </w:rPr>
-          <w:t>代上9:35–44</w:t>
-        </w:r>
-      </w:hyperlink>
+      <w:r>
+        <w:rPr>
+          <w:lang w:val="zh_TW" w:bidi="zh_TW"/>
+        </w:rPr>
+        <w:t>代上9:35–44</w:t>
+      </w:r>
       <w:r>
         <w:rPr>
           <w:lang w:val="zh_TW" w:bidi="zh_TW"/>
         </w:rPr>
         <w:t>）或戰俘（</w:t>
       </w:r>
-      <w:hyperlink r:id="rId125">
-        <w:r>
-          <w:rPr>
-            <w:lang w:val="zh_TW" w:bidi="zh_TW"/>
-          </w:rPr>
-          <w:rPr>
-            <w:color w:val="0000EE"/>
-            <w:u w:val="single"/>
-          </w:rPr>
-          <w:t>民31:30–47</w:t>
-        </w:r>
-      </w:hyperlink>
+      <w:r>
+        <w:rPr>
+          <w:lang w:val="zh_TW" w:bidi="zh_TW"/>
+        </w:rPr>
+        <w:t>民31:30–47</w:t>
+      </w:r>
       <w:r>
         <w:rPr>
           <w:lang w:val="zh_TW" w:bidi="zh_TW"/>
@@ -7726,18 +7018,12 @@
         </w:rPr>
         <w:t>總數42,360與</w:t>
       </w:r>
-      <w:hyperlink r:id="rId126">
-        <w:r>
-          <w:rPr>
-            <w:lang w:val="zh_TW" w:bidi="zh_TW"/>
-          </w:rPr>
-          <w:rPr>
-            <w:color w:val="0000EE"/>
-            <w:u w:val="single"/>
-          </w:rPr>
-          <w:t>以斯拉二章64節</w:t>
-        </w:r>
-      </w:hyperlink>
+      <w:r>
+        <w:rPr>
+          <w:lang w:val="zh_TW" w:bidi="zh_TW"/>
+        </w:rPr>
+        <w:t>以斯拉二章64節</w:t>
+      </w:r>
       <w:r>
         <w:rPr>
           <w:lang w:val="zh_TW" w:bidi="zh_TW"/>
@@ -7792,72 +7078,48 @@
         </w:rPr>
         <w:t>一些家族領袖像他們的祖先在建造聖殿時一樣獻上禮物（</w:t>
       </w:r>
-      <w:hyperlink r:id="rId127">
-        <w:r>
-          <w:rPr>
-            <w:lang w:val="zh_TW" w:bidi="zh_TW"/>
-          </w:rPr>
-          <w:rPr>
-            <w:color w:val="0000EE"/>
-            <w:u w:val="single"/>
-          </w:rPr>
-          <w:t>出25:2–7</w:t>
-        </w:r>
-      </w:hyperlink>
+      <w:r>
+        <w:rPr>
+          <w:lang w:val="zh_TW" w:bidi="zh_TW"/>
+        </w:rPr>
+        <w:t>出25:2–7</w:t>
+      </w:r>
       <w:r>
         <w:rPr>
           <w:lang w:val="zh_TW" w:bidi="zh_TW"/>
         </w:rPr>
         <w:t>，</w:t>
       </w:r>
-      <w:hyperlink r:id="rId128">
-        <w:r>
-          <w:rPr>
-            <w:lang w:val="zh_TW" w:bidi="zh_TW"/>
-          </w:rPr>
-          <w:rPr>
-            <w:color w:val="0000EE"/>
-            <w:u w:val="single"/>
-          </w:rPr>
-          <w:t>35:4–9</w:t>
-        </w:r>
-      </w:hyperlink>
+      <w:r>
+        <w:rPr>
+          <w:lang w:val="zh_TW" w:bidi="zh_TW"/>
+        </w:rPr>
+        <w:t>35:4–9</w:t>
+      </w:r>
       <w:r>
         <w:rPr>
           <w:lang w:val="zh_TW" w:bidi="zh_TW"/>
         </w:rPr>
         <w:t>；</w:t>
       </w:r>
-      <w:hyperlink r:id="rId129">
-        <w:r>
-          <w:rPr>
-            <w:lang w:val="zh_TW" w:bidi="zh_TW"/>
-          </w:rPr>
-          <w:rPr>
-            <w:color w:val="0000EE"/>
-            <w:u w:val="single"/>
-          </w:rPr>
-          <w:t>王下12:1–21</w:t>
-        </w:r>
-      </w:hyperlink>
+      <w:r>
+        <w:rPr>
+          <w:lang w:val="zh_TW" w:bidi="zh_TW"/>
+        </w:rPr>
+        <w:t>王下12:1–21</w:t>
+      </w:r>
       <w:r>
         <w:rPr>
           <w:lang w:val="zh_TW" w:bidi="zh_TW"/>
         </w:rPr>
         <w:t>）。這些捐獻補足了留在巴比倫的以色列人所獻的禮物（</w:t>
       </w:r>
-      <w:hyperlink r:id="rId130">
-        <w:r>
-          <w:rPr>
-            <w:lang w:val="zh_TW" w:bidi="zh_TW"/>
-          </w:rPr>
-          <w:rPr>
-            <w:color w:val="0000EE"/>
-            <w:u w:val="single"/>
-          </w:rPr>
-          <w:t>拉1:6</w:t>
-        </w:r>
-      </w:hyperlink>
+      <w:r>
+        <w:rPr>
+          <w:lang w:val="zh_TW" w:bidi="zh_TW"/>
+        </w:rPr>
+        <w:t>拉1:6</w:t>
+      </w:r>
       <w:r>
         <w:rPr>
           <w:lang w:val="zh_TW" w:bidi="zh_TW"/>
@@ -7876,18 +7138,12 @@
         </w:rPr>
         <w:t>（</w:t>
       </w:r>
-      <w:hyperlink r:id="rId131">
-        <w:r>
-          <w:rPr>
-            <w:lang w:val="zh_TW" w:bidi="zh_TW"/>
-          </w:rPr>
-          <w:rPr>
-            <w:color w:val="0000EE"/>
-            <w:u w:val="single"/>
-          </w:rPr>
-          <w:t>拉6:8</w:t>
-        </w:r>
-      </w:hyperlink>
+      <w:r>
+        <w:rPr>
+          <w:lang w:val="zh_TW" w:bidi="zh_TW"/>
+        </w:rPr>
+        <w:t>拉6:8</w:t>
+      </w:r>
       <w:r>
         <w:rPr>
           <w:lang w:val="zh_TW" w:bidi="zh_TW"/>
@@ -8050,36 +7306,24 @@
         </w:rPr>
         <w:t>水門位於耶路撒冷東牆的中段，聖殿以南、王宮遺址以東（</w:t>
       </w:r>
-      <w:hyperlink r:id="rId132">
-        <w:r>
-          <w:rPr>
-            <w:lang w:val="zh_TW" w:bidi="zh_TW"/>
-          </w:rPr>
-          <w:rPr>
-            <w:color w:val="0000EE"/>
-            <w:u w:val="single"/>
-          </w:rPr>
-          <w:t>3:26</w:t>
-        </w:r>
-      </w:hyperlink>
+      <w:r>
+        <w:rPr>
+          <w:lang w:val="zh_TW" w:bidi="zh_TW"/>
+        </w:rPr>
+        <w:t>3:26</w:t>
+      </w:r>
       <w:r>
         <w:rPr>
           <w:lang w:val="zh_TW" w:bidi="zh_TW"/>
         </w:rPr>
         <w:t>，</w:t>
       </w:r>
-      <w:hyperlink r:id="rId133">
-        <w:r>
-          <w:rPr>
-            <w:lang w:val="zh_TW" w:bidi="zh_TW"/>
-          </w:rPr>
-          <w:rPr>
-            <w:color w:val="0000EE"/>
-            <w:u w:val="single"/>
-          </w:rPr>
-          <w:t>12:37</w:t>
-        </w:r>
-      </w:hyperlink>
+      <w:r>
+        <w:rPr>
+          <w:lang w:val="zh_TW" w:bidi="zh_TW"/>
+        </w:rPr>
+        <w:t>12:37</w:t>
+      </w:r>
       <w:r>
         <w:rPr>
           <w:lang w:val="zh_TW" w:bidi="zh_TW"/>
@@ -8146,18 +7390,12 @@
         </w:rPr>
         <w:t>七月初一日：人們在這一天聚集一起慶祝吹角節 （</w:t>
       </w:r>
-      <w:hyperlink r:id="rId134">
-        <w:r>
-          <w:rPr>
-            <w:lang w:val="zh_TW" w:bidi="zh_TW"/>
-          </w:rPr>
-          <w:rPr>
-            <w:color w:val="0000EE"/>
-            <w:u w:val="single"/>
-          </w:rPr>
-          <w:t>利23:24–25</w:t>
-        </w:r>
-      </w:hyperlink>
+      <w:r>
+        <w:rPr>
+          <w:lang w:val="zh_TW" w:bidi="zh_TW"/>
+        </w:rPr>
+        <w:t>利23:24–25</w:t>
+      </w:r>
       <w:r>
         <w:rPr>
           <w:lang w:val="zh_TW" w:bidi="zh_TW"/>
@@ -8228,18 +7466,12 @@
         </w:rPr>
         <w:t>和並講解律法（</w:t>
       </w:r>
-      <w:hyperlink r:id="rId135">
-        <w:r>
-          <w:rPr>
-            <w:lang w:val="zh_TW" w:bidi="zh_TW"/>
-          </w:rPr>
-          <w:rPr>
-            <w:color w:val="0000EE"/>
-            <w:u w:val="single"/>
-          </w:rPr>
-          <w:t>8:7–8</w:t>
-        </w:r>
-      </w:hyperlink>
+      <w:r>
+        <w:rPr>
+          <w:lang w:val="zh_TW" w:bidi="zh_TW"/>
+        </w:rPr>
+        <w:t>8:7–8</w:t>
+      </w:r>
       <w:r>
         <w:rPr>
           <w:lang w:val="zh_TW" w:bidi="zh_TW"/>
@@ -8264,54 +7496,36 @@
         </w:rPr>
         <w:t>明白（另見</w:t>
       </w:r>
-      <w:hyperlink r:id="rId136">
-        <w:r>
-          <w:rPr>
-            <w:lang w:val="zh_TW" w:bidi="zh_TW"/>
-          </w:rPr>
-          <w:rPr>
-            <w:color w:val="0000EE"/>
-            <w:u w:val="single"/>
-          </w:rPr>
-          <w:t>8:2</w:t>
-        </w:r>
-      </w:hyperlink>
+      <w:r>
+        <w:rPr>
+          <w:lang w:val="zh_TW" w:bidi="zh_TW"/>
+        </w:rPr>
+        <w:t>8:2</w:t>
+      </w:r>
       <w:r>
         <w:rPr>
           <w:lang w:val="zh_TW" w:bidi="zh_TW"/>
         </w:rPr>
         <w:t>、</w:t>
       </w:r>
-      <w:hyperlink r:id="rId137">
-        <w:r>
-          <w:rPr>
-            <w:lang w:val="zh_TW" w:bidi="zh_TW"/>
-          </w:rPr>
-          <w:rPr>
-            <w:color w:val="0000EE"/>
-            <w:u w:val="single"/>
-          </w:rPr>
-          <w:t>8</w:t>
-        </w:r>
-      </w:hyperlink>
+      <w:r>
+        <w:rPr>
+          <w:lang w:val="zh_TW" w:bidi="zh_TW"/>
+        </w:rPr>
+        <w:t>8</w:t>
+      </w:r>
       <w:r>
         <w:rPr>
           <w:lang w:val="zh_TW" w:bidi="zh_TW"/>
         </w:rPr>
         <w:t>、</w:t>
       </w:r>
-      <w:hyperlink r:id="rId138">
-        <w:r>
-          <w:rPr>
-            <w:lang w:val="zh_TW" w:bidi="zh_TW"/>
-          </w:rPr>
-          <w:rPr>
-            <w:color w:val="0000EE"/>
-            <w:u w:val="single"/>
-          </w:rPr>
-          <w:t>12</w:t>
-        </w:r>
-      </w:hyperlink>
+      <w:r>
+        <w:rPr>
+          <w:lang w:val="zh_TW" w:bidi="zh_TW"/>
+        </w:rPr>
+        <w:t>12</w:t>
+      </w:r>
       <w:r>
         <w:rPr>
           <w:lang w:val="zh_TW" w:bidi="zh_TW"/>
@@ -8438,18 +7652,12 @@
         </w:rPr>
         <w:t>眾民因敬重神的話語而都站起來（</w:t>
       </w:r>
-      <w:hyperlink r:id="rId139">
-        <w:r>
-          <w:rPr>
-            <w:lang w:val="zh_TW" w:bidi="zh_TW"/>
-          </w:rPr>
-          <w:rPr>
-            <w:color w:val="0000EE"/>
-            <w:u w:val="single"/>
-          </w:rPr>
-          <w:t>伯29:8</w:t>
-        </w:r>
-      </w:hyperlink>
+      <w:r>
+        <w:rPr>
+          <w:lang w:val="zh_TW" w:bidi="zh_TW"/>
+        </w:rPr>
+        <w:t>伯29:8</w:t>
+      </w:r>
       <w:r>
         <w:rPr>
           <w:lang w:val="zh_TW" w:bidi="zh_TW"/>
@@ -8520,90 +7728,60 @@
         </w:rPr>
         <w:t>以斯拉稱頌耶和華：另見</w:t>
       </w:r>
-      <w:hyperlink r:id="rId24">
-        <w:r>
-          <w:rPr>
-            <w:lang w:val="zh_TW" w:bidi="zh_TW"/>
-          </w:rPr>
-          <w:rPr>
-            <w:color w:val="0000EE"/>
-            <w:u w:val="single"/>
-          </w:rPr>
-          <w:t>一章5節</w:t>
-        </w:r>
-      </w:hyperlink>
+      <w:r>
+        <w:rPr>
+          <w:lang w:val="zh_TW" w:bidi="zh_TW"/>
+        </w:rPr>
+        <w:t>一章5節</w:t>
+      </w:r>
       <w:r>
         <w:rPr>
           <w:lang w:val="zh_TW" w:bidi="zh_TW"/>
         </w:rPr>
         <w:t>，</w:t>
       </w:r>
-      <w:hyperlink r:id="rId140">
-        <w:r>
-          <w:rPr>
-            <w:lang w:val="zh_TW" w:bidi="zh_TW"/>
-          </w:rPr>
-          <w:rPr>
-            <w:color w:val="0000EE"/>
-            <w:u w:val="single"/>
-          </w:rPr>
-          <w:t>九章32節</w:t>
-        </w:r>
-      </w:hyperlink>
+      <w:r>
+        <w:rPr>
+          <w:lang w:val="zh_TW" w:bidi="zh_TW"/>
+        </w:rPr>
+        <w:t>九章32節</w:t>
+      </w:r>
       <w:r>
         <w:rPr>
           <w:lang w:val="zh_TW" w:bidi="zh_TW"/>
         </w:rPr>
         <w:t>；</w:t>
       </w:r>
-      <w:hyperlink r:id="rId141">
-        <w:r>
-          <w:rPr>
-            <w:lang w:val="zh_TW" w:bidi="zh_TW"/>
-          </w:rPr>
-          <w:rPr>
-            <w:color w:val="0000EE"/>
-            <w:u w:val="single"/>
-          </w:rPr>
-          <w:t>申命記十章17節</w:t>
-        </w:r>
-      </w:hyperlink>
+      <w:r>
+        <w:rPr>
+          <w:lang w:val="zh_TW" w:bidi="zh_TW"/>
+        </w:rPr>
+        <w:t>申命記十章17節</w:t>
+      </w:r>
       <w:r>
         <w:rPr>
           <w:lang w:val="zh_TW" w:bidi="zh_TW"/>
         </w:rPr>
         <w:t>；</w:t>
       </w:r>
-      <w:hyperlink r:id="rId142">
-        <w:r>
-          <w:rPr>
-            <w:lang w:val="zh_TW" w:bidi="zh_TW"/>
-          </w:rPr>
-          <w:rPr>
-            <w:color w:val="0000EE"/>
-            <w:u w:val="single"/>
-          </w:rPr>
-          <w:t>耶利米書三十二章18節</w:t>
-        </w:r>
-      </w:hyperlink>
+      <w:r>
+        <w:rPr>
+          <w:lang w:val="zh_TW" w:bidi="zh_TW"/>
+        </w:rPr>
+        <w:t>耶利米書三十二章18節</w:t>
+      </w:r>
       <w:r>
         <w:rPr>
           <w:lang w:val="zh_TW" w:bidi="zh_TW"/>
         </w:rPr>
         <w:t>；</w:t>
       </w:r>
-      <w:hyperlink r:id="rId143">
-        <w:r>
-          <w:rPr>
-            <w:lang w:val="zh_TW" w:bidi="zh_TW"/>
-          </w:rPr>
-          <w:rPr>
-            <w:color w:val="0000EE"/>
-            <w:u w:val="single"/>
-          </w:rPr>
-          <w:t>但以理書九章4節</w:t>
-        </w:r>
-      </w:hyperlink>
+      <w:r>
+        <w:rPr>
+          <w:lang w:val="zh_TW" w:bidi="zh_TW"/>
+        </w:rPr>
+        <w:t>但以理書九章4節</w:t>
+      </w:r>
       <w:r>
         <w:rPr>
           <w:lang w:val="zh_TW" w:bidi="zh_TW"/>
@@ -8628,36 +7806,24 @@
         </w:rPr>
         <w:t>阿們！表示認同（見</w:t>
       </w:r>
-      <w:hyperlink r:id="rId144">
-        <w:r>
-          <w:rPr>
-            <w:lang w:val="zh_TW" w:bidi="zh_TW"/>
-          </w:rPr>
-          <w:rPr>
-            <w:color w:val="0000EE"/>
-            <w:u w:val="single"/>
-          </w:rPr>
-          <w:t>尼5:13</w:t>
-        </w:r>
-      </w:hyperlink>
+      <w:r>
+        <w:rPr>
+          <w:lang w:val="zh_TW" w:bidi="zh_TW"/>
+        </w:rPr>
+        <w:t>尼5:13</w:t>
+      </w:r>
       <w:r>
         <w:rPr>
           <w:lang w:val="zh_TW" w:bidi="zh_TW"/>
         </w:rPr>
         <w:t>）。舉手（</w:t>
       </w:r>
-      <w:hyperlink r:id="rId145">
-        <w:r>
-          <w:rPr>
-            <w:lang w:val="zh_TW" w:bidi="zh_TW"/>
-          </w:rPr>
-          <w:rPr>
-            <w:color w:val="0000EE"/>
-            <w:u w:val="single"/>
-          </w:rPr>
-          <w:t>詩28:2</w:t>
-        </w:r>
-      </w:hyperlink>
+      <w:r>
+        <w:rPr>
+          <w:lang w:val="zh_TW" w:bidi="zh_TW"/>
+        </w:rPr>
+        <w:t>詩28:2</w:t>
+      </w:r>
       <w:r>
         <w:rPr>
           <w:lang w:val="zh_TW" w:bidi="zh_TW"/>
@@ -8712,36 +7878,24 @@
         </w:rPr>
         <w:t>利未人一向肩負教導百姓神話語的角色（</w:t>
       </w:r>
-      <w:hyperlink r:id="rId146">
-        <w:r>
-          <w:rPr>
-            <w:lang w:val="zh_TW" w:bidi="zh_TW"/>
-          </w:rPr>
-          <w:rPr>
-            <w:color w:val="0000EE"/>
-            <w:u w:val="single"/>
-          </w:rPr>
-          <w:t>申33:10</w:t>
-        </w:r>
-      </w:hyperlink>
+      <w:r>
+        <w:rPr>
+          <w:lang w:val="zh_TW" w:bidi="zh_TW"/>
+        </w:rPr>
+        <w:t>申33:10</w:t>
+      </w:r>
       <w:r>
         <w:rPr>
           <w:lang w:val="zh_TW" w:bidi="zh_TW"/>
         </w:rPr>
         <w:t>；</w:t>
       </w:r>
-      <w:hyperlink r:id="rId147">
-        <w:r>
-          <w:rPr>
-            <w:lang w:val="zh_TW" w:bidi="zh_TW"/>
-          </w:rPr>
-          <w:rPr>
-            <w:color w:val="0000EE"/>
-            <w:u w:val="single"/>
-          </w:rPr>
-          <w:t>瑪2:5–6</w:t>
-        </w:r>
-      </w:hyperlink>
+      <w:r>
+        <w:rPr>
+          <w:lang w:val="zh_TW" w:bidi="zh_TW"/>
+        </w:rPr>
+        <w:t>瑪2:5–6</w:t>
+      </w:r>
       <w:r>
         <w:rPr>
           <w:lang w:val="zh_TW" w:bidi="zh_TW"/>
@@ -8842,36 +7996,24 @@
         </w:rPr>
         <w:t>聖日，不要悲哀哭泣：神感動了百姓的心，使他們為自己未能遵守神的律法而感到懊悔。雖然為罪哭泣是合宜的回應（見</w:t>
       </w:r>
-      <w:hyperlink r:id="rId148">
-        <w:r>
-          <w:rPr>
-            <w:lang w:val="zh_TW" w:bidi="zh_TW"/>
-          </w:rPr>
-          <w:rPr>
-            <w:color w:val="0000EE"/>
-            <w:u w:val="single"/>
-          </w:rPr>
-          <w:t>結9:4</w:t>
-        </w:r>
-      </w:hyperlink>
+      <w:r>
+        <w:rPr>
+          <w:lang w:val="zh_TW" w:bidi="zh_TW"/>
+        </w:rPr>
+        <w:t>結9:4</w:t>
+      </w:r>
       <w:r>
         <w:rPr>
           <w:lang w:val="zh_TW" w:bidi="zh_TW"/>
         </w:rPr>
         <w:t>；</w:t>
       </w:r>
-      <w:hyperlink r:id="rId149">
-        <w:r>
-          <w:rPr>
-            <w:lang w:val="zh_TW" w:bidi="zh_TW"/>
-          </w:rPr>
-          <w:rPr>
-            <w:color w:val="0000EE"/>
-            <w:u w:val="single"/>
-          </w:rPr>
-          <w:t>路6:21</w:t>
-        </w:r>
-      </w:hyperlink>
+      <w:r>
+        <w:rPr>
+          <w:lang w:val="zh_TW" w:bidi="zh_TW"/>
+        </w:rPr>
+        <w:t>路6:21</w:t>
+      </w:r>
       <w:r>
         <w:rPr>
           <w:lang w:val="zh_TW" w:bidi="zh_TW"/>
@@ -8890,18 +8032,12 @@
         </w:rPr>
         <w:t>（</w:t>
       </w:r>
-      <w:hyperlink r:id="rId150">
-        <w:r>
-          <w:rPr>
-            <w:lang w:val="zh_TW" w:bidi="zh_TW"/>
-          </w:rPr>
-          <w:rPr>
-            <w:color w:val="0000EE"/>
-            <w:u w:val="single"/>
-          </w:rPr>
-          <w:t>民29:1–6</w:t>
-        </w:r>
-      </w:hyperlink>
+      <w:r>
+        <w:rPr>
+          <w:lang w:val="zh_TW" w:bidi="zh_TW"/>
+        </w:rPr>
+        <w:t>民29:1–6</w:t>
+      </w:r>
       <w:r>
         <w:rPr>
           <w:lang w:val="zh_TW" w:bidi="zh_TW"/>
@@ -8984,18 +8120,12 @@
         </w:rPr>
         <w:t>甘甜的飲料指的是未發酵的果汁，與普通勞工的醋形成對比（見</w:t>
       </w:r>
-      <w:hyperlink r:id="rId151">
-        <w:r>
-          <w:rPr>
-            <w:lang w:val="zh_TW" w:bidi="zh_TW"/>
-          </w:rPr>
-          <w:rPr>
-            <w:color w:val="0000EE"/>
-            <w:u w:val="single"/>
-          </w:rPr>
-          <w:t>路得記2:14</w:t>
-        </w:r>
-      </w:hyperlink>
+      <w:r>
+        <w:rPr>
+          <w:lang w:val="zh_TW" w:bidi="zh_TW"/>
+        </w:rPr>
+        <w:t>路得記2:14</w:t>
+      </w:r>
       <w:r>
         <w:rPr>
           <w:lang w:val="zh_TW" w:bidi="zh_TW"/>
@@ -9020,90 +8150,60 @@
         </w:rPr>
         <w:t>與有需要的人分享是神所教導的正確行為（見</w:t>
       </w:r>
-      <w:hyperlink r:id="rId152">
-        <w:r>
-          <w:rPr>
-            <w:lang w:val="zh_TW" w:bidi="zh_TW"/>
-          </w:rPr>
-          <w:rPr>
-            <w:color w:val="0000EE"/>
-            <w:u w:val="single"/>
-          </w:rPr>
-          <w:t>申命記15:11</w:t>
-        </w:r>
-      </w:hyperlink>
+      <w:r>
+        <w:rPr>
+          <w:lang w:val="zh_TW" w:bidi="zh_TW"/>
+        </w:rPr>
+        <w:t>申命記15:11</w:t>
+      </w:r>
       <w:r>
         <w:rPr>
           <w:lang w:val="zh_TW" w:bidi="zh_TW"/>
         </w:rPr>
         <w:t>；</w:t>
       </w:r>
-      <w:hyperlink r:id="rId153">
-        <w:r>
-          <w:rPr>
-            <w:lang w:val="zh_TW" w:bidi="zh_TW"/>
-          </w:rPr>
-          <w:rPr>
-            <w:color w:val="0000EE"/>
-            <w:u w:val="single"/>
-          </w:rPr>
-          <w:t>約伯記29:16</w:t>
-        </w:r>
-      </w:hyperlink>
+      <w:r>
+        <w:rPr>
+          <w:lang w:val="zh_TW" w:bidi="zh_TW"/>
+        </w:rPr>
+        <w:t>約伯記29:16</w:t>
+      </w:r>
       <w:r>
         <w:rPr>
           <w:lang w:val="zh_TW" w:bidi="zh_TW"/>
         </w:rPr>
         <w:t>；</w:t>
       </w:r>
-      <w:hyperlink r:id="rId154">
-        <w:r>
-          <w:rPr>
-            <w:lang w:val="zh_TW" w:bidi="zh_TW"/>
-          </w:rPr>
-          <w:rPr>
-            <w:color w:val="0000EE"/>
-            <w:u w:val="single"/>
-          </w:rPr>
-          <w:t>箴言31:20</w:t>
-        </w:r>
-      </w:hyperlink>
+      <w:r>
+        <w:rPr>
+          <w:lang w:val="zh_TW" w:bidi="zh_TW"/>
+        </w:rPr>
+        <w:t>箴言31:20</w:t>
+      </w:r>
       <w:r>
         <w:rPr>
           <w:lang w:val="zh_TW" w:bidi="zh_TW"/>
         </w:rPr>
         <w:t>；</w:t>
       </w:r>
-      <w:hyperlink r:id="rId155">
-        <w:r>
-          <w:rPr>
-            <w:lang w:val="zh_TW" w:bidi="zh_TW"/>
-          </w:rPr>
-          <w:rPr>
-            <w:color w:val="0000EE"/>
-            <w:u w:val="single"/>
-          </w:rPr>
-          <w:t>馬太福音6:2–3</w:t>
-        </w:r>
-      </w:hyperlink>
+      <w:r>
+        <w:rPr>
+          <w:lang w:val="zh_TW" w:bidi="zh_TW"/>
+        </w:rPr>
+        <w:t>馬太福音6:2–3</w:t>
+      </w:r>
       <w:r>
         <w:rPr>
           <w:lang w:val="zh_TW" w:bidi="zh_TW"/>
         </w:rPr>
         <w:t>；</w:t>
       </w:r>
-      <w:hyperlink r:id="rId156">
-        <w:r>
-          <w:rPr>
-            <w:lang w:val="zh_TW" w:bidi="zh_TW"/>
-          </w:rPr>
-          <w:rPr>
-            <w:color w:val="0000EE"/>
-            <w:u w:val="single"/>
-          </w:rPr>
-          <w:t>使徒行傳4:34–35</w:t>
-        </w:r>
-      </w:hyperlink>
+      <w:r>
+        <w:rPr>
+          <w:lang w:val="zh_TW" w:bidi="zh_TW"/>
+        </w:rPr>
+        <w:t>使徒行傳4:34–35</w:t>
+      </w:r>
       <w:r>
         <w:rPr>
           <w:lang w:val="zh_TW" w:bidi="zh_TW"/>
@@ -9170,54 +8270,36 @@
         </w:rPr>
         <w:t>（</w:t>
       </w:r>
-      <w:hyperlink r:id="rId157">
-        <w:r>
-          <w:rPr>
-            <w:lang w:val="zh_TW" w:bidi="zh_TW"/>
-          </w:rPr>
-          <w:rPr>
-            <w:color w:val="0000EE"/>
-            <w:u w:val="single"/>
-          </w:rPr>
-          <w:t>利23:33–43</w:t>
-        </w:r>
-      </w:hyperlink>
+      <w:r>
+        <w:rPr>
+          <w:lang w:val="zh_TW" w:bidi="zh_TW"/>
+        </w:rPr>
+        <w:t>利23:33–43</w:t>
+      </w:r>
       <w:r>
         <w:rPr>
           <w:lang w:val="zh_TW" w:bidi="zh_TW"/>
         </w:rPr>
         <w:t>；另見</w:t>
       </w:r>
-      <w:hyperlink r:id="rId158">
-        <w:r>
-          <w:rPr>
-            <w:lang w:val="zh_TW" w:bidi="zh_TW"/>
-          </w:rPr>
-          <w:rPr>
-            <w:color w:val="0000EE"/>
-            <w:u w:val="single"/>
-          </w:rPr>
-          <w:t>民29:12–39</w:t>
-        </w:r>
-      </w:hyperlink>
+      <w:r>
+        <w:rPr>
+          <w:lang w:val="zh_TW" w:bidi="zh_TW"/>
+        </w:rPr>
+        <w:t>民29:12–39</w:t>
+      </w:r>
       <w:r>
         <w:rPr>
           <w:lang w:val="zh_TW" w:bidi="zh_TW"/>
         </w:rPr>
         <w:t>；</w:t>
       </w:r>
-      <w:hyperlink r:id="rId159">
-        <w:r>
-          <w:rPr>
-            <w:lang w:val="zh_TW" w:bidi="zh_TW"/>
-          </w:rPr>
-          <w:rPr>
-            <w:color w:val="0000EE"/>
-            <w:u w:val="single"/>
-          </w:rPr>
-          <w:t>申16:13–15</w:t>
-        </w:r>
-      </w:hyperlink>
+      <w:r>
+        <w:rPr>
+          <w:lang w:val="zh_TW" w:bidi="zh_TW"/>
+        </w:rPr>
+        <w:t>申16:13–15</w:t>
+      </w:r>
       <w:r>
         <w:rPr>
           <w:lang w:val="zh_TW" w:bidi="zh_TW"/>
@@ -9272,18 +8354,12 @@
         </w:rPr>
         <w:t>以法蓮門可能位於耶路撒冷的北側，面向以法蓮支派的領地（見</w:t>
       </w:r>
-      <w:hyperlink r:id="rId46">
-        <w:r>
-          <w:rPr>
-            <w:lang w:val="zh_TW" w:bidi="zh_TW"/>
-          </w:rPr>
-          <w:rPr>
-            <w:color w:val="0000EE"/>
-            <w:u w:val="single"/>
-          </w:rPr>
-          <w:t>12:39</w:t>
-        </w:r>
-      </w:hyperlink>
+      <w:r>
+        <w:rPr>
+          <w:lang w:val="zh_TW" w:bidi="zh_TW"/>
+        </w:rPr>
+        <w:t>12:39</w:t>
+      </w:r>
       <w:r>
         <w:rPr>
           <w:lang w:val="zh_TW" w:bidi="zh_TW"/>
@@ -9350,108 +8426,72 @@
         </w:rPr>
         <w:t>約書亞的時候：雖然以色列曾多次慶祝過這個節期（</w:t>
       </w:r>
-      <w:hyperlink r:id="rId160">
-        <w:r>
-          <w:rPr>
-            <w:lang w:val="zh_TW" w:bidi="zh_TW"/>
-          </w:rPr>
-          <w:rPr>
-            <w:color w:val="0000EE"/>
-            <w:u w:val="single"/>
-          </w:rPr>
-          <w:t>王上8:2</w:t>
-        </w:r>
-      </w:hyperlink>
+      <w:r>
+        <w:rPr>
+          <w:lang w:val="zh_TW" w:bidi="zh_TW"/>
+        </w:rPr>
+        <w:t>王上8:2</w:t>
+      </w:r>
       <w:r>
         <w:rPr>
           <w:lang w:val="zh_TW" w:bidi="zh_TW"/>
         </w:rPr>
         <w:t>；</w:t>
       </w:r>
-      <w:hyperlink r:id="rId161">
-        <w:r>
-          <w:rPr>
-            <w:lang w:val="zh_TW" w:bidi="zh_TW"/>
-          </w:rPr>
-          <w:rPr>
-            <w:color w:val="0000EE"/>
-            <w:u w:val="single"/>
-          </w:rPr>
-          <w:t>王下23:22</w:t>
-        </w:r>
-      </w:hyperlink>
+      <w:r>
+        <w:rPr>
+          <w:lang w:val="zh_TW" w:bidi="zh_TW"/>
+        </w:rPr>
+        <w:t>王下23:22</w:t>
+      </w:r>
       <w:r>
         <w:rPr>
           <w:lang w:val="zh_TW" w:bidi="zh_TW"/>
         </w:rPr>
         <w:t>；</w:t>
       </w:r>
-      <w:hyperlink r:id="rId162">
-        <w:r>
-          <w:rPr>
-            <w:lang w:val="zh_TW" w:bidi="zh_TW"/>
-          </w:rPr>
-          <w:rPr>
-            <w:color w:val="0000EE"/>
-            <w:u w:val="single"/>
-          </w:rPr>
-          <w:t>代下7:8–10</w:t>
-        </w:r>
-      </w:hyperlink>
+      <w:r>
+        <w:rPr>
+          <w:lang w:val="zh_TW" w:bidi="zh_TW"/>
+        </w:rPr>
+        <w:t>代下7:8–10</w:t>
+      </w:r>
       <w:r>
         <w:rPr>
           <w:lang w:val="zh_TW" w:bidi="zh_TW"/>
         </w:rPr>
         <w:t>，</w:t>
       </w:r>
-      <w:hyperlink r:id="rId163">
-        <w:r>
-          <w:rPr>
-            <w:lang w:val="zh_TW" w:bidi="zh_TW"/>
-          </w:rPr>
-          <w:rPr>
-            <w:color w:val="0000EE"/>
-            <w:u w:val="single"/>
-          </w:rPr>
-          <w:t>30:26</w:t>
-        </w:r>
-      </w:hyperlink>
+      <w:r>
+        <w:rPr>
+          <w:lang w:val="zh_TW" w:bidi="zh_TW"/>
+        </w:rPr>
+        <w:t>30:26</w:t>
+      </w:r>
       <w:r>
         <w:rPr>
           <w:lang w:val="zh_TW" w:bidi="zh_TW"/>
         </w:rPr>
         <w:t>，</w:t>
       </w:r>
-      <w:hyperlink r:id="rId164">
-        <w:r>
-          <w:rPr>
-            <w:lang w:val="zh_TW" w:bidi="zh_TW"/>
-          </w:rPr>
-          <w:rPr>
-            <w:color w:val="0000EE"/>
-            <w:u w:val="single"/>
-          </w:rPr>
-          <w:t>35:18</w:t>
-        </w:r>
-      </w:hyperlink>
+      <w:r>
+        <w:rPr>
+          <w:lang w:val="zh_TW" w:bidi="zh_TW"/>
+        </w:rPr>
+        <w:t>35:18</w:t>
+      </w:r>
       <w:r>
         <w:rPr>
           <w:lang w:val="zh_TW" w:bidi="zh_TW"/>
         </w:rPr>
         <w:t>；</w:t>
       </w:r>
-      <w:hyperlink r:id="rId165">
-        <w:r>
-          <w:rPr>
-            <w:lang w:val="zh_TW" w:bidi="zh_TW"/>
-          </w:rPr>
-          <w:rPr>
-            <w:color w:val="0000EE"/>
-            <w:u w:val="single"/>
-          </w:rPr>
-          <w:t>拉3:4</w:t>
-        </w:r>
-      </w:hyperlink>
+      <w:r>
+        <w:rPr>
+          <w:lang w:val="zh_TW" w:bidi="zh_TW"/>
+        </w:rPr>
+        <w:t>拉3:4</w:t>
+      </w:r>
       <w:r>
         <w:rPr>
           <w:lang w:val="zh_TW" w:bidi="zh_TW"/>
@@ -9524,18 +8564,12 @@
         </w:rPr>
         <w:t>念神的律法書：每七年要在住棚節期間誦讀律法書（</w:t>
       </w:r>
-      <w:hyperlink r:id="rId166">
-        <w:r>
-          <w:rPr>
-            <w:lang w:val="zh_TW" w:bidi="zh_TW"/>
-          </w:rPr>
-          <w:rPr>
-            <w:color w:val="0000EE"/>
-            <w:u w:val="single"/>
-          </w:rPr>
-          <w:t>申31:10–12</w:t>
-        </w:r>
-      </w:hyperlink>
+      <w:r>
+        <w:rPr>
+          <w:lang w:val="zh_TW" w:bidi="zh_TW"/>
+        </w:rPr>
+        <w:t>申31:10–12</w:t>
+      </w:r>
       <w:r>
         <w:rPr>
           <w:lang w:val="zh_TW" w:bidi="zh_TW"/>
@@ -9590,18 +8624,12 @@
         </w:rPr>
         <w:t>以色列人就與一切外邦人離絕，站着承認自己的罪惡：這句話可能暗示在</w:t>
       </w:r>
-      <w:hyperlink r:id="rId167">
-        <w:r>
-          <w:rPr>
-            <w:lang w:val="zh_TW" w:bidi="zh_TW"/>
-          </w:rPr>
-          <w:rPr>
-            <w:color w:val="0000EE"/>
-            <w:u w:val="single"/>
-          </w:rPr>
-          <w:t>以斯拉記九至十章</w:t>
-        </w:r>
-      </w:hyperlink>
+      <w:r>
+        <w:rPr>
+          <w:lang w:val="zh_TW" w:bidi="zh_TW"/>
+        </w:rPr>
+        <w:t>以斯拉記九至十章</w:t>
+      </w:r>
       <w:r>
         <w:rPr>
           <w:lang w:val="zh_TW" w:bidi="zh_TW"/>
@@ -9656,54 +8684,36 @@
         </w:rPr>
         <w:t>他們聽到神的話後認了自己的罪（參</w:t>
       </w:r>
-      <w:hyperlink r:id="rId168">
-        <w:r>
-          <w:rPr>
-            <w:lang w:val="zh_TW" w:bidi="zh_TW"/>
-          </w:rPr>
-          <w:rPr>
-            <w:color w:val="0000EE"/>
-            <w:u w:val="single"/>
-          </w:rPr>
-          <w:t>8:1–9</w:t>
-        </w:r>
-      </w:hyperlink>
+      <w:r>
+        <w:rPr>
+          <w:lang w:val="zh_TW" w:bidi="zh_TW"/>
+        </w:rPr>
+        <w:t>8:1–9</w:t>
+      </w:r>
       <w:r>
         <w:rPr>
           <w:lang w:val="zh_TW" w:bidi="zh_TW"/>
         </w:rPr>
         <w:t>、</w:t>
       </w:r>
-      <w:hyperlink r:id="rId169">
-        <w:r>
-          <w:rPr>
-            <w:lang w:val="zh_TW" w:bidi="zh_TW"/>
-          </w:rPr>
-          <w:rPr>
-            <w:color w:val="0000EE"/>
-            <w:u w:val="single"/>
-          </w:rPr>
-          <w:t>13–14</w:t>
-        </w:r>
-      </w:hyperlink>
+      <w:r>
+        <w:rPr>
+          <w:lang w:val="zh_TW" w:bidi="zh_TW"/>
+        </w:rPr>
+        <w:t>13–14</w:t>
+      </w:r>
       <w:r>
         <w:rPr>
           <w:lang w:val="zh_TW" w:bidi="zh_TW"/>
         </w:rPr>
         <w:t>、</w:t>
       </w:r>
-      <w:hyperlink r:id="rId170">
-        <w:r>
-          <w:rPr>
-            <w:lang w:val="zh_TW" w:bidi="zh_TW"/>
-          </w:rPr>
-          <w:rPr>
-            <w:color w:val="0000EE"/>
-            <w:u w:val="single"/>
-          </w:rPr>
-          <w:t>18</w:t>
-        </w:r>
-      </w:hyperlink>
+      <w:r>
+        <w:rPr>
+          <w:lang w:val="zh_TW" w:bidi="zh_TW"/>
+        </w:rPr>
+        <w:t>18</w:t>
+      </w:r>
       <w:r>
         <w:rPr>
           <w:lang w:val="zh_TW" w:bidi="zh_TW"/>
@@ -9806,36 +8816,24 @@
         </w:rPr>
         <w:t>這篇長篇的禱文陳述並承認了整個民族的罪，並讚美神在歷史上的憐憫與慈愛（參</w:t>
       </w:r>
-      <w:hyperlink r:id="rId171">
-        <w:r>
-          <w:rPr>
-            <w:lang w:val="zh_TW" w:bidi="zh_TW"/>
-          </w:rPr>
-          <w:rPr>
-            <w:color w:val="0000EE"/>
-            <w:u w:val="single"/>
-          </w:rPr>
-          <w:t>詩105–106</w:t>
-        </w:r>
-      </w:hyperlink>
+      <w:r>
+        <w:rPr>
+          <w:lang w:val="zh_TW" w:bidi="zh_TW"/>
+        </w:rPr>
+        <w:t>詩105–106</w:t>
+      </w:r>
       <w:r>
         <w:rPr>
           <w:lang w:val="zh_TW" w:bidi="zh_TW"/>
         </w:rPr>
         <w:t>，</w:t>
       </w:r>
-      <w:hyperlink r:id="rId172">
-        <w:r>
-          <w:rPr>
-            <w:lang w:val="zh_TW" w:bidi="zh_TW"/>
-          </w:rPr>
-          <w:rPr>
-            <w:color w:val="0000EE"/>
-            <w:u w:val="single"/>
-          </w:rPr>
-          <w:t>135–136</w:t>
-        </w:r>
-      </w:hyperlink>
+      <w:r>
+        <w:rPr>
+          <w:lang w:val="zh_TW" w:bidi="zh_TW"/>
+        </w:rPr>
+        <w:t>135–136</w:t>
+      </w:r>
       <w:r>
         <w:rPr>
           <w:lang w:val="zh_TW" w:bidi="zh_TW"/>
@@ -9890,108 +8888,72 @@
         </w:rPr>
         <w:t>神對亞伯蘭所行的事——呼召他（</w:t>
       </w:r>
-      <w:hyperlink r:id="rId173">
-        <w:r>
-          <w:rPr>
-            <w:lang w:val="zh_TW" w:bidi="zh_TW"/>
-          </w:rPr>
-          <w:rPr>
-            <w:color w:val="0000EE"/>
-            <w:u w:val="single"/>
-          </w:rPr>
-          <w:t>創12:1–3</w:t>
-        </w:r>
-      </w:hyperlink>
+      <w:r>
+        <w:rPr>
+          <w:lang w:val="zh_TW" w:bidi="zh_TW"/>
+        </w:rPr>
+        <w:t>創12:1–3</w:t>
+      </w:r>
       <w:r>
         <w:rPr>
           <w:lang w:val="zh_TW" w:bidi="zh_TW"/>
         </w:rPr>
         <w:t>，</w:t>
       </w:r>
-      <w:hyperlink r:id="rId174">
-        <w:r>
-          <w:rPr>
-            <w:lang w:val="zh_TW" w:bidi="zh_TW"/>
-          </w:rPr>
-          <w:rPr>
-            <w:color w:val="0000EE"/>
-            <w:u w:val="single"/>
-          </w:rPr>
-          <w:t>15:7</w:t>
-        </w:r>
-      </w:hyperlink>
+      <w:r>
+        <w:rPr>
+          <w:lang w:val="zh_TW" w:bidi="zh_TW"/>
+        </w:rPr>
+        <w:t>15:7</w:t>
+      </w:r>
       <w:r>
         <w:rPr>
           <w:lang w:val="zh_TW" w:bidi="zh_TW"/>
         </w:rPr>
         <w:t>）、賜給他一個新的名字和身份（</w:t>
       </w:r>
-      <w:hyperlink r:id="rId175">
-        <w:r>
-          <w:rPr>
-            <w:lang w:val="zh_TW" w:bidi="zh_TW"/>
-          </w:rPr>
-          <w:rPr>
-            <w:color w:val="0000EE"/>
-            <w:u w:val="single"/>
-          </w:rPr>
-          <w:t>創17:5</w:t>
-        </w:r>
-      </w:hyperlink>
+      <w:r>
+        <w:rPr>
+          <w:lang w:val="zh_TW" w:bidi="zh_TW"/>
+        </w:rPr>
+        <w:t>創17:5</w:t>
+      </w:r>
       <w:r>
         <w:rPr>
           <w:lang w:val="zh_TW" w:bidi="zh_TW"/>
         </w:rPr>
         <w:t>）、與他立約（</w:t>
       </w:r>
-      <w:hyperlink r:id="rId176">
-        <w:r>
-          <w:rPr>
-            <w:lang w:val="zh_TW" w:bidi="zh_TW"/>
-          </w:rPr>
-          <w:rPr>
-            <w:color w:val="0000EE"/>
-            <w:u w:val="single"/>
-          </w:rPr>
-          <w:t>創15:6–21</w:t>
-        </w:r>
-      </w:hyperlink>
+      <w:r>
+        <w:rPr>
+          <w:lang w:val="zh_TW" w:bidi="zh_TW"/>
+        </w:rPr>
+        <w:t>創15:6–21</w:t>
+      </w:r>
       <w:r>
         <w:rPr>
           <w:lang w:val="zh_TW" w:bidi="zh_TW"/>
         </w:rPr>
         <w:t>，</w:t>
       </w:r>
-      <w:hyperlink r:id="rId177">
-        <w:r>
-          <w:rPr>
-            <w:lang w:val="zh_TW" w:bidi="zh_TW"/>
-          </w:rPr>
-          <w:rPr>
-            <w:color w:val="0000EE"/>
-            <w:u w:val="single"/>
-          </w:rPr>
-          <w:t>17:4–5</w:t>
-        </w:r>
-      </w:hyperlink>
+      <w:r>
+        <w:rPr>
+          <w:lang w:val="zh_TW" w:bidi="zh_TW"/>
+        </w:rPr>
+        <w:t>17:4–5</w:t>
+      </w:r>
       <w:r>
         <w:rPr>
           <w:lang w:val="zh_TW" w:bidi="zh_TW"/>
         </w:rPr>
         <w:t>）、並實現賜土地與後裔的應許（</w:t>
       </w:r>
-      <w:hyperlink r:id="rId178">
-        <w:r>
-          <w:rPr>
-            <w:lang w:val="zh_TW" w:bidi="zh_TW"/>
-          </w:rPr>
-          <w:rPr>
-            <w:color w:val="0000EE"/>
-            <w:u w:val="single"/>
-          </w:rPr>
-          <w:t>創15:18–21</w:t>
-        </w:r>
-      </w:hyperlink>
+      <w:r>
+        <w:rPr>
+          <w:lang w:val="zh_TW" w:bidi="zh_TW"/>
+        </w:rPr>
+        <w:t>創15:18–21</w:t>
+      </w:r>
       <w:r>
         <w:rPr>
           <w:lang w:val="zh_TW" w:bidi="zh_TW"/>
@@ -10046,72 +9008,48 @@
         </w:rPr>
         <w:t>神曾顧念衪子民在異族轄治下所受的困苦（</w:t>
       </w:r>
-      <w:hyperlink r:id="rId179">
-        <w:r>
-          <w:rPr>
-            <w:lang w:val="zh_TW" w:bidi="zh_TW"/>
-          </w:rPr>
-          <w:rPr>
-            <w:color w:val="0000EE"/>
-            <w:u w:val="single"/>
-          </w:rPr>
-          <w:t>出2:23–25</w:t>
-        </w:r>
-      </w:hyperlink>
+      <w:r>
+        <w:rPr>
+          <w:lang w:val="zh_TW" w:bidi="zh_TW"/>
+        </w:rPr>
+        <w:t>出2:23–25</w:t>
+      </w:r>
       <w:r>
         <w:rPr>
           <w:lang w:val="zh_TW" w:bidi="zh_TW"/>
         </w:rPr>
         <w:t>，</w:t>
       </w:r>
-      <w:hyperlink r:id="rId180">
-        <w:r>
-          <w:rPr>
-            <w:lang w:val="zh_TW" w:bidi="zh_TW"/>
-          </w:rPr>
-          <w:rPr>
-            <w:color w:val="0000EE"/>
-            <w:u w:val="single"/>
-          </w:rPr>
-          <w:t>3:7</w:t>
-        </w:r>
-      </w:hyperlink>
+      <w:r>
+        <w:rPr>
+          <w:lang w:val="zh_TW" w:bidi="zh_TW"/>
+        </w:rPr>
+        <w:t>3:7</w:t>
+      </w:r>
       <w:r>
         <w:rPr>
           <w:lang w:val="zh_TW" w:bidi="zh_TW"/>
         </w:rPr>
         <w:t>，</w:t>
       </w:r>
-      <w:hyperlink r:id="rId181">
-        <w:r>
-          <w:rPr>
-            <w:lang w:val="zh_TW" w:bidi="zh_TW"/>
-          </w:rPr>
-          <w:rPr>
-            <w:color w:val="0000EE"/>
-            <w:u w:val="single"/>
-          </w:rPr>
-          <w:t>14:10–14</w:t>
-        </w:r>
-      </w:hyperlink>
+      <w:r>
+        <w:rPr>
+          <w:lang w:val="zh_TW" w:bidi="zh_TW"/>
+        </w:rPr>
+        <w:t>14:10–14</w:t>
+      </w:r>
       <w:r>
         <w:rPr>
           <w:lang w:val="zh_TW" w:bidi="zh_TW"/>
         </w:rPr>
         <w:t>），這與他們目前的景況相似（</w:t>
       </w:r>
-      <w:hyperlink r:id="rId182">
-        <w:r>
-          <w:rPr>
-            <w:lang w:val="zh_TW" w:bidi="zh_TW"/>
-          </w:rPr>
-          <w:rPr>
-            <w:color w:val="0000EE"/>
-            <w:u w:val="single"/>
-          </w:rPr>
-          <w:t>尼9:32–37</w:t>
-        </w:r>
-      </w:hyperlink>
+      <w:r>
+        <w:rPr>
+          <w:lang w:val="zh_TW" w:bidi="zh_TW"/>
+        </w:rPr>
+        <w:t>尼9:32–37</w:t>
+      </w:r>
       <w:r>
         <w:rPr>
           <w:lang w:val="zh_TW" w:bidi="zh_TW"/>
@@ -10178,54 +9116,36 @@
         </w:rPr>
         <w:t>、分開海水和擊敗狂傲的埃及軍隊來彰顯祂的性情（</w:t>
       </w:r>
-      <w:hyperlink r:id="rId183">
-        <w:r>
-          <w:rPr>
-            <w:lang w:val="zh_TW" w:bidi="zh_TW"/>
-          </w:rPr>
-          <w:rPr>
-            <w:color w:val="0000EE"/>
-            <w:u w:val="single"/>
-          </w:rPr>
-          <w:t>出15:5</w:t>
-        </w:r>
-      </w:hyperlink>
+      <w:r>
+        <w:rPr>
+          <w:lang w:val="zh_TW" w:bidi="zh_TW"/>
+        </w:rPr>
+        <w:t>出15:5</w:t>
+      </w:r>
       <w:r>
         <w:rPr>
           <w:lang w:val="zh_TW" w:bidi="zh_TW"/>
         </w:rPr>
         <w:t>、</w:t>
       </w:r>
-      <w:hyperlink r:id="rId184">
-        <w:r>
-          <w:rPr>
-            <w:lang w:val="zh_TW" w:bidi="zh_TW"/>
-          </w:rPr>
-          <w:rPr>
-            <w:color w:val="0000EE"/>
-            <w:u w:val="single"/>
-          </w:rPr>
-          <w:t>9–10</w:t>
-        </w:r>
-      </w:hyperlink>
+      <w:r>
+        <w:rPr>
+          <w:lang w:val="zh_TW" w:bidi="zh_TW"/>
+        </w:rPr>
+        <w:t>9–10</w:t>
+      </w:r>
       <w:r>
         <w:rPr>
           <w:lang w:val="zh_TW" w:bidi="zh_TW"/>
         </w:rPr>
         <w:t>、</w:t>
       </w:r>
-      <w:hyperlink r:id="rId185">
-        <w:r>
-          <w:rPr>
-            <w:lang w:val="zh_TW" w:bidi="zh_TW"/>
-          </w:rPr>
-          <w:rPr>
-            <w:color w:val="0000EE"/>
-            <w:u w:val="single"/>
-          </w:rPr>
-          <w:t>19</w:t>
-        </w:r>
-      </w:hyperlink>
+      <w:r>
+        <w:rPr>
+          <w:lang w:val="zh_TW" w:bidi="zh_TW"/>
+        </w:rPr>
+        <w:t>19</w:t>
+      </w:r>
       <w:r>
         <w:rPr>
           <w:lang w:val="zh_TW" w:bidi="zh_TW"/>
@@ -10280,162 +9200,108 @@
         </w:rPr>
         <w:t>這段禱告提醒百姓，神曾在曠野中奇妙帶領以色列（</w:t>
       </w:r>
-      <w:hyperlink r:id="rId186">
-        <w:r>
-          <w:rPr>
-            <w:lang w:val="zh_TW" w:bidi="zh_TW"/>
-          </w:rPr>
-          <w:rPr>
-            <w:color w:val="0000EE"/>
-            <w:u w:val="single"/>
-          </w:rPr>
-          <w:t>出13:21–22</w:t>
-        </w:r>
-      </w:hyperlink>
+      <w:r>
+        <w:rPr>
+          <w:lang w:val="zh_TW" w:bidi="zh_TW"/>
+        </w:rPr>
+        <w:t>出13:21–22</w:t>
+      </w:r>
       <w:r>
         <w:rPr>
           <w:lang w:val="zh_TW" w:bidi="zh_TW"/>
         </w:rPr>
         <w:t>）、親自在西奈山顯現、藉摩西啟示衪立約的律法（見</w:t>
       </w:r>
-      <w:hyperlink r:id="rId187">
-        <w:r>
-          <w:rPr>
-            <w:lang w:val="zh_TW" w:bidi="zh_TW"/>
-          </w:rPr>
-          <w:rPr>
-            <w:color w:val="0000EE"/>
-            <w:u w:val="single"/>
-          </w:rPr>
-          <w:t>出19–20</w:t>
-        </w:r>
-      </w:hyperlink>
+      <w:r>
+        <w:rPr>
+          <w:lang w:val="zh_TW" w:bidi="zh_TW"/>
+        </w:rPr>
+        <w:t>出19–20</w:t>
+      </w:r>
       <w:r>
         <w:rPr>
           <w:lang w:val="zh_TW" w:bidi="zh_TW"/>
         </w:rPr>
         <w:t>），並信實地供應他們餅和水（見</w:t>
       </w:r>
-      <w:hyperlink r:id="rId188">
-        <w:r>
-          <w:rPr>
-            <w:lang w:val="zh_TW" w:bidi="zh_TW"/>
-          </w:rPr>
-          <w:rPr>
-            <w:color w:val="0000EE"/>
-            <w:u w:val="single"/>
-          </w:rPr>
-          <w:t>出16:4</w:t>
-        </w:r>
-      </w:hyperlink>
+      <w:r>
+        <w:rPr>
+          <w:lang w:val="zh_TW" w:bidi="zh_TW"/>
+        </w:rPr>
+        <w:t>出16:4</w:t>
+      </w:r>
       <w:r>
         <w:rPr>
           <w:lang w:val="zh_TW" w:bidi="zh_TW"/>
         </w:rPr>
         <w:t>，</w:t>
       </w:r>
-      <w:hyperlink r:id="rId189">
-        <w:r>
-          <w:rPr>
-            <w:lang w:val="zh_TW" w:bidi="zh_TW"/>
-          </w:rPr>
-          <w:rPr>
-            <w:color w:val="0000EE"/>
-            <w:u w:val="single"/>
-          </w:rPr>
-          <w:t>17:1–6</w:t>
-        </w:r>
-      </w:hyperlink>
+      <w:r>
+        <w:rPr>
+          <w:lang w:val="zh_TW" w:bidi="zh_TW"/>
+        </w:rPr>
+        <w:t>17:1–6</w:t>
+      </w:r>
       <w:r>
         <w:rPr>
           <w:lang w:val="zh_TW" w:bidi="zh_TW"/>
         </w:rPr>
         <w:t>）。儘管如此，以色列的祖先仍然驕傲和頑梗，拒絕順服（見</w:t>
       </w:r>
-      <w:hyperlink r:id="rId190">
-        <w:r>
-          <w:rPr>
-            <w:lang w:val="zh_TW" w:bidi="zh_TW"/>
-          </w:rPr>
-          <w:rPr>
-            <w:color w:val="0000EE"/>
-            <w:u w:val="single"/>
-          </w:rPr>
-          <w:t>出32</w:t>
-        </w:r>
-      </w:hyperlink>
+      <w:r>
+        <w:rPr>
+          <w:lang w:val="zh_TW" w:bidi="zh_TW"/>
+        </w:rPr>
+        <w:t>出32</w:t>
+      </w:r>
       <w:r>
         <w:rPr>
           <w:lang w:val="zh_TW" w:bidi="zh_TW"/>
         </w:rPr>
         <w:t>；</w:t>
       </w:r>
-      <w:hyperlink r:id="rId191">
-        <w:r>
-          <w:rPr>
-            <w:lang w:val="zh_TW" w:bidi="zh_TW"/>
-          </w:rPr>
-          <w:rPr>
-            <w:color w:val="0000EE"/>
-            <w:u w:val="single"/>
-          </w:rPr>
-          <w:t>民14:4</w:t>
-        </w:r>
-      </w:hyperlink>
+      <w:r>
+        <w:rPr>
+          <w:lang w:val="zh_TW" w:bidi="zh_TW"/>
+        </w:rPr>
+        <w:t>民14:4</w:t>
+      </w:r>
       <w:r>
         <w:rPr>
           <w:lang w:val="zh_TW" w:bidi="zh_TW"/>
         </w:rPr>
         <w:t>）。然而在神的恩典中，衪仍然保持信實和憐憫（見</w:t>
       </w:r>
-      <w:hyperlink r:id="rId192">
-        <w:r>
-          <w:rPr>
-            <w:lang w:val="zh_TW" w:bidi="zh_TW"/>
-          </w:rPr>
-          <w:rPr>
-            <w:color w:val="0000EE"/>
-            <w:u w:val="single"/>
-          </w:rPr>
-          <w:t>出34:6</w:t>
-        </w:r>
-      </w:hyperlink>
+      <w:r>
+        <w:rPr>
+          <w:lang w:val="zh_TW" w:bidi="zh_TW"/>
+        </w:rPr>
+        <w:t>出34:6</w:t>
+      </w:r>
       <w:r>
         <w:rPr>
           <w:lang w:val="zh_TW" w:bidi="zh_TW"/>
         </w:rPr>
         <w:t>），並賜下衪的靈來引導和教導他們（參</w:t>
       </w:r>
-      <w:hyperlink r:id="rId193">
-        <w:r>
-          <w:rPr>
-            <w:lang w:val="zh_TW" w:bidi="zh_TW"/>
-          </w:rPr>
-          <w:rPr>
-            <w:color w:val="0000EE"/>
-            <w:u w:val="single"/>
-          </w:rPr>
-          <w:t>出33:2</w:t>
-        </w:r>
-      </w:hyperlink>
+      <w:r>
+        <w:rPr>
+          <w:lang w:val="zh_TW" w:bidi="zh_TW"/>
+        </w:rPr>
+        <w:t>出33:2</w:t>
+      </w:r>
       <w:r>
         <w:rPr>
           <w:lang w:val="zh_TW" w:bidi="zh_TW"/>
         </w:rPr>
         <w:t>；</w:t>
       </w:r>
-      <w:hyperlink r:id="rId194">
-        <w:r>
-          <w:rPr>
-            <w:lang w:val="zh_TW" w:bidi="zh_TW"/>
-          </w:rPr>
-          <w:rPr>
-            <w:color w:val="0000EE"/>
-            <w:u w:val="single"/>
-          </w:rPr>
-          <w:t>民11:17</w:t>
-        </w:r>
-      </w:hyperlink>
+      <w:r>
+        <w:rPr>
+          <w:lang w:val="zh_TW" w:bidi="zh_TW"/>
+        </w:rPr>
+        <w:t>民11:17</w:t>
+      </w:r>
       <w:r>
         <w:rPr>
           <w:lang w:val="zh_TW" w:bidi="zh_TW"/>
@@ -10502,18 +9368,12 @@
         </w:rPr>
         <w:t>制伏那地的居民：見</w:t>
       </w:r>
-      <w:hyperlink r:id="rId195">
-        <w:r>
-          <w:rPr>
-            <w:lang w:val="zh_TW" w:bidi="zh_TW"/>
-          </w:rPr>
-          <w:rPr>
-            <w:color w:val="0000EE"/>
-            <w:u w:val="single"/>
-          </w:rPr>
-          <w:t>約書亞記六至十二章</w:t>
-        </w:r>
-      </w:hyperlink>
+      <w:r>
+        <w:rPr>
+          <w:lang w:val="zh_TW" w:bidi="zh_TW"/>
+        </w:rPr>
+        <w:t>約書亞記六至十二章</w:t>
+      </w:r>
       <w:r>
         <w:rPr>
           <w:lang w:val="zh_TW" w:bidi="zh_TW"/>
@@ -10572,36 +9432,24 @@
         </w:rPr>
         <w:t>參</w:t>
       </w:r>
-      <w:hyperlink r:id="rId196">
-        <w:r>
-          <w:rPr>
-            <w:lang w:val="zh_TW" w:bidi="zh_TW"/>
-          </w:rPr>
-          <w:rPr>
-            <w:color w:val="0000EE"/>
-            <w:u w:val="single"/>
-          </w:rPr>
-          <w:t>申命記六章10至11節</w:t>
-        </w:r>
-      </w:hyperlink>
+      <w:r>
+        <w:rPr>
+          <w:lang w:val="zh_TW" w:bidi="zh_TW"/>
+        </w:rPr>
+        <w:t>申命記六章10至11節</w:t>
+      </w:r>
       <w:r>
         <w:rPr>
           <w:lang w:val="zh_TW" w:bidi="zh_TW"/>
         </w:rPr>
         <w:t>，</w:t>
       </w:r>
-      <w:hyperlink r:id="rId197">
-        <w:r>
-          <w:rPr>
-            <w:lang w:val="zh_TW" w:bidi="zh_TW"/>
-          </w:rPr>
-          <w:rPr>
-            <w:color w:val="0000EE"/>
-            <w:u w:val="single"/>
-          </w:rPr>
-          <w:t>八章6至10節</w:t>
-        </w:r>
-      </w:hyperlink>
+      <w:r>
+        <w:rPr>
+          <w:lang w:val="zh_TW" w:bidi="zh_TW"/>
+        </w:rPr>
+        <w:t>八章6至10節</w:t>
+      </w:r>
       <w:r>
         <w:rPr>
           <w:lang w:val="zh_TW" w:bidi="zh_TW"/>
@@ -10626,18 +9474,12 @@
         </w:rPr>
         <w:t>他們就吃而得飽，身體肥胖：繁榮同時也隱藏屬靈的危險（見</w:t>
       </w:r>
-      <w:hyperlink r:id="rId198">
-        <w:r>
-          <w:rPr>
-            <w:lang w:val="zh_TW" w:bidi="zh_TW"/>
-          </w:rPr>
-          <w:rPr>
-            <w:color w:val="0000EE"/>
-            <w:u w:val="single"/>
-          </w:rPr>
-          <w:t>申8:11–20</w:t>
-        </w:r>
-      </w:hyperlink>
+      <w:r>
+        <w:rPr>
+          <w:lang w:val="zh_TW" w:bidi="zh_TW"/>
+        </w:rPr>
+        <w:t>申8:11–20</w:t>
+      </w:r>
       <w:r>
         <w:rPr>
           <w:lang w:val="zh_TW" w:bidi="zh_TW"/>
@@ -10692,18 +9534,12 @@
         </w:rPr>
         <w:t>這段禱告重述了在士師記中的循環模式（見</w:t>
       </w:r>
-      <w:hyperlink r:id="rId199">
-        <w:r>
-          <w:rPr>
-            <w:lang w:val="zh_TW" w:bidi="zh_TW"/>
-          </w:rPr>
-          <w:rPr>
-            <w:color w:val="0000EE"/>
-            <w:u w:val="single"/>
-          </w:rPr>
-          <w:t>士2:11–23</w:t>
-        </w:r>
-      </w:hyperlink>
+      <w:r>
+        <w:rPr>
+          <w:lang w:val="zh_TW" w:bidi="zh_TW"/>
+        </w:rPr>
+        <w:t>士2:11–23</w:t>
+      </w:r>
       <w:r>
         <w:rPr>
           <w:lang w:val="zh_TW" w:bidi="zh_TW"/>
@@ -10758,54 +9594,36 @@
         </w:rPr>
         <w:t>百姓沒有從士師時期所犯的錯誤中吸取教訓（</w:t>
       </w:r>
-      <w:hyperlink r:id="rId200">
-        <w:r>
-          <w:rPr>
-            <w:lang w:val="zh_TW" w:bidi="zh_TW"/>
-          </w:rPr>
-          <w:rPr>
-            <w:color w:val="0000EE"/>
-            <w:u w:val="single"/>
-          </w:rPr>
-          <w:t>9:26–27</w:t>
-        </w:r>
-      </w:hyperlink>
+      <w:r>
+        <w:rPr>
+          <w:lang w:val="zh_TW" w:bidi="zh_TW"/>
+        </w:rPr>
+        <w:t>9:26–27</w:t>
+      </w:r>
       <w:r>
         <w:rPr>
           <w:lang w:val="zh_TW" w:bidi="zh_TW"/>
         </w:rPr>
         <w:t>），在隨後的君王時代同樣的悖逆模式（參</w:t>
       </w:r>
-      <w:hyperlink r:id="rId201">
-        <w:r>
-          <w:rPr>
-            <w:lang w:val="zh_TW" w:bidi="zh_TW"/>
-          </w:rPr>
-          <w:rPr>
-            <w:color w:val="0000EE"/>
-            <w:u w:val="single"/>
-          </w:rPr>
-          <w:t>王下17</w:t>
-        </w:r>
-      </w:hyperlink>
+      <w:r>
+        <w:rPr>
+          <w:lang w:val="zh_TW" w:bidi="zh_TW"/>
+        </w:rPr>
+        <w:t>王下17</w:t>
+      </w:r>
       <w:r>
         <w:rPr>
           <w:lang w:val="zh_TW" w:bidi="zh_TW"/>
         </w:rPr>
         <w:t>）再次出現。儘管以色列持續不順服（</w:t>
       </w:r>
-      <w:hyperlink r:id="rId202">
-        <w:r>
-          <w:rPr>
-            <w:lang w:val="zh_TW" w:bidi="zh_TW"/>
-          </w:rPr>
-          <w:rPr>
-            <w:color w:val="0000EE"/>
-            <w:u w:val="single"/>
-          </w:rPr>
-          <w:t>尼9:29</w:t>
-        </w:r>
-      </w:hyperlink>
+      <w:r>
+        <w:rPr>
+          <w:lang w:val="zh_TW" w:bidi="zh_TW"/>
+        </w:rPr>
+        <w:t>尼9:29</w:t>
+      </w:r>
       <w:r>
         <w:rPr>
           <w:lang w:val="zh_TW" w:bidi="zh_TW"/>
@@ -10878,54 +9696,36 @@
         </w:rPr>
         <w:t>神—守約施慈愛—繼續給予衪的子民慈愛和憐憫，幫助他們度過目前的困難情況（</w:t>
       </w:r>
-      <w:hyperlink r:id="rId140">
-        <w:r>
-          <w:rPr>
-            <w:lang w:val="zh_TW" w:bidi="zh_TW"/>
-          </w:rPr>
-          <w:rPr>
-            <w:color w:val="0000EE"/>
-            <w:u w:val="single"/>
-          </w:rPr>
-          <w:t>9:32</w:t>
-        </w:r>
-      </w:hyperlink>
+      <w:r>
+        <w:rPr>
+          <w:lang w:val="zh_TW" w:bidi="zh_TW"/>
+        </w:rPr>
+        <w:t>9:32</w:t>
+      </w:r>
       <w:r>
         <w:rPr>
           <w:lang w:val="zh_TW" w:bidi="zh_TW"/>
         </w:rPr>
         <w:t>）。領袖們承認神懲罰他們的罪是公義的（</w:t>
       </w:r>
-      <w:hyperlink r:id="rId203">
-        <w:r>
-          <w:rPr>
-            <w:lang w:val="zh_TW" w:bidi="zh_TW"/>
-          </w:rPr>
-          <w:rPr>
-            <w:color w:val="0000EE"/>
-            <w:u w:val="single"/>
-          </w:rPr>
-          <w:t>9:33–35</w:t>
-        </w:r>
-      </w:hyperlink>
+      <w:r>
+        <w:rPr>
+          <w:lang w:val="zh_TW" w:bidi="zh_TW"/>
+        </w:rPr>
+        <w:t>9:33–35</w:t>
+      </w:r>
       <w:r>
         <w:rPr>
           <w:lang w:val="zh_TW" w:bidi="zh_TW"/>
         </w:rPr>
         <w:t>），並哀悼他們被波斯人奴役的境況（</w:t>
       </w:r>
-      <w:hyperlink r:id="rId204">
-        <w:r>
-          <w:rPr>
-            <w:lang w:val="zh_TW" w:bidi="zh_TW"/>
-          </w:rPr>
-          <w:rPr>
-            <w:color w:val="0000EE"/>
-            <w:u w:val="single"/>
-          </w:rPr>
-          <w:t>9:36–37</w:t>
-        </w:r>
-      </w:hyperlink>
+      <w:r>
+        <w:rPr>
+          <w:lang w:val="zh_TW" w:bidi="zh_TW"/>
+        </w:rPr>
+        <w:t>9:36–37</w:t>
+      </w:r>
       <w:r>
         <w:rPr>
           <w:lang w:val="zh_TW" w:bidi="zh_TW"/>
@@ -11028,36 +9828,24 @@
         </w:rPr>
         <w:t>百姓同心領受這篇禱告，重新獻身於神和祂的話語。他們簽下名字以表示他們的承諾（</w:t>
       </w:r>
-      <w:hyperlink r:id="rId205">
-        <w:r>
-          <w:rPr>
-            <w:lang w:val="zh_TW" w:bidi="zh_TW"/>
-          </w:rPr>
-          <w:rPr>
-            <w:color w:val="0000EE"/>
-            <w:u w:val="single"/>
-          </w:rPr>
-          <w:t>9:38–10:27</w:t>
-        </w:r>
-      </w:hyperlink>
+      <w:r>
+        <w:rPr>
+          <w:lang w:val="zh_TW" w:bidi="zh_TW"/>
+        </w:rPr>
+        <w:t>9:38–10:27</w:t>
+      </w:r>
       <w:r>
         <w:rPr>
           <w:lang w:val="zh_TW" w:bidi="zh_TW"/>
         </w:rPr>
         <w:t>），並宣誓要遵守約上的一切（</w:t>
       </w:r>
-      <w:hyperlink r:id="rId206">
-        <w:r>
-          <w:rPr>
-            <w:lang w:val="zh_TW" w:bidi="zh_TW"/>
-          </w:rPr>
-          <w:rPr>
-            <w:color w:val="0000EE"/>
-            <w:u w:val="single"/>
-          </w:rPr>
-          <w:t>10:28–39</w:t>
-        </w:r>
-      </w:hyperlink>
+      <w:r>
+        <w:rPr>
+          <w:lang w:val="zh_TW" w:bidi="zh_TW"/>
+        </w:rPr>
+        <w:t>10:28–39</w:t>
+      </w:r>
       <w:r>
         <w:rPr>
           <w:lang w:val="zh_TW" w:bidi="zh_TW"/>
@@ -11112,144 +9900,96 @@
         </w:rPr>
         <w:t>這八十四個名字包括省長：尼希米（</w:t>
       </w:r>
-      <w:hyperlink r:id="rId207">
-        <w:r>
-          <w:rPr>
-            <w:lang w:val="zh_TW" w:bidi="zh_TW"/>
-          </w:rPr>
-          <w:rPr>
-            <w:color w:val="0000EE"/>
-            <w:u w:val="single"/>
-          </w:rPr>
-          <w:t>10:1</w:t>
-        </w:r>
-      </w:hyperlink>
+      <w:r>
+        <w:rPr>
+          <w:lang w:val="zh_TW" w:bidi="zh_TW"/>
+        </w:rPr>
+        <w:t>10:1</w:t>
+      </w:r>
       <w:r>
         <w:rPr>
           <w:lang w:val="zh_TW" w:bidi="zh_TW"/>
         </w:rPr>
         <w:t>）、以及一群祭司（</w:t>
       </w:r>
-      <w:hyperlink r:id="rId208">
-        <w:r>
-          <w:rPr>
-            <w:lang w:val="zh_TW" w:bidi="zh_TW"/>
-          </w:rPr>
-          <w:rPr>
-            <w:color w:val="0000EE"/>
-            <w:u w:val="single"/>
-          </w:rPr>
-          <w:t>10:2–8</w:t>
-        </w:r>
-      </w:hyperlink>
+      <w:r>
+        <w:rPr>
+          <w:lang w:val="zh_TW" w:bidi="zh_TW"/>
+        </w:rPr>
+        <w:t>10:2–8</w:t>
+      </w:r>
       <w:r>
         <w:rPr>
           <w:lang w:val="zh_TW" w:bidi="zh_TW"/>
         </w:rPr>
         <w:t>；參</w:t>
       </w:r>
-      <w:hyperlink r:id="rId209">
-        <w:r>
-          <w:rPr>
-            <w:lang w:val="zh_TW" w:bidi="zh_TW"/>
-          </w:rPr>
-          <w:rPr>
-            <w:color w:val="0000EE"/>
-            <w:u w:val="single"/>
-          </w:rPr>
-          <w:t>12:1–7</w:t>
-        </w:r>
-      </w:hyperlink>
+      <w:r>
+        <w:rPr>
+          <w:lang w:val="zh_TW" w:bidi="zh_TW"/>
+        </w:rPr>
+        <w:t>12:1–7</w:t>
+      </w:r>
       <w:r>
         <w:rPr>
           <w:lang w:val="zh_TW" w:bidi="zh_TW"/>
         </w:rPr>
         <w:t>）、利未人（</w:t>
       </w:r>
-      <w:hyperlink r:id="rId210">
-        <w:r>
-          <w:rPr>
-            <w:lang w:val="zh_TW" w:bidi="zh_TW"/>
-          </w:rPr>
-          <w:rPr>
-            <w:color w:val="0000EE"/>
-            <w:u w:val="single"/>
-          </w:rPr>
-          <w:t>10:9–13</w:t>
-        </w:r>
-      </w:hyperlink>
+      <w:r>
+        <w:rPr>
+          <w:lang w:val="zh_TW" w:bidi="zh_TW"/>
+        </w:rPr>
+        <w:t>10:9–13</w:t>
+      </w:r>
       <w:r>
         <w:rPr>
           <w:lang w:val="zh_TW" w:bidi="zh_TW"/>
         </w:rPr>
         <w:t>；參</w:t>
       </w:r>
-      <w:hyperlink r:id="rId211">
-        <w:r>
-          <w:rPr>
-            <w:lang w:val="zh_TW" w:bidi="zh_TW"/>
-          </w:rPr>
-          <w:rPr>
-            <w:color w:val="0000EE"/>
-            <w:u w:val="single"/>
-          </w:rPr>
-          <w:t>9:4–5</w:t>
-        </w:r>
-      </w:hyperlink>
+      <w:r>
+        <w:rPr>
+          <w:lang w:val="zh_TW" w:bidi="zh_TW"/>
+        </w:rPr>
+        <w:t>9:4–5</w:t>
+      </w:r>
       <w:r>
         <w:rPr>
           <w:lang w:val="zh_TW" w:bidi="zh_TW"/>
         </w:rPr>
         <w:t>，</w:t>
       </w:r>
-      <w:hyperlink r:id="rId212">
-        <w:r>
-          <w:rPr>
-            <w:lang w:val="zh_TW" w:bidi="zh_TW"/>
-          </w:rPr>
-          <w:rPr>
-            <w:color w:val="0000EE"/>
-            <w:u w:val="single"/>
-          </w:rPr>
-          <w:t>12:8–9</w:t>
-        </w:r>
-      </w:hyperlink>
+      <w:r>
+        <w:rPr>
+          <w:lang w:val="zh_TW" w:bidi="zh_TW"/>
+        </w:rPr>
+        <w:t>12:8–9</w:t>
+      </w:r>
       <w:r>
         <w:rPr>
           <w:lang w:val="zh_TW" w:bidi="zh_TW"/>
         </w:rPr>
         <w:t>）和領袖（</w:t>
       </w:r>
-      <w:hyperlink r:id="rId213">
-        <w:r>
-          <w:rPr>
-            <w:lang w:val="zh_TW" w:bidi="zh_TW"/>
-          </w:rPr>
-          <w:rPr>
-            <w:color w:val="0000EE"/>
-            <w:u w:val="single"/>
-          </w:rPr>
-          <w:t>10:14–27</w:t>
-        </w:r>
-      </w:hyperlink>
+      <w:r>
+        <w:rPr>
+          <w:lang w:val="zh_TW" w:bidi="zh_TW"/>
+        </w:rPr>
+        <w:t>10:14–27</w:t>
+      </w:r>
       <w:r>
         <w:rPr>
           <w:lang w:val="zh_TW" w:bidi="zh_TW"/>
         </w:rPr>
         <w:t>；參</w:t>
       </w:r>
-      <w:hyperlink r:id="rId214">
-        <w:r>
-          <w:rPr>
-            <w:lang w:val="zh_TW" w:bidi="zh_TW"/>
-          </w:rPr>
-          <w:rPr>
-            <w:color w:val="0000EE"/>
-            <w:u w:val="single"/>
-          </w:rPr>
-          <w:t>3:4–31</w:t>
-        </w:r>
-      </w:hyperlink>
+      <w:r>
+        <w:rPr>
+          <w:lang w:val="zh_TW" w:bidi="zh_TW"/>
+        </w:rPr>
+        <w:t>3:4–31</w:t>
+      </w:r>
       <w:r>
         <w:rPr>
           <w:lang w:val="zh_TW" w:bidi="zh_TW"/>
@@ -11304,36 +10044,24 @@
         </w:rPr>
         <w:t>一切離絕鄰邦居民：見</w:t>
       </w:r>
-      <w:hyperlink r:id="rId215">
-        <w:r>
-          <w:rPr>
-            <w:lang w:val="zh_TW" w:bidi="zh_TW"/>
-          </w:rPr>
-          <w:rPr>
-            <w:color w:val="0000EE"/>
-            <w:u w:val="single"/>
-          </w:rPr>
-          <w:t>九章2節</w:t>
-        </w:r>
-      </w:hyperlink>
+      <w:r>
+        <w:rPr>
+          <w:lang w:val="zh_TW" w:bidi="zh_TW"/>
+        </w:rPr>
+        <w:t>九章2節</w:t>
+      </w:r>
       <w:r>
         <w:rPr>
           <w:lang w:val="zh_TW" w:bidi="zh_TW"/>
         </w:rPr>
         <w:t>；參</w:t>
       </w:r>
-      <w:hyperlink r:id="rId167">
-        <w:r>
-          <w:rPr>
-            <w:lang w:val="zh_TW" w:bidi="zh_TW"/>
-          </w:rPr>
-          <w:rPr>
-            <w:color w:val="0000EE"/>
-            <w:u w:val="single"/>
-          </w:rPr>
-          <w:t>以斯拉記九至十章</w:t>
-        </w:r>
-      </w:hyperlink>
+      <w:r>
+        <w:rPr>
+          <w:lang w:val="zh_TW" w:bidi="zh_TW"/>
+        </w:rPr>
+        <w:t>以斯拉記九至十章</w:t>
+      </w:r>
       <w:r>
         <w:rPr>
           <w:lang w:val="zh_TW" w:bidi="zh_TW"/>
@@ -11400,36 +10128,24 @@
         </w:rPr>
         <w:t>律法：參</w:t>
       </w:r>
-      <w:hyperlink r:id="rId216">
-        <w:r>
-          <w:rPr>
-            <w:lang w:val="zh_TW" w:bidi="zh_TW"/>
-          </w:rPr>
-          <w:rPr>
-            <w:color w:val="0000EE"/>
-            <w:u w:val="single"/>
-          </w:rPr>
-          <w:t>利未記二十六章14至35節</w:t>
-        </w:r>
-      </w:hyperlink>
+      <w:r>
+        <w:rPr>
+          <w:lang w:val="zh_TW" w:bidi="zh_TW"/>
+        </w:rPr>
+        <w:t>利未記二十六章14至35節</w:t>
+      </w:r>
       <w:r>
         <w:rPr>
           <w:lang w:val="zh_TW" w:bidi="zh_TW"/>
         </w:rPr>
         <w:t>；</w:t>
       </w:r>
-      <w:hyperlink r:id="rId217">
-        <w:r>
-          <w:rPr>
-            <w:lang w:val="zh_TW" w:bidi="zh_TW"/>
-          </w:rPr>
-          <w:rPr>
-            <w:color w:val="0000EE"/>
-            <w:u w:val="single"/>
-          </w:rPr>
-          <w:t>申命記二十八章15至62節</w:t>
-        </w:r>
-      </w:hyperlink>
+      <w:r>
+        <w:rPr>
+          <w:lang w:val="zh_TW" w:bidi="zh_TW"/>
+        </w:rPr>
+        <w:t>申命記二十八章15至62節</w:t>
+      </w:r>
       <w:r>
         <w:rPr>
           <w:lang w:val="zh_TW" w:bidi="zh_TW"/>
@@ -11484,18 +10200,12 @@
         </w:rPr>
         <w:t>參</w:t>
       </w:r>
-      <w:hyperlink r:id="rId167">
-        <w:r>
-          <w:rPr>
-            <w:lang w:val="zh_TW" w:bidi="zh_TW"/>
-          </w:rPr>
-          <w:rPr>
-            <w:color w:val="0000EE"/>
-            <w:u w:val="single"/>
-          </w:rPr>
-          <w:t>以斯拉記九至十章</w:t>
-        </w:r>
-      </w:hyperlink>
+      <w:r>
+        <w:rPr>
+          <w:lang w:val="zh_TW" w:bidi="zh_TW"/>
+        </w:rPr>
+        <w:t>以斯拉記九至十章</w:t>
+      </w:r>
       <w:r>
         <w:rPr>
           <w:lang w:val="zh_TW" w:bidi="zh_TW"/>
@@ -11608,108 +10318,72 @@
         </w:rPr>
         <w:t>（參</w:t>
       </w:r>
-      <w:hyperlink r:id="rId218">
-        <w:r>
-          <w:rPr>
-            <w:lang w:val="zh_TW" w:bidi="zh_TW"/>
-          </w:rPr>
-          <w:rPr>
-            <w:color w:val="0000EE"/>
-            <w:u w:val="single"/>
-          </w:rPr>
-          <w:t>13:15–22</w:t>
-        </w:r>
-      </w:hyperlink>
+      <w:r>
+        <w:rPr>
+          <w:lang w:val="zh_TW" w:bidi="zh_TW"/>
+        </w:rPr>
+        <w:t>13:15–22</w:t>
+      </w:r>
       <w:r>
         <w:rPr>
           <w:lang w:val="zh_TW" w:bidi="zh_TW"/>
         </w:rPr>
         <w:t>；見</w:t>
       </w:r>
-      <w:hyperlink r:id="rId219">
-        <w:r>
-          <w:rPr>
-            <w:lang w:val="zh_TW" w:bidi="zh_TW"/>
-          </w:rPr>
-          <w:rPr>
-            <w:color w:val="0000EE"/>
-            <w:u w:val="single"/>
-          </w:rPr>
-          <w:t>出16:29</w:t>
-        </w:r>
-      </w:hyperlink>
+      <w:r>
+        <w:rPr>
+          <w:lang w:val="zh_TW" w:bidi="zh_TW"/>
+        </w:rPr>
+        <w:t>出16:29</w:t>
+      </w:r>
       <w:r>
         <w:rPr>
           <w:lang w:val="zh_TW" w:bidi="zh_TW"/>
         </w:rPr>
         <w:t>，</w:t>
       </w:r>
-      <w:hyperlink r:id="rId220">
-        <w:r>
-          <w:rPr>
-            <w:lang w:val="zh_TW" w:bidi="zh_TW"/>
-          </w:rPr>
-          <w:rPr>
-            <w:color w:val="0000EE"/>
-            <w:u w:val="single"/>
-          </w:rPr>
-          <w:t>20:8–11</w:t>
-        </w:r>
-      </w:hyperlink>
+      <w:r>
+        <w:rPr>
+          <w:lang w:val="zh_TW" w:bidi="zh_TW"/>
+        </w:rPr>
+        <w:t>20:8–11</w:t>
+      </w:r>
       <w:r>
         <w:rPr>
           <w:lang w:val="zh_TW" w:bidi="zh_TW"/>
         </w:rPr>
         <w:t>，</w:t>
       </w:r>
-      <w:hyperlink r:id="rId221">
-        <w:r>
-          <w:rPr>
-            <w:lang w:val="zh_TW" w:bidi="zh_TW"/>
-          </w:rPr>
-          <w:rPr>
-            <w:color w:val="0000EE"/>
-            <w:u w:val="single"/>
-          </w:rPr>
-          <w:t>31:15</w:t>
-        </w:r>
-      </w:hyperlink>
+      <w:r>
+        <w:rPr>
+          <w:lang w:val="zh_TW" w:bidi="zh_TW"/>
+        </w:rPr>
+        <w:t>31:15</w:t>
+      </w:r>
       <w:r>
         <w:rPr>
           <w:lang w:val="zh_TW" w:bidi="zh_TW"/>
         </w:rPr>
         <w:t>；</w:t>
       </w:r>
-      <w:hyperlink r:id="rId222">
-        <w:r>
-          <w:rPr>
-            <w:lang w:val="zh_TW" w:bidi="zh_TW"/>
-          </w:rPr>
-          <w:rPr>
-            <w:color w:val="0000EE"/>
-            <w:u w:val="single"/>
-          </w:rPr>
-          <w:t>民15:32–36</w:t>
-        </w:r>
-      </w:hyperlink>
+      <w:r>
+        <w:rPr>
+          <w:lang w:val="zh_TW" w:bidi="zh_TW"/>
+        </w:rPr>
+        <w:t>民15:32–36</w:t>
+      </w:r>
       <w:r>
         <w:rPr>
           <w:lang w:val="zh_TW" w:bidi="zh_TW"/>
         </w:rPr>
         <w:t>；</w:t>
       </w:r>
-      <w:hyperlink r:id="rId223">
-        <w:r>
-          <w:rPr>
-            <w:lang w:val="zh_TW" w:bidi="zh_TW"/>
-          </w:rPr>
-          <w:rPr>
-            <w:color w:val="0000EE"/>
-            <w:u w:val="single"/>
-          </w:rPr>
-          <w:t>摩8:5</w:t>
-        </w:r>
-      </w:hyperlink>
+      <w:r>
+        <w:rPr>
+          <w:lang w:val="zh_TW" w:bidi="zh_TW"/>
+        </w:rPr>
+        <w:t>摩8:5</w:t>
+      </w:r>
       <w:r>
         <w:rPr>
           <w:lang w:val="zh_TW" w:bidi="zh_TW"/>
@@ -11734,54 +10408,36 @@
         </w:rPr>
         <w:t>每逢第七年：見</w:t>
       </w:r>
-      <w:hyperlink r:id="rId224">
-        <w:r>
-          <w:rPr>
-            <w:lang w:val="zh_TW" w:bidi="zh_TW"/>
-          </w:rPr>
-          <w:rPr>
-            <w:color w:val="0000EE"/>
-            <w:u w:val="single"/>
-          </w:rPr>
-          <w:t>出埃及記二十三章10至11節</w:t>
-        </w:r>
-      </w:hyperlink>
+      <w:r>
+        <w:rPr>
+          <w:lang w:val="zh_TW" w:bidi="zh_TW"/>
+        </w:rPr>
+        <w:t>出埃及記二十三章10至11節</w:t>
+      </w:r>
       <w:r>
         <w:rPr>
           <w:lang w:val="zh_TW" w:bidi="zh_TW"/>
         </w:rPr>
         <w:t>；</w:t>
       </w:r>
-      <w:hyperlink r:id="rId225">
-        <w:r>
-          <w:rPr>
-            <w:lang w:val="zh_TW" w:bidi="zh_TW"/>
-          </w:rPr>
-          <w:rPr>
-            <w:color w:val="0000EE"/>
-            <w:u w:val="single"/>
-          </w:rPr>
-          <w:t>利未記二十五章2至7節</w:t>
-        </w:r>
-      </w:hyperlink>
+      <w:r>
+        <w:rPr>
+          <w:lang w:val="zh_TW" w:bidi="zh_TW"/>
+        </w:rPr>
+        <w:t>利未記二十五章2至7節</w:t>
+      </w:r>
       <w:r>
         <w:rPr>
           <w:lang w:val="zh_TW" w:bidi="zh_TW"/>
         </w:rPr>
         <w:t>；</w:t>
       </w:r>
-      <w:hyperlink r:id="rId226">
-        <w:r>
-          <w:rPr>
-            <w:lang w:val="zh_TW" w:bidi="zh_TW"/>
-          </w:rPr>
-          <w:rPr>
-            <w:color w:val="0000EE"/>
-            <w:u w:val="single"/>
-          </w:rPr>
-          <w:t>申命記十五章1至3節</w:t>
-        </w:r>
-      </w:hyperlink>
+      <w:r>
+        <w:rPr>
+          <w:lang w:val="zh_TW" w:bidi="zh_TW"/>
+        </w:rPr>
+        <w:t>申命記十五章1至3節</w:t>
+      </w:r>
       <w:r>
         <w:rPr>
           <w:lang w:val="zh_TW" w:bidi="zh_TW"/>
@@ -11840,36 +10496,24 @@
         </w:rPr>
         <w:t>陳設餅：見</w:t>
       </w:r>
-      <w:hyperlink r:id="rId227">
-        <w:r>
-          <w:rPr>
-            <w:lang w:val="zh_TW" w:bidi="zh_TW"/>
-          </w:rPr>
-          <w:rPr>
-            <w:color w:val="0000EE"/>
-            <w:u w:val="single"/>
-          </w:rPr>
-          <w:t>利未記二十四章5至9節</w:t>
-        </w:r>
-      </w:hyperlink>
+      <w:r>
+        <w:rPr>
+          <w:lang w:val="zh_TW" w:bidi="zh_TW"/>
+        </w:rPr>
+        <w:t>利未記二十四章5至9節</w:t>
+      </w:r>
       <w:r>
         <w:rPr>
           <w:lang w:val="zh_TW" w:bidi="zh_TW"/>
         </w:rPr>
         <w:t>；</w:t>
       </w:r>
-      <w:hyperlink r:id="rId228">
-        <w:r>
-          <w:rPr>
-            <w:lang w:val="zh_TW" w:bidi="zh_TW"/>
-          </w:rPr>
-          <w:rPr>
-            <w:color w:val="0000EE"/>
-            <w:u w:val="single"/>
-          </w:rPr>
-          <w:t>民數記二十八章1至8節</w:t>
-        </w:r>
-      </w:hyperlink>
+      <w:r>
+        <w:rPr>
+          <w:lang w:val="zh_TW" w:bidi="zh_TW"/>
+        </w:rPr>
+        <w:t>民數記二十八章1至8節</w:t>
+      </w:r>
       <w:r>
         <w:rPr>
           <w:lang w:val="zh_TW" w:bidi="zh_TW"/>
@@ -11906,36 +10550,24 @@
         </w:rPr>
         <w:t>（參</w:t>
       </w:r>
-      <w:hyperlink r:id="rId229">
-        <w:r>
-          <w:rPr>
-            <w:lang w:val="zh_TW" w:bidi="zh_TW"/>
-          </w:rPr>
-          <w:rPr>
-            <w:color w:val="0000EE"/>
-            <w:u w:val="single"/>
-          </w:rPr>
-          <w:t>王下12:11–12</w:t>
-        </w:r>
-      </w:hyperlink>
+      <w:r>
+        <w:rPr>
+          <w:lang w:val="zh_TW" w:bidi="zh_TW"/>
+        </w:rPr>
+        <w:t>王下12:11–12</w:t>
+      </w:r>
       <w:r>
         <w:rPr>
           <w:lang w:val="zh_TW" w:bidi="zh_TW"/>
         </w:rPr>
         <w:t>；另見</w:t>
       </w:r>
-      <w:hyperlink r:id="rId230">
-        <w:r>
-          <w:rPr>
-            <w:lang w:val="zh_TW" w:bidi="zh_TW"/>
-          </w:rPr>
-          <w:rPr>
-            <w:color w:val="0000EE"/>
-            <w:u w:val="single"/>
-          </w:rPr>
-          <w:t>出30:11–16</w:t>
-        </w:r>
-      </w:hyperlink>
+      <w:r>
+        <w:rPr>
+          <w:lang w:val="zh_TW" w:bidi="zh_TW"/>
+        </w:rPr>
+        <w:t>出30:11–16</w:t>
+      </w:r>
       <w:r>
         <w:rPr>
           <w:lang w:val="zh_TW" w:bidi="zh_TW"/>
@@ -11990,36 +10622,24 @@
         </w:rPr>
         <w:t>由於壇上的火要一直燒著（</w:t>
       </w:r>
-      <w:hyperlink r:id="rId231">
-        <w:r>
-          <w:rPr>
-            <w:lang w:val="zh_TW" w:bidi="zh_TW"/>
-          </w:rPr>
-          <w:rPr>
-            <w:color w:val="0000EE"/>
-            <w:u w:val="single"/>
-          </w:rPr>
-          <w:t>利6:12</w:t>
-        </w:r>
-      </w:hyperlink>
+      <w:r>
+        <w:rPr>
+          <w:lang w:val="zh_TW" w:bidi="zh_TW"/>
+        </w:rPr>
+        <w:t>利6:12</w:t>
+      </w:r>
       <w:r>
         <w:rPr>
           <w:lang w:val="zh_TW" w:bidi="zh_TW"/>
         </w:rPr>
         <w:t>），所以需要大量的木材。以前是由基遍人負責供應木材（</w:t>
       </w:r>
-      <w:hyperlink r:id="rId232">
-        <w:r>
-          <w:rPr>
-            <w:lang w:val="zh_TW" w:bidi="zh_TW"/>
-          </w:rPr>
-          <w:rPr>
-            <w:color w:val="0000EE"/>
-            <w:u w:val="single"/>
-          </w:rPr>
-          <w:t>書9:27</w:t>
-        </w:r>
-      </w:hyperlink>
+      <w:r>
+        <w:rPr>
+          <w:lang w:val="zh_TW" w:bidi="zh_TW"/>
+        </w:rPr>
+        <w:t>書9:27</w:t>
+      </w:r>
       <w:r>
         <w:rPr>
           <w:lang w:val="zh_TW" w:bidi="zh_TW"/>
@@ -12074,162 +10694,108 @@
         </w:rPr>
         <w:t>祭司和利未人沒有獲得分配農地，因此無法自給自足，會眾的奉獻為他們提供了食物。這些供應包括每次收成的初熟之物（見</w:t>
       </w:r>
-      <w:hyperlink r:id="rId233">
-        <w:r>
-          <w:rPr>
-            <w:lang w:val="zh_TW" w:bidi="zh_TW"/>
-          </w:rPr>
-          <w:rPr>
-            <w:color w:val="0000EE"/>
-            <w:u w:val="single"/>
-          </w:rPr>
-          <w:t>出23:19</w:t>
-        </w:r>
-      </w:hyperlink>
+      <w:r>
+        <w:rPr>
+          <w:lang w:val="zh_TW" w:bidi="zh_TW"/>
+        </w:rPr>
+        <w:t>出23:19</w:t>
+      </w:r>
       <w:r>
         <w:rPr>
           <w:lang w:val="zh_TW" w:bidi="zh_TW"/>
         </w:rPr>
         <w:t>，</w:t>
       </w:r>
-      <w:hyperlink r:id="rId234">
-        <w:r>
-          <w:rPr>
-            <w:lang w:val="zh_TW" w:bidi="zh_TW"/>
-          </w:rPr>
-          <w:rPr>
-            <w:color w:val="0000EE"/>
-            <w:u w:val="single"/>
-          </w:rPr>
-          <w:t>34:26</w:t>
-        </w:r>
-      </w:hyperlink>
+      <w:r>
+        <w:rPr>
+          <w:lang w:val="zh_TW" w:bidi="zh_TW"/>
+        </w:rPr>
+        <w:t>34:26</w:t>
+      </w:r>
       <w:r>
         <w:rPr>
           <w:lang w:val="zh_TW" w:bidi="zh_TW"/>
         </w:rPr>
         <w:t>；</w:t>
       </w:r>
-      <w:hyperlink r:id="rId235">
-        <w:r>
-          <w:rPr>
-            <w:lang w:val="zh_TW" w:bidi="zh_TW"/>
-          </w:rPr>
-          <w:rPr>
-            <w:color w:val="0000EE"/>
-            <w:u w:val="single"/>
-          </w:rPr>
-          <w:t>民18:12–13</w:t>
-        </w:r>
-      </w:hyperlink>
+      <w:r>
+        <w:rPr>
+          <w:lang w:val="zh_TW" w:bidi="zh_TW"/>
+        </w:rPr>
+        <w:t>民18:12–13</w:t>
+      </w:r>
       <w:r>
         <w:rPr>
           <w:lang w:val="zh_TW" w:bidi="zh_TW"/>
         </w:rPr>
         <w:t>；</w:t>
       </w:r>
-      <w:hyperlink r:id="rId236">
-        <w:r>
-          <w:rPr>
-            <w:lang w:val="zh_TW" w:bidi="zh_TW"/>
-          </w:rPr>
-          <w:rPr>
-            <w:color w:val="0000EE"/>
-            <w:u w:val="single"/>
-          </w:rPr>
-          <w:t>申26:1–11</w:t>
-        </w:r>
-      </w:hyperlink>
+      <w:r>
+        <w:rPr>
+          <w:lang w:val="zh_TW" w:bidi="zh_TW"/>
+        </w:rPr>
+        <w:t>申26:1–11</w:t>
+      </w:r>
       <w:r>
         <w:rPr>
           <w:lang w:val="zh_TW" w:bidi="zh_TW"/>
         </w:rPr>
         <w:t>）、為長子和所有頭生的牛羊支付的五舍客勒贖金（見</w:t>
       </w:r>
-      <w:hyperlink r:id="rId237">
-        <w:r>
-          <w:rPr>
-            <w:lang w:val="zh_TW" w:bidi="zh_TW"/>
-          </w:rPr>
-          <w:rPr>
-            <w:color w:val="0000EE"/>
-            <w:u w:val="single"/>
-          </w:rPr>
-          <w:t>出13:13</w:t>
-        </w:r>
-      </w:hyperlink>
+      <w:r>
+        <w:rPr>
+          <w:lang w:val="zh_TW" w:bidi="zh_TW"/>
+        </w:rPr>
+        <w:t>出13:13</w:t>
+      </w:r>
       <w:r>
         <w:rPr>
           <w:lang w:val="zh_TW" w:bidi="zh_TW"/>
         </w:rPr>
         <w:t>，</w:t>
       </w:r>
-      <w:hyperlink r:id="rId238">
-        <w:r>
-          <w:rPr>
-            <w:lang w:val="zh_TW" w:bidi="zh_TW"/>
-          </w:rPr>
-          <w:rPr>
-            <w:color w:val="0000EE"/>
-            <w:u w:val="single"/>
-          </w:rPr>
-          <w:t>34:20</w:t>
-        </w:r>
-      </w:hyperlink>
+      <w:r>
+        <w:rPr>
+          <w:lang w:val="zh_TW" w:bidi="zh_TW"/>
+        </w:rPr>
+        <w:t>34:20</w:t>
+      </w:r>
       <w:r>
         <w:rPr>
           <w:lang w:val="zh_TW" w:bidi="zh_TW"/>
         </w:rPr>
         <w:t>；</w:t>
       </w:r>
-      <w:hyperlink r:id="rId239">
-        <w:r>
-          <w:rPr>
-            <w:lang w:val="zh_TW" w:bidi="zh_TW"/>
-          </w:rPr>
-          <w:rPr>
-            <w:color w:val="0000EE"/>
-            <w:u w:val="single"/>
-          </w:rPr>
-          <w:t>民18:15–17</w:t>
-        </w:r>
-      </w:hyperlink>
+      <w:r>
+        <w:rPr>
+          <w:lang w:val="zh_TW" w:bidi="zh_TW"/>
+        </w:rPr>
+        <w:t>民18:15–17</w:t>
+      </w:r>
       <w:r>
         <w:rPr>
           <w:lang w:val="zh_TW" w:bidi="zh_TW"/>
         </w:rPr>
         <w:t>）以及各樣出產的十分之一（見</w:t>
       </w:r>
-      <w:hyperlink r:id="rId240">
-        <w:r>
-          <w:rPr>
-            <w:lang w:val="zh_TW" w:bidi="zh_TW"/>
-          </w:rPr>
-          <w:rPr>
-            <w:color w:val="0000EE"/>
-            <w:u w:val="single"/>
-          </w:rPr>
-          <w:t>民18:21–24</w:t>
-        </w:r>
-      </w:hyperlink>
+      <w:r>
+        <w:rPr>
+          <w:lang w:val="zh_TW" w:bidi="zh_TW"/>
+        </w:rPr>
+        <w:t>民18:21–24</w:t>
+      </w:r>
       <w:r>
         <w:rPr>
           <w:lang w:val="zh_TW" w:bidi="zh_TW"/>
         </w:rPr>
         <w:t>；</w:t>
       </w:r>
-      <w:hyperlink r:id="rId241">
-        <w:r>
-          <w:rPr>
-            <w:lang w:val="zh_TW" w:bidi="zh_TW"/>
-          </w:rPr>
-          <w:rPr>
-            <w:color w:val="0000EE"/>
-            <w:u w:val="single"/>
-          </w:rPr>
-          <w:t>申14:22–29</w:t>
-        </w:r>
-      </w:hyperlink>
+      <w:r>
+        <w:rPr>
+          <w:lang w:val="zh_TW" w:bidi="zh_TW"/>
+        </w:rPr>
+        <w:t>申14:22–29</w:t>
+      </w:r>
       <w:r>
         <w:rPr>
           <w:lang w:val="zh_TW" w:bidi="zh_TW"/>
@@ -12296,18 +10862,12 @@
         </w:rPr>
         <w:t>一切城邑的土產中當取十分之一……利未人也當從十分之一中取十分之一，奉到……神殿（見</w:t>
       </w:r>
-      <w:hyperlink r:id="rId242">
-        <w:r>
-          <w:rPr>
-            <w:lang w:val="zh_TW" w:bidi="zh_TW"/>
-          </w:rPr>
-          <w:rPr>
-            <w:color w:val="0000EE"/>
-            <w:u w:val="single"/>
-          </w:rPr>
-          <w:t>民18:25–32</w:t>
-        </w:r>
-      </w:hyperlink>
+      <w:r>
+        <w:rPr>
+          <w:lang w:val="zh_TW" w:bidi="zh_TW"/>
+        </w:rPr>
+        <w:t>民18:25–32</w:t>
+      </w:r>
       <w:r>
         <w:rPr>
           <w:lang w:val="zh_TW" w:bidi="zh_TW"/>
@@ -12362,72 +10922,48 @@
         </w:rPr>
         <w:t>掣籤可能指的是烏陵和土明（</w:t>
       </w:r>
-      <w:hyperlink r:id="rId243">
-        <w:r>
-          <w:rPr>
-            <w:lang w:val="zh_TW" w:bidi="zh_TW"/>
-          </w:rPr>
-          <w:rPr>
-            <w:color w:val="0000EE"/>
-            <w:u w:val="single"/>
-          </w:rPr>
-          <w:t>10:34</w:t>
-        </w:r>
-      </w:hyperlink>
+      <w:r>
+        <w:rPr>
+          <w:lang w:val="zh_TW" w:bidi="zh_TW"/>
+        </w:rPr>
+        <w:t>10:34</w:t>
+      </w:r>
       <w:r>
         <w:rPr>
           <w:lang w:val="zh_TW" w:bidi="zh_TW"/>
         </w:rPr>
         <w:t>；</w:t>
       </w:r>
-      <w:hyperlink r:id="rId244">
-        <w:r>
-          <w:rPr>
-            <w:lang w:val="zh_TW" w:bidi="zh_TW"/>
-          </w:rPr>
-          <w:rPr>
-            <w:color w:val="0000EE"/>
-            <w:u w:val="single"/>
-          </w:rPr>
-          <w:t>書7:14</w:t>
-        </w:r>
-      </w:hyperlink>
+      <w:r>
+        <w:rPr>
+          <w:lang w:val="zh_TW" w:bidi="zh_TW"/>
+        </w:rPr>
+        <w:t>書7:14</w:t>
+      </w:r>
       <w:r>
         <w:rPr>
           <w:lang w:val="zh_TW" w:bidi="zh_TW"/>
         </w:rPr>
         <w:t>、</w:t>
       </w:r>
-      <w:hyperlink r:id="rId245">
-        <w:r>
-          <w:rPr>
-            <w:lang w:val="zh_TW" w:bidi="zh_TW"/>
-          </w:rPr>
-          <w:rPr>
-            <w:color w:val="0000EE"/>
-            <w:u w:val="single"/>
-          </w:rPr>
-          <w:t>16–18</w:t>
-        </w:r>
-      </w:hyperlink>
+      <w:r>
+        <w:rPr>
+          <w:lang w:val="zh_TW" w:bidi="zh_TW"/>
+        </w:rPr>
+        <w:t>16–18</w:t>
+      </w:r>
       <w:r>
         <w:rPr>
           <w:lang w:val="zh_TW" w:bidi="zh_TW"/>
         </w:rPr>
         <w:t>，</w:t>
       </w:r>
-      <w:hyperlink r:id="rId246">
-        <w:r>
-          <w:rPr>
-            <w:lang w:val="zh_TW" w:bidi="zh_TW"/>
-          </w:rPr>
-          <w:rPr>
-            <w:color w:val="0000EE"/>
-            <w:u w:val="single"/>
-          </w:rPr>
-          <w:t>14:2</w:t>
-        </w:r>
-      </w:hyperlink>
+      <w:r>
+        <w:rPr>
+          <w:lang w:val="zh_TW" w:bidi="zh_TW"/>
+        </w:rPr>
+        <w:t>14:2</w:t>
+      </w:r>
       <w:r>
         <w:rPr>
           <w:lang w:val="zh_TW" w:bidi="zh_TW"/>
@@ -12482,36 +11018,24 @@
         </w:rPr>
         <w:t>這段敘事又回到重新安置百姓居住於獲得城牆防衛保障的耶路撒冷城的議題（見</w:t>
       </w:r>
-      <w:hyperlink r:id="rId247">
-        <w:r>
-          <w:rPr>
-            <w:lang w:val="zh_TW" w:bidi="zh_TW"/>
-          </w:rPr>
-          <w:rPr>
-            <w:color w:val="0000EE"/>
-            <w:u w:val="single"/>
-          </w:rPr>
-          <w:t>7:1–5</w:t>
-        </w:r>
-      </w:hyperlink>
+      <w:r>
+        <w:rPr>
+          <w:lang w:val="zh_TW" w:bidi="zh_TW"/>
+        </w:rPr>
+        <w:t>7:1–5</w:t>
+      </w:r>
       <w:r>
         <w:rPr>
           <w:lang w:val="zh_TW" w:bidi="zh_TW"/>
         </w:rPr>
         <w:t>）。這份名字列表大致與</w:t>
       </w:r>
-      <w:hyperlink r:id="rId248">
-        <w:r>
-          <w:rPr>
-            <w:lang w:val="zh_TW" w:bidi="zh_TW"/>
-          </w:rPr>
-          <w:rPr>
-            <w:color w:val="0000EE"/>
-            <w:u w:val="single"/>
-          </w:rPr>
-          <w:t>歷代志上九章2至17節</w:t>
-        </w:r>
-      </w:hyperlink>
+      <w:r>
+        <w:rPr>
+          <w:lang w:val="zh_TW" w:bidi="zh_TW"/>
+        </w:rPr>
+        <w:t>歷代志上九章2至17節</w:t>
+      </w:r>
       <w:r>
         <w:rPr>
           <w:lang w:val="zh_TW" w:bidi="zh_TW"/>
@@ -12566,18 +11090,12 @@
         </w:rPr>
         <w:t>法勒斯是猶大的一個兒子（</w:t>
       </w:r>
-      <w:hyperlink r:id="rId249">
-        <w:r>
-          <w:rPr>
-            <w:lang w:val="zh_TW" w:bidi="zh_TW"/>
-          </w:rPr>
-          <w:rPr>
-            <w:color w:val="0000EE"/>
-            <w:u w:val="single"/>
-          </w:rPr>
-          <w:t>創38:29</w:t>
-        </w:r>
-      </w:hyperlink>
+      <w:r>
+        <w:rPr>
+          <w:lang w:val="zh_TW" w:bidi="zh_TW"/>
+        </w:rPr>
+        <w:t>創38:29</w:t>
+      </w:r>
       <w:r>
         <w:rPr>
           <w:lang w:val="zh_TW" w:bidi="zh_TW"/>
@@ -12632,36 +11150,24 @@
         </w:rPr>
         <w:t>神殿的外事可能包括從百姓那裡收取十一奉獻，並在庫房裏管理這些十一奉獻（</w:t>
       </w:r>
-      <w:hyperlink r:id="rId250">
-        <w:r>
-          <w:rPr>
-            <w:lang w:val="zh_TW" w:bidi="zh_TW"/>
-          </w:rPr>
-          <w:rPr>
-            <w:color w:val="0000EE"/>
-            <w:u w:val="single"/>
-          </w:rPr>
-          <w:t>10:37–39</w:t>
-        </w:r>
-      </w:hyperlink>
+      <w:r>
+        <w:rPr>
+          <w:lang w:val="zh_TW" w:bidi="zh_TW"/>
+        </w:rPr>
+        <w:t>10:37–39</w:t>
+      </w:r>
       <w:r>
         <w:rPr>
           <w:lang w:val="zh_TW" w:bidi="zh_TW"/>
         </w:rPr>
         <w:t>；另見</w:t>
       </w:r>
-      <w:hyperlink r:id="rId251">
-        <w:r>
-          <w:rPr>
-            <w:lang w:val="zh_TW" w:bidi="zh_TW"/>
-          </w:rPr>
-          <w:rPr>
-            <w:color w:val="0000EE"/>
-            <w:u w:val="single"/>
-          </w:rPr>
-          <w:t>代上26:29</w:t>
-        </w:r>
-      </w:hyperlink>
+      <w:r>
+        <w:rPr>
+          <w:lang w:val="zh_TW" w:bidi="zh_TW"/>
+        </w:rPr>
+        <w:t>代上26:29</w:t>
+      </w:r>
       <w:r>
         <w:rPr>
           <w:lang w:val="zh_TW" w:bidi="zh_TW"/>
@@ -12716,18 +11222,12 @@
         </w:rPr>
         <w:t>亞薩的兒子：大衛曾命定亞薩和他的兒子們在聖殿敬拜中供職奏樂（</w:t>
       </w:r>
-      <w:hyperlink r:id="rId252">
-        <w:r>
-          <w:rPr>
-            <w:lang w:val="zh_TW" w:bidi="zh_TW"/>
-          </w:rPr>
-          <w:rPr>
-            <w:color w:val="0000EE"/>
-            <w:u w:val="single"/>
-          </w:rPr>
-          <w:t>代上25:1–8</w:t>
-        </w:r>
-      </w:hyperlink>
+      <w:r>
+        <w:rPr>
+          <w:lang w:val="zh_TW" w:bidi="zh_TW"/>
+        </w:rPr>
+        <w:t>代上25:1–8</w:t>
+      </w:r>
       <w:r>
         <w:rPr>
           <w:lang w:val="zh_TW" w:bidi="zh_TW"/>
@@ -12782,18 +11282,12 @@
         </w:rPr>
         <w:t>俄斐勒山位於聖殿正南方的高地（</w:t>
       </w:r>
-      <w:hyperlink r:id="rId132">
-        <w:r>
-          <w:rPr>
-            <w:lang w:val="zh_TW" w:bidi="zh_TW"/>
-          </w:rPr>
-          <w:rPr>
-            <w:color w:val="0000EE"/>
-            <w:u w:val="single"/>
-          </w:rPr>
-          <w:t>3:26</w:t>
-        </w:r>
-      </w:hyperlink>
+      <w:r>
+        <w:rPr>
+          <w:lang w:val="zh_TW" w:bidi="zh_TW"/>
+        </w:rPr>
+        <w:t>3:26</w:t>
+      </w:r>
       <w:r>
         <w:rPr>
           <w:lang w:val="zh_TW" w:bidi="zh_TW"/>
@@ -12902,54 +11396,36 @@
         </w:rPr>
         <w:t xml:space="preserve">從別是巴直到欣嫩谷：先前對定居地點的描述集中在耶路撒冷以北的地區（第 </w:t>
       </w:r>
-      <w:hyperlink r:id="rId253">
-        <w:r>
-          <w:rPr>
-            <w:lang w:val="zh_TW" w:bidi="zh_TW"/>
-          </w:rPr>
-          <w:rPr>
-            <w:color w:val="0000EE"/>
-            <w:u w:val="single"/>
-          </w:rPr>
-          <w:t>3</w:t>
-        </w:r>
-      </w:hyperlink>
+      <w:r>
+        <w:rPr>
+          <w:lang w:val="zh_TW" w:bidi="zh_TW"/>
+        </w:rPr>
+        <w:t>3</w:t>
+      </w:r>
       <w:r>
         <w:rPr>
           <w:lang w:val="zh_TW" w:bidi="zh_TW"/>
         </w:rPr>
         <w:t xml:space="preserve"> 章，</w:t>
       </w:r>
-      <w:hyperlink r:id="rId254">
-        <w:r>
-          <w:rPr>
-            <w:lang w:val="zh_TW" w:bidi="zh_TW"/>
-          </w:rPr>
-          <w:rPr>
-            <w:color w:val="0000EE"/>
-            <w:u w:val="single"/>
-          </w:rPr>
-          <w:t>11:31–36</w:t>
-        </w:r>
-      </w:hyperlink>
+      <w:r>
+        <w:rPr>
+          <w:lang w:val="zh_TW" w:bidi="zh_TW"/>
+        </w:rPr>
+        <w:t>11:31–36</w:t>
+      </w:r>
       <w:r>
         <w:rPr>
           <w:lang w:val="zh_TW" w:bidi="zh_TW"/>
         </w:rPr>
         <w:t>）；這份名單（</w:t>
       </w:r>
-      <w:hyperlink r:id="rId255">
-        <w:r>
-          <w:rPr>
-            <w:lang w:val="zh_TW" w:bidi="zh_TW"/>
-          </w:rPr>
-          <w:rPr>
-            <w:color w:val="0000EE"/>
-            <w:u w:val="single"/>
-          </w:rPr>
-          <w:t>11:25–30</w:t>
-        </w:r>
-      </w:hyperlink>
+      <w:r>
+        <w:rPr>
+          <w:lang w:val="zh_TW" w:bidi="zh_TW"/>
+        </w:rPr>
+        <w:t>11:25–30</w:t>
+      </w:r>
       <w:r>
         <w:rPr>
           <w:lang w:val="zh_TW" w:bidi="zh_TW"/>
@@ -13022,18 +11498,12 @@
         </w:rPr>
         <w:t>所羅巴伯和耶書亞回來的祭司與利未人：見</w:t>
       </w:r>
-      <w:hyperlink r:id="rId256">
-        <w:r>
-          <w:rPr>
-            <w:lang w:val="zh_TW" w:bidi="zh_TW"/>
-          </w:rPr>
-          <w:rPr>
-            <w:color w:val="0000EE"/>
-            <w:u w:val="single"/>
-          </w:rPr>
-          <w:t>以斯拉記一章1至5節</w:t>
-        </w:r>
-      </w:hyperlink>
+      <w:r>
+        <w:rPr>
+          <w:lang w:val="zh_TW" w:bidi="zh_TW"/>
+        </w:rPr>
+        <w:t>以斯拉記一章1至5節</w:t>
+      </w:r>
       <w:r>
         <w:rPr>
           <w:lang w:val="zh_TW" w:bidi="zh_TW"/>
@@ -13088,36 +11558,24 @@
         </w:rPr>
         <w:t>這些祭司和利未人的名單包括：那些最初與所羅巴伯一起從被擄之地歸回的人的名單（</w:t>
       </w:r>
-      <w:hyperlink r:id="rId257">
-        <w:r>
-          <w:rPr>
-            <w:lang w:val="zh_TW" w:bidi="zh_TW"/>
-          </w:rPr>
-          <w:rPr>
-            <w:color w:val="0000EE"/>
-            <w:u w:val="single"/>
-          </w:rPr>
-          <w:t>12:1–9</w:t>
-        </w:r>
-      </w:hyperlink>
+      <w:r>
+        <w:rPr>
+          <w:lang w:val="zh_TW" w:bidi="zh_TW"/>
+        </w:rPr>
+        <w:t>12:1–9</w:t>
+      </w:r>
       <w:r>
         <w:rPr>
           <w:lang w:val="zh_TW" w:bidi="zh_TW"/>
         </w:rPr>
         <w:t>）、大祭司的年代順序名單（</w:t>
       </w:r>
-      <w:hyperlink r:id="rId258">
-        <w:r>
-          <w:rPr>
-            <w:lang w:val="zh_TW" w:bidi="zh_TW"/>
-          </w:rPr>
-          <w:rPr>
-            <w:color w:val="0000EE"/>
-            <w:u w:val="single"/>
-          </w:rPr>
-          <w:t>12:10–11</w:t>
-        </w:r>
-      </w:hyperlink>
+      <w:r>
+        <w:rPr>
+          <w:lang w:val="zh_TW" w:bidi="zh_TW"/>
+        </w:rPr>
+        <w:t>12:10–11</w:t>
+      </w:r>
       <w:r>
         <w:rPr>
           <w:lang w:val="zh_TW" w:bidi="zh_TW"/>
@@ -13136,18 +11594,12 @@
         </w:rPr>
         <w:t>（</w:t>
       </w:r>
-      <w:hyperlink r:id="rId259">
-        <w:r>
-          <w:rPr>
-            <w:lang w:val="zh_TW" w:bidi="zh_TW"/>
-          </w:rPr>
-          <w:rPr>
-            <w:color w:val="0000EE"/>
-            <w:u w:val="single"/>
-          </w:rPr>
-          <w:t>12:12–26</w:t>
-        </w:r>
-      </w:hyperlink>
+      <w:r>
+        <w:rPr>
+          <w:lang w:val="zh_TW" w:bidi="zh_TW"/>
+        </w:rPr>
+        <w:t>12:12–26</w:t>
+      </w:r>
       <w:r>
         <w:rPr>
           <w:lang w:val="zh_TW" w:bidi="zh_TW"/>
@@ -13218,18 +11670,12 @@
         </w:rPr>
         <w:t>的首領：參</w:t>
       </w:r>
-      <w:hyperlink r:id="rId260">
-        <w:r>
-          <w:rPr>
-            <w:lang w:val="zh_TW" w:bidi="zh_TW"/>
-          </w:rPr>
-          <w:rPr>
-            <w:color w:val="0000EE"/>
-            <w:u w:val="single"/>
-          </w:rPr>
-          <w:t>以斯拉記二章36至39節</w:t>
-        </w:r>
-      </w:hyperlink>
+      <w:r>
+        <w:rPr>
+          <w:lang w:val="zh_TW" w:bidi="zh_TW"/>
+        </w:rPr>
+        <w:t>以斯拉記二章36至39節</w:t>
+      </w:r>
       <w:r>
         <w:rPr>
           <w:lang w:val="zh_TW" w:bidi="zh_TW"/>
@@ -13254,126 +11700,84 @@
         </w:rPr>
         <w:t>在公元前538年不久之後，人民從被擄之地歸回耶路撒冷時，耶書亞擔任大祭司（</w:t>
       </w:r>
-      <w:hyperlink r:id="rId118">
-        <w:r>
-          <w:rPr>
-            <w:lang w:val="zh_TW" w:bidi="zh_TW"/>
-          </w:rPr>
-          <w:rPr>
-            <w:color w:val="0000EE"/>
-            <w:u w:val="single"/>
-          </w:rPr>
-          <w:t>拉2:2</w:t>
-        </w:r>
-      </w:hyperlink>
+      <w:r>
+        <w:rPr>
+          <w:lang w:val="zh_TW" w:bidi="zh_TW"/>
+        </w:rPr>
+        <w:t>拉2:2</w:t>
+      </w:r>
       <w:r>
         <w:rPr>
           <w:lang w:val="zh_TW" w:bidi="zh_TW"/>
         </w:rPr>
         <w:t>，</w:t>
       </w:r>
-      <w:hyperlink r:id="rId261">
-        <w:r>
-          <w:rPr>
-            <w:lang w:val="zh_TW" w:bidi="zh_TW"/>
-          </w:rPr>
-          <w:rPr>
-            <w:color w:val="0000EE"/>
-            <w:u w:val="single"/>
-          </w:rPr>
-          <w:t>3:2</w:t>
-        </w:r>
-      </w:hyperlink>
+      <w:r>
+        <w:rPr>
+          <w:lang w:val="zh_TW" w:bidi="zh_TW"/>
+        </w:rPr>
+        <w:t>3:2</w:t>
+      </w:r>
       <w:r>
         <w:rPr>
           <w:lang w:val="zh_TW" w:bidi="zh_TW"/>
         </w:rPr>
         <w:t>、</w:t>
       </w:r>
-      <w:hyperlink r:id="rId262">
-        <w:r>
-          <w:rPr>
-            <w:lang w:val="zh_TW" w:bidi="zh_TW"/>
-          </w:rPr>
-          <w:rPr>
-            <w:color w:val="0000EE"/>
-            <w:u w:val="single"/>
-          </w:rPr>
-          <w:t>8</w:t>
-        </w:r>
-      </w:hyperlink>
+      <w:r>
+        <w:rPr>
+          <w:lang w:val="zh_TW" w:bidi="zh_TW"/>
+        </w:rPr>
+        <w:t>8</w:t>
+      </w:r>
       <w:r>
         <w:rPr>
           <w:lang w:val="zh_TW" w:bidi="zh_TW"/>
         </w:rPr>
         <w:t>，</w:t>
       </w:r>
-      <w:hyperlink r:id="rId263">
-        <w:r>
-          <w:rPr>
-            <w:lang w:val="zh_TW" w:bidi="zh_TW"/>
-          </w:rPr>
-          <w:rPr>
-            <w:color w:val="0000EE"/>
-            <w:u w:val="single"/>
-          </w:rPr>
-          <w:t>4:3</w:t>
-        </w:r>
-      </w:hyperlink>
+      <w:r>
+        <w:rPr>
+          <w:lang w:val="zh_TW" w:bidi="zh_TW"/>
+        </w:rPr>
+        <w:t>4:3</w:t>
+      </w:r>
       <w:r>
         <w:rPr>
           <w:lang w:val="zh_TW" w:bidi="zh_TW"/>
         </w:rPr>
         <w:t>）。在公元前520年，當哈該和撒迦利亞鼓勵百姓完成聖殿的建造時，他仍在事奉（</w:t>
       </w:r>
-      <w:hyperlink r:id="rId264">
-        <w:r>
-          <w:rPr>
-            <w:lang w:val="zh_TW" w:bidi="zh_TW"/>
-          </w:rPr>
-          <w:rPr>
-            <w:color w:val="0000EE"/>
-            <w:u w:val="single"/>
-          </w:rPr>
-          <w:t>拉5:1</w:t>
-        </w:r>
-      </w:hyperlink>
+      <w:r>
+        <w:rPr>
+          <w:lang w:val="zh_TW" w:bidi="zh_TW"/>
+        </w:rPr>
+        <w:t>拉5:1</w:t>
+      </w:r>
       <w:r>
         <w:rPr>
           <w:lang w:val="zh_TW" w:bidi="zh_TW"/>
         </w:rPr>
         <w:t>；</w:t>
       </w:r>
-      <w:hyperlink r:id="rId98">
-        <w:r>
-          <w:rPr>
-            <w:lang w:val="zh_TW" w:bidi="zh_TW"/>
-          </w:rPr>
-          <w:rPr>
-            <w:color w:val="0000EE"/>
-            <w:u w:val="single"/>
-          </w:rPr>
-          <w:t>該1:1</w:t>
-        </w:r>
-      </w:hyperlink>
+      <w:r>
+        <w:rPr>
+          <w:lang w:val="zh_TW" w:bidi="zh_TW"/>
+        </w:rPr>
+        <w:t>該1:1</w:t>
+      </w:r>
       <w:r>
         <w:rPr>
           <w:lang w:val="zh_TW" w:bidi="zh_TW"/>
         </w:rPr>
         <w:t>；</w:t>
       </w:r>
-      <w:hyperlink r:id="rId265">
-        <w:r>
-          <w:rPr>
-            <w:lang w:val="zh_TW" w:bidi="zh_TW"/>
-          </w:rPr>
-          <w:rPr>
-            <w:color w:val="0000EE"/>
-            <w:u w:val="single"/>
-          </w:rPr>
-          <w:t>亞3:1</w:t>
-        </w:r>
-      </w:hyperlink>
+      <w:r>
+        <w:rPr>
+          <w:lang w:val="zh_TW" w:bidi="zh_TW"/>
+        </w:rPr>
+        <w:t>亞3:1</w:t>
+      </w:r>
       <w:r>
         <w:rPr>
           <w:lang w:val="zh_TW" w:bidi="zh_TW"/>
@@ -13440,36 +11844,24 @@
         </w:rPr>
         <w:t>與他們相對：為了提供輪流並彼此唱和的詩歌敬拜（</w:t>
       </w:r>
-      <w:hyperlink r:id="rId266">
-        <w:r>
-          <w:rPr>
-            <w:lang w:val="zh_TW" w:bidi="zh_TW"/>
-          </w:rPr>
-          <w:rPr>
-            <w:color w:val="0000EE"/>
-            <w:u w:val="single"/>
-          </w:rPr>
-          <w:t>12:24</w:t>
-        </w:r>
-      </w:hyperlink>
+      <w:r>
+        <w:rPr>
+          <w:lang w:val="zh_TW" w:bidi="zh_TW"/>
+        </w:rPr>
+        <w:t>12:24</w:t>
+      </w:r>
       <w:r>
         <w:rPr>
           <w:lang w:val="zh_TW" w:bidi="zh_TW"/>
         </w:rPr>
         <w:t>；</w:t>
       </w:r>
-      <w:hyperlink r:id="rId267">
-        <w:r>
-          <w:rPr>
-            <w:lang w:val="zh_TW" w:bidi="zh_TW"/>
-          </w:rPr>
-          <w:rPr>
-            <w:color w:val="0000EE"/>
-            <w:u w:val="single"/>
-          </w:rPr>
-          <w:t>拉3:1–11</w:t>
-        </w:r>
-      </w:hyperlink>
+      <w:r>
+        <w:rPr>
+          <w:lang w:val="zh_TW" w:bidi="zh_TW"/>
+        </w:rPr>
+        <w:t>拉3:1–11</w:t>
+      </w:r>
       <w:r>
         <w:rPr>
           <w:lang w:val="zh_TW" w:bidi="zh_TW"/>
@@ -13546,54 +11938,36 @@
         </w:rPr>
         <w:t>以利亞實和耶何耶大在尼希米的時代事奉（</w:t>
       </w:r>
-      <w:hyperlink r:id="rId60">
-        <w:r>
-          <w:rPr>
-            <w:lang w:val="zh_TW" w:bidi="zh_TW"/>
-          </w:rPr>
-          <w:rPr>
-            <w:color w:val="0000EE"/>
-            <w:u w:val="single"/>
-          </w:rPr>
-          <w:t>3:1</w:t>
-        </w:r>
-      </w:hyperlink>
+      <w:r>
+        <w:rPr>
+          <w:lang w:val="zh_TW" w:bidi="zh_TW"/>
+        </w:rPr>
+        <w:t>3:1</w:t>
+      </w:r>
       <w:r>
         <w:rPr>
           <w:lang w:val="zh_TW" w:bidi="zh_TW"/>
         </w:rPr>
         <w:t>；</w:t>
       </w:r>
-      <w:hyperlink r:id="rId268">
-        <w:r>
-          <w:rPr>
-            <w:lang w:val="zh_TW" w:bidi="zh_TW"/>
-          </w:rPr>
-          <w:rPr>
-            <w:color w:val="0000EE"/>
-            <w:u w:val="single"/>
-          </w:rPr>
-          <w:t>13:4</w:t>
-        </w:r>
-      </w:hyperlink>
+      <w:r>
+        <w:rPr>
+          <w:lang w:val="zh_TW" w:bidi="zh_TW"/>
+        </w:rPr>
+        <w:t>13:4</w:t>
+      </w:r>
       <w:r>
         <w:rPr>
           <w:lang w:val="zh_TW" w:bidi="zh_TW"/>
         </w:rPr>
         <w:t>、</w:t>
       </w:r>
-      <w:hyperlink r:id="rId269">
-        <w:r>
-          <w:rPr>
-            <w:lang w:val="zh_TW" w:bidi="zh_TW"/>
-          </w:rPr>
-          <w:rPr>
-            <w:color w:val="0000EE"/>
-            <w:u w:val="single"/>
-          </w:rPr>
-          <w:t>28</w:t>
-        </w:r>
-      </w:hyperlink>
+      <w:r>
+        <w:rPr>
+          <w:lang w:val="zh_TW" w:bidi="zh_TW"/>
+        </w:rPr>
+        <w:t>28</w:t>
+      </w:r>
       <w:r>
         <w:rPr>
           <w:lang w:val="zh_TW" w:bidi="zh_TW"/>
@@ -13679,54 +12053,36 @@
         </w:rPr>
         <w:t>這份名單可能是在約雅金擔任大祭司時編寫的（</w:t>
       </w:r>
-      <w:hyperlink r:id="rId270">
-        <w:r>
-          <w:rPr>
-            <w:lang w:val="zh_TW" w:bidi="zh_TW"/>
-          </w:rPr>
-          <w:rPr>
-            <w:color w:val="0000EE"/>
-            <w:u w:val="single"/>
-          </w:rPr>
-          <w:t>12:12</w:t>
-        </w:r>
-      </w:hyperlink>
+      <w:r>
+        <w:rPr>
+          <w:lang w:val="zh_TW" w:bidi="zh_TW"/>
+        </w:rPr>
+        <w:t>12:12</w:t>
+      </w:r>
       <w:r>
         <w:rPr>
           <w:lang w:val="zh_TW" w:bidi="zh_TW"/>
         </w:rPr>
         <w:t>），用來核實當時在職的祭司和利未人的合法性。除了哈突（見</w:t>
       </w:r>
-      <w:hyperlink r:id="rId271">
-        <w:r>
-          <w:rPr>
-            <w:lang w:val="zh_TW" w:bidi="zh_TW"/>
-          </w:rPr>
-          <w:rPr>
-            <w:color w:val="0000EE"/>
-            <w:u w:val="single"/>
-          </w:rPr>
-          <w:t>12:2</w:t>
-        </w:r>
-      </w:hyperlink>
+      <w:r>
+        <w:rPr>
+          <w:lang w:val="zh_TW" w:bidi="zh_TW"/>
+        </w:rPr>
+        <w:t>12:2</w:t>
+      </w:r>
       <w:r>
         <w:rPr>
           <w:lang w:val="zh_TW" w:bidi="zh_TW"/>
         </w:rPr>
         <w:t>）的名字被略去，這份名單與</w:t>
       </w:r>
-      <w:hyperlink r:id="rId209">
-        <w:r>
-          <w:rPr>
-            <w:lang w:val="zh_TW" w:bidi="zh_TW"/>
-          </w:rPr>
-          <w:rPr>
-            <w:color w:val="0000EE"/>
-            <w:u w:val="single"/>
-          </w:rPr>
-          <w:t>十二章1至7節</w:t>
-        </w:r>
-      </w:hyperlink>
+      <w:r>
+        <w:rPr>
+          <w:lang w:val="zh_TW" w:bidi="zh_TW"/>
+        </w:rPr>
+        <w:t>十二章1至7節</w:t>
+      </w:r>
       <w:r>
         <w:rPr>
           <w:lang w:val="zh_TW" w:bidi="zh_TW"/>
@@ -13791,36 +12147,24 @@
         </w:rPr>
         <w:t>（見</w:t>
       </w:r>
-      <w:hyperlink r:id="rId272">
-        <w:r>
-          <w:rPr>
-            <w:lang w:val="zh_TW" w:bidi="zh_TW"/>
-          </w:rPr>
-          <w:rPr>
-            <w:color w:val="0000EE"/>
-            <w:u w:val="single"/>
-          </w:rPr>
-          <w:t>拉2:40–42</w:t>
-        </w:r>
-      </w:hyperlink>
+      <w:r>
+        <w:rPr>
+          <w:lang w:val="zh_TW" w:bidi="zh_TW"/>
+        </w:rPr>
+        <w:t>拉2:40–42</w:t>
+      </w:r>
       <w:r>
         <w:rPr>
           <w:lang w:val="zh_TW" w:bidi="zh_TW"/>
         </w:rPr>
         <w:t>，</w:t>
       </w:r>
-      <w:hyperlink r:id="rId273">
-        <w:r>
-          <w:rPr>
-            <w:lang w:val="zh_TW" w:bidi="zh_TW"/>
-          </w:rPr>
-          <w:rPr>
-            <w:color w:val="0000EE"/>
-            <w:u w:val="single"/>
-          </w:rPr>
-          <w:t>8:15–19</w:t>
-        </w:r>
-      </w:hyperlink>
+      <w:r>
+        <w:rPr>
+          <w:lang w:val="zh_TW" w:bidi="zh_TW"/>
+        </w:rPr>
+        <w:t>8:15–19</w:t>
+      </w:r>
       <w:r>
         <w:rPr>
           <w:lang w:val="zh_TW" w:bidi="zh_TW"/>
@@ -13857,18 +12201,12 @@
         </w:rPr>
         <w:t>尼陀法人來自靠近伯利恆的地方（</w:t>
       </w:r>
-      <w:hyperlink r:id="rId274">
-        <w:r>
-          <w:rPr>
-            <w:lang w:val="zh_TW" w:bidi="zh_TW"/>
-          </w:rPr>
-          <w:rPr>
-            <w:color w:val="0000EE"/>
-            <w:u w:val="single"/>
-          </w:rPr>
-          <w:t>代上2:54</w:t>
-        </w:r>
-      </w:hyperlink>
+      <w:r>
+        <w:rPr>
+          <w:lang w:val="zh_TW" w:bidi="zh_TW"/>
+        </w:rPr>
+        <w:t>代上2:54</w:t>
+      </w:r>
       <w:r>
         <w:rPr>
           <w:lang w:val="zh_TW" w:bidi="zh_TW"/>
@@ -13959,18 +12297,12 @@
         </w:rPr>
         <w:t>新城牆的奉獻禮可能是在完工後不久就舉行的（</w:t>
       </w:r>
-      <w:hyperlink r:id="rId275">
-        <w:r>
-          <w:rPr>
-            <w:lang w:val="zh_TW" w:bidi="zh_TW"/>
-          </w:rPr>
-          <w:rPr>
-            <w:color w:val="0000EE"/>
-            <w:u w:val="single"/>
-          </w:rPr>
-          <w:t>6:15–19</w:t>
-        </w:r>
-      </w:hyperlink>
+      <w:r>
+        <w:rPr>
+          <w:lang w:val="zh_TW" w:bidi="zh_TW"/>
+        </w:rPr>
+        <w:t>6:15–19</w:t>
+      </w:r>
       <w:r>
         <w:rPr>
           <w:lang w:val="zh_TW" w:bidi="zh_TW"/>
@@ -14037,36 +12369,24 @@
         </w:rPr>
         <w:t>聖殿區域（見</w:t>
       </w:r>
-      <w:hyperlink r:id="rId276">
-        <w:r>
-          <w:rPr>
-            <w:lang w:val="zh_TW" w:bidi="zh_TW"/>
-          </w:rPr>
-          <w:rPr>
-            <w:color w:val="0000EE"/>
-            <w:u w:val="single"/>
-          </w:rPr>
-          <w:t>出19:10</w:t>
-        </w:r>
-      </w:hyperlink>
+      <w:r>
+        <w:rPr>
+          <w:lang w:val="zh_TW" w:bidi="zh_TW"/>
+        </w:rPr>
+        <w:t>出19:10</w:t>
+      </w:r>
       <w:r>
         <w:rPr>
           <w:lang w:val="zh_TW" w:bidi="zh_TW"/>
         </w:rPr>
         <w:t>；</w:t>
       </w:r>
-      <w:hyperlink r:id="rId277">
-        <w:r>
-          <w:rPr>
-            <w:lang w:val="zh_TW" w:bidi="zh_TW"/>
-          </w:rPr>
-          <w:rPr>
-            <w:color w:val="0000EE"/>
-            <w:u w:val="single"/>
-          </w:rPr>
-          <w:t>民8:5–7</w:t>
-        </w:r>
-      </w:hyperlink>
+      <w:r>
+        <w:rPr>
+          <w:lang w:val="zh_TW" w:bidi="zh_TW"/>
+        </w:rPr>
+        <w:t>民8:5–7</w:t>
+      </w:r>
       <w:r>
         <w:rPr>
           <w:lang w:val="zh_TW" w:bidi="zh_TW"/>
@@ -14121,54 +12441,36 @@
         </w:rPr>
         <w:t>這支盛大的隊伍沿著城牆的頂部向南行，來到城南端的糞廠門（</w:t>
       </w:r>
-      <w:hyperlink r:id="rId278">
-        <w:r>
-          <w:rPr>
-            <w:lang w:val="zh_TW" w:bidi="zh_TW"/>
-          </w:rPr>
-          <w:rPr>
-            <w:color w:val="0000EE"/>
-            <w:u w:val="single"/>
-          </w:rPr>
-          <w:t>3:13–14</w:t>
-        </w:r>
-      </w:hyperlink>
+      <w:r>
+        <w:rPr>
+          <w:lang w:val="zh_TW" w:bidi="zh_TW"/>
+        </w:rPr>
+        <w:t>3:13–14</w:t>
+      </w:r>
       <w:r>
         <w:rPr>
           <w:lang w:val="zh_TW" w:bidi="zh_TW"/>
         </w:rPr>
         <w:t>）。然後，隊伍沿著城東城牆向北繼續行，經過大衛宮殿的遺址，並到達靠近聖殿的水門（</w:t>
       </w:r>
-      <w:hyperlink r:id="rId132">
-        <w:r>
-          <w:rPr>
-            <w:lang w:val="zh_TW" w:bidi="zh_TW"/>
-          </w:rPr>
-          <w:rPr>
-            <w:color w:val="0000EE"/>
-            <w:u w:val="single"/>
-          </w:rPr>
-          <w:t>3:26</w:t>
-        </w:r>
-      </w:hyperlink>
+      <w:r>
+        <w:rPr>
+          <w:lang w:val="zh_TW" w:bidi="zh_TW"/>
+        </w:rPr>
+        <w:t>3:26</w:t>
+      </w:r>
       <w:r>
         <w:rPr>
           <w:lang w:val="zh_TW" w:bidi="zh_TW"/>
         </w:rPr>
         <w:t>，</w:t>
       </w:r>
-      <w:hyperlink r:id="rId279">
-        <w:r>
-          <w:rPr>
-            <w:lang w:val="zh_TW" w:bidi="zh_TW"/>
-          </w:rPr>
-          <w:rPr>
-            <w:color w:val="0000EE"/>
-            <w:u w:val="single"/>
-          </w:rPr>
-          <w:t>8:1</w:t>
-        </w:r>
-      </w:hyperlink>
+      <w:r>
+        <w:rPr>
+          <w:lang w:val="zh_TW" w:bidi="zh_TW"/>
+        </w:rPr>
+        <w:t>8:1</w:t>
+      </w:r>
       <w:r>
         <w:rPr>
           <w:lang w:val="zh_TW" w:bidi="zh_TW"/>
@@ -14223,90 +12525,60 @@
         </w:rPr>
         <w:t>長而纖細的金屬號角由亞薩的後裔在節慶、喜樂的場合中演奏（</w:t>
       </w:r>
-      <w:hyperlink r:id="rId280">
-        <w:r>
-          <w:rPr>
-            <w:lang w:val="zh_TW" w:bidi="zh_TW"/>
-          </w:rPr>
-          <w:rPr>
-            <w:color w:val="0000EE"/>
-            <w:u w:val="single"/>
-          </w:rPr>
-          <w:t>代上13:8</w:t>
-        </w:r>
-      </w:hyperlink>
+      <w:r>
+        <w:rPr>
+          <w:lang w:val="zh_TW" w:bidi="zh_TW"/>
+        </w:rPr>
+        <w:t>代上13:8</w:t>
+      </w:r>
       <w:r>
         <w:rPr>
           <w:lang w:val="zh_TW" w:bidi="zh_TW"/>
         </w:rPr>
         <w:t>，</w:t>
       </w:r>
-      <w:hyperlink r:id="rId281">
-        <w:r>
-          <w:rPr>
-            <w:lang w:val="zh_TW" w:bidi="zh_TW"/>
-          </w:rPr>
-          <w:rPr>
-            <w:color w:val="0000EE"/>
-            <w:u w:val="single"/>
-          </w:rPr>
-          <w:t>15:23</w:t>
-        </w:r>
-      </w:hyperlink>
+      <w:r>
+        <w:rPr>
+          <w:lang w:val="zh_TW" w:bidi="zh_TW"/>
+        </w:rPr>
+        <w:t>15:23</w:t>
+      </w:r>
       <w:r>
         <w:rPr>
           <w:lang w:val="zh_TW" w:bidi="zh_TW"/>
         </w:rPr>
         <w:t>，</w:t>
       </w:r>
-      <w:hyperlink r:id="rId282">
-        <w:r>
-          <w:rPr>
-            <w:lang w:val="zh_TW" w:bidi="zh_TW"/>
-          </w:rPr>
-          <w:rPr>
-            <w:color w:val="0000EE"/>
-            <w:u w:val="single"/>
-          </w:rPr>
-          <w:t>16:6</w:t>
-        </w:r>
-      </w:hyperlink>
+      <w:r>
+        <w:rPr>
+          <w:lang w:val="zh_TW" w:bidi="zh_TW"/>
+        </w:rPr>
+        <w:t>16:6</w:t>
+      </w:r>
       <w:r>
         <w:rPr>
           <w:lang w:val="zh_TW" w:bidi="zh_TW"/>
         </w:rPr>
         <w:t>、</w:t>
       </w:r>
-      <w:hyperlink r:id="rId283">
-        <w:r>
-          <w:rPr>
-            <w:lang w:val="zh_TW" w:bidi="zh_TW"/>
-          </w:rPr>
-          <w:rPr>
-            <w:color w:val="0000EE"/>
-            <w:u w:val="single"/>
-          </w:rPr>
-          <w:t>42</w:t>
-        </w:r>
-      </w:hyperlink>
+      <w:r>
+        <w:rPr>
+          <w:lang w:val="zh_TW" w:bidi="zh_TW"/>
+        </w:rPr>
+        <w:t>42</w:t>
+      </w:r>
       <w:r>
         <w:rPr>
           <w:lang w:val="zh_TW" w:bidi="zh_TW"/>
         </w:rPr>
         <w:t>；</w:t>
       </w:r>
-      <w:hyperlink r:id="rId284">
-        <w:r>
-          <w:rPr>
-            <w:lang w:val="zh_TW" w:bidi="zh_TW"/>
-          </w:rPr>
-          <w:rPr>
-            <w:color w:val="0000EE"/>
-            <w:u w:val="single"/>
-          </w:rPr>
-          <w:t>拉3:10</w:t>
-        </w:r>
-      </w:hyperlink>
+      <w:r>
+        <w:rPr>
+          <w:lang w:val="zh_TW" w:bidi="zh_TW"/>
+        </w:rPr>
+        <w:t>拉3:10</w:t>
+      </w:r>
       <w:r>
         <w:rPr>
           <w:lang w:val="zh_TW" w:bidi="zh_TW"/>
@@ -14365,72 +12637,48 @@
         </w:rPr>
         <w:t>第二隊稱謝的人要與那一隊相迎而行，沿著西牆經過寬牆（</w:t>
       </w:r>
-      <w:hyperlink r:id="rId285">
-        <w:r>
-          <w:rPr>
-            <w:lang w:val="zh_TW" w:bidi="zh_TW"/>
-          </w:rPr>
-          <w:rPr>
-            <w:color w:val="0000EE"/>
-            <w:u w:val="single"/>
-          </w:rPr>
-          <w:t>3:8</w:t>
-        </w:r>
-      </w:hyperlink>
+      <w:r>
+        <w:rPr>
+          <w:lang w:val="zh_TW" w:bidi="zh_TW"/>
+        </w:rPr>
+        <w:t>3:8</w:t>
+      </w:r>
       <w:r>
         <w:rPr>
           <w:lang w:val="zh_TW" w:bidi="zh_TW"/>
         </w:rPr>
         <w:t>）、古門（</w:t>
       </w:r>
-      <w:hyperlink r:id="rId286">
-        <w:r>
-          <w:rPr>
-            <w:lang w:val="zh_TW" w:bidi="zh_TW"/>
-          </w:rPr>
-          <w:rPr>
-            <w:color w:val="0000EE"/>
-            <w:u w:val="single"/>
-          </w:rPr>
-          <w:t>3:6</w:t>
-        </w:r>
-      </w:hyperlink>
+      <w:r>
+        <w:rPr>
+          <w:lang w:val="zh_TW" w:bidi="zh_TW"/>
+        </w:rPr>
+        <w:t>3:6</w:t>
+      </w:r>
       <w:r>
         <w:rPr>
           <w:lang w:val="zh_TW" w:bidi="zh_TW"/>
         </w:rPr>
         <w:t>）和魚門（</w:t>
       </w:r>
-      <w:hyperlink r:id="rId287">
-        <w:r>
-          <w:rPr>
-            <w:lang w:val="zh_TW" w:bidi="zh_TW"/>
-          </w:rPr>
-          <w:rPr>
-            <w:color w:val="0000EE"/>
-            <w:u w:val="single"/>
-          </w:rPr>
-          <w:t>3:3</w:t>
-        </w:r>
-      </w:hyperlink>
+      <w:r>
+        <w:rPr>
+          <w:lang w:val="zh_TW" w:bidi="zh_TW"/>
+        </w:rPr>
+        <w:t>3:3</w:t>
+      </w:r>
       <w:r>
         <w:rPr>
           <w:lang w:val="zh_TW" w:bidi="zh_TW"/>
         </w:rPr>
         <w:t>），然後穿過牆的北側，直到到達聖殿東北角的羊門（</w:t>
       </w:r>
-      <w:hyperlink r:id="rId60">
-        <w:r>
-          <w:rPr>
-            <w:lang w:val="zh_TW" w:bidi="zh_TW"/>
-          </w:rPr>
-          <w:rPr>
-            <w:color w:val="0000EE"/>
-            <w:u w:val="single"/>
-          </w:rPr>
-          <w:t>3:1</w:t>
-        </w:r>
-      </w:hyperlink>
+      <w:r>
+        <w:rPr>
+          <w:lang w:val="zh_TW" w:bidi="zh_TW"/>
+        </w:rPr>
+        <w:t>3:1</w:t>
+      </w:r>
       <w:r>
         <w:rPr>
           <w:lang w:val="zh_TW" w:bidi="zh_TW"/>
@@ -14455,18 +12703,12 @@
         </w:rPr>
         <w:t>護衛門可能是檢閱門（</w:t>
       </w:r>
-      <w:hyperlink r:id="rId288">
-        <w:r>
-          <w:rPr>
-            <w:lang w:val="zh_TW" w:bidi="zh_TW"/>
-          </w:rPr>
-          <w:rPr>
-            <w:color w:val="0000EE"/>
-            <w:u w:val="single"/>
-          </w:rPr>
-          <w:t>3:31</w:t>
-        </w:r>
-      </w:hyperlink>
+      <w:r>
+        <w:rPr>
+          <w:lang w:val="zh_TW" w:bidi="zh_TW"/>
+        </w:rPr>
+        <w:t>3:31</w:t>
+      </w:r>
       <w:r>
         <w:rPr>
           <w:lang w:val="zh_TW" w:bidi="zh_TW"/>
@@ -14539,18 +12781,12 @@
         </w:rPr>
         <w:t>這是一場全民參與的慶典。真正帶來極大喜樂的源頭是神，因為祂的能力使百姓完成了重建城牆這項龐大的工程。</w:t>
       </w:r>
-      <w:hyperlink r:id="rId289">
-        <w:r>
-          <w:rPr>
-            <w:lang w:val="zh_TW" w:bidi="zh_TW"/>
-          </w:rPr>
-          <w:rPr>
-            <w:color w:val="0000EE"/>
-            <w:u w:val="single"/>
-          </w:rPr>
-          <w:t>詩篇一百四十七篇</w:t>
-        </w:r>
-      </w:hyperlink>
+      <w:r>
+        <w:rPr>
+          <w:lang w:val="zh_TW" w:bidi="zh_TW"/>
+        </w:rPr>
+        <w:t>詩篇一百四十七篇</w:t>
+      </w:r>
       <w:r>
         <w:rPr>
           <w:lang w:val="zh_TW" w:bidi="zh_TW"/>
@@ -14605,90 +12841,60 @@
         </w:rPr>
         <w:t>當日，就是城牆奉獻禮的日子（</w:t>
       </w:r>
-      <w:hyperlink r:id="rId290">
-        <w:r>
-          <w:rPr>
-            <w:lang w:val="zh_TW" w:bidi="zh_TW"/>
-          </w:rPr>
-          <w:rPr>
-            <w:color w:val="0000EE"/>
-            <w:u w:val="single"/>
-          </w:rPr>
-          <w:t>12:44</w:t>
-        </w:r>
-      </w:hyperlink>
+      <w:r>
+        <w:rPr>
+          <w:lang w:val="zh_TW" w:bidi="zh_TW"/>
+        </w:rPr>
+        <w:t>12:44</w:t>
+      </w:r>
       <w:r>
         <w:rPr>
           <w:lang w:val="zh_TW" w:bidi="zh_TW"/>
         </w:rPr>
         <w:t>，</w:t>
       </w:r>
-      <w:hyperlink r:id="rId291">
-        <w:r>
-          <w:rPr>
-            <w:lang w:val="zh_TW" w:bidi="zh_TW"/>
-          </w:rPr>
-          <w:rPr>
-            <w:color w:val="0000EE"/>
-            <w:u w:val="single"/>
-          </w:rPr>
-          <w:t>13:1</w:t>
-        </w:r>
-      </w:hyperlink>
+      <w:r>
+        <w:rPr>
+          <w:lang w:val="zh_TW" w:bidi="zh_TW"/>
+        </w:rPr>
+        <w:t>13:1</w:t>
+      </w:r>
       <w:r>
         <w:rPr>
           <w:lang w:val="zh_TW" w:bidi="zh_TW"/>
         </w:rPr>
         <w:t>），有人被指派負責管理為供應祭司和利未人實際需要而獻的十一奉獻和禮物。他們的職責是收取百姓為祭司和利未人所獻的禮物（</w:t>
       </w:r>
-      <w:hyperlink r:id="rId292">
-        <w:r>
-          <w:rPr>
-            <w:lang w:val="zh_TW" w:bidi="zh_TW"/>
-          </w:rPr>
-          <w:rPr>
-            <w:color w:val="0000EE"/>
-            <w:u w:val="single"/>
-          </w:rPr>
-          <w:t>10:32–39</w:t>
-        </w:r>
-      </w:hyperlink>
+      <w:r>
+        <w:rPr>
+          <w:lang w:val="zh_TW" w:bidi="zh_TW"/>
+        </w:rPr>
+        <w:t>10:32–39</w:t>
+      </w:r>
       <w:r>
         <w:rPr>
           <w:lang w:val="zh_TW" w:bidi="zh_TW"/>
         </w:rPr>
         <w:t>；另見</w:t>
       </w:r>
-      <w:hyperlink r:id="rId230">
-        <w:r>
-          <w:rPr>
-            <w:lang w:val="zh_TW" w:bidi="zh_TW"/>
-          </w:rPr>
-          <w:rPr>
-            <w:color w:val="0000EE"/>
-            <w:u w:val="single"/>
-          </w:rPr>
-          <w:t>出30:11–16</w:t>
-        </w:r>
-      </w:hyperlink>
+      <w:r>
+        <w:rPr>
+          <w:lang w:val="zh_TW" w:bidi="zh_TW"/>
+        </w:rPr>
+        <w:t>出30:11–16</w:t>
+      </w:r>
       <w:r>
         <w:rPr>
           <w:lang w:val="zh_TW" w:bidi="zh_TW"/>
         </w:rPr>
         <w:t>，</w:t>
       </w:r>
-      <w:hyperlink r:id="rId293">
-        <w:r>
-          <w:rPr>
-            <w:lang w:val="zh_TW" w:bidi="zh_TW"/>
-          </w:rPr>
-          <w:rPr>
-            <w:color w:val="0000EE"/>
-            <w:u w:val="single"/>
-          </w:rPr>
-          <w:t>38:25–26</w:t>
-        </w:r>
-      </w:hyperlink>
+      <w:r>
+        <w:rPr>
+          <w:lang w:val="zh_TW" w:bidi="zh_TW"/>
+        </w:rPr>
+        <w:t>38:25–26</w:t>
+      </w:r>
       <w:r>
         <w:rPr>
           <w:lang w:val="zh_TW" w:bidi="zh_TW"/>
@@ -14707,54 +12913,36 @@
         </w:rPr>
         <w:t>（可能是指獻祭；見</w:t>
       </w:r>
-      <w:hyperlink r:id="rId294">
-        <w:r>
-          <w:rPr>
-            <w:lang w:val="zh_TW" w:bidi="zh_TW"/>
-          </w:rPr>
-          <w:rPr>
-            <w:color w:val="0000EE"/>
-            <w:u w:val="single"/>
-          </w:rPr>
-          <w:t>利1–5</w:t>
-        </w:r>
-      </w:hyperlink>
+      <w:r>
+        <w:rPr>
+          <w:lang w:val="zh_TW" w:bidi="zh_TW"/>
+        </w:rPr>
+        <w:t>利1–5</w:t>
+      </w:r>
       <w:r>
         <w:rPr>
           <w:lang w:val="zh_TW" w:bidi="zh_TW"/>
         </w:rPr>
         <w:t>）、並為那些不潔之人進行潔淨之禮。如</w:t>
       </w:r>
-      <w:hyperlink r:id="rId295">
-        <w:r>
-          <w:rPr>
-            <w:lang w:val="zh_TW" w:bidi="zh_TW"/>
-          </w:rPr>
-          <w:rPr>
-            <w:color w:val="0000EE"/>
-            <w:u w:val="single"/>
-          </w:rPr>
-          <w:t>利未記十一至十五章</w:t>
-        </w:r>
-      </w:hyperlink>
+      <w:r>
+        <w:rPr>
+          <w:lang w:val="zh_TW" w:bidi="zh_TW"/>
+        </w:rPr>
+        <w:t>利未記十一至十五章</w:t>
+      </w:r>
       <w:r>
         <w:rPr>
           <w:lang w:val="zh_TW" w:bidi="zh_TW"/>
         </w:rPr>
         <w:t>所述，他們也潔淨用於聖殿敬拜的鍋、刀和衣物（另見</w:t>
       </w:r>
-      <w:hyperlink r:id="rId296">
-        <w:r>
-          <w:rPr>
-            <w:lang w:val="zh_TW" w:bidi="zh_TW"/>
-          </w:rPr>
-          <w:rPr>
-            <w:color w:val="0000EE"/>
-            <w:u w:val="single"/>
-          </w:rPr>
-          <w:t>代上23:28</w:t>
-        </w:r>
-      </w:hyperlink>
+      <w:r>
+        <w:rPr>
+          <w:lang w:val="zh_TW" w:bidi="zh_TW"/>
+        </w:rPr>
+        <w:t>代上23:28</w:t>
+      </w:r>
       <w:r>
         <w:rPr>
           <w:lang w:val="zh_TW" w:bidi="zh_TW"/>
@@ -14809,36 +12997,24 @@
         </w:rPr>
         <w:t>大衛曾為聖殿中的音樂事奉制定規範（</w:t>
       </w:r>
-      <w:hyperlink r:id="rId297">
-        <w:r>
-          <w:rPr>
-            <w:lang w:val="zh_TW" w:bidi="zh_TW"/>
-          </w:rPr>
-          <w:rPr>
-            <w:color w:val="0000EE"/>
-            <w:u w:val="single"/>
-          </w:rPr>
-          <w:t>代上23–26</w:t>
-        </w:r>
-      </w:hyperlink>
+      <w:r>
+        <w:rPr>
+          <w:lang w:val="zh_TW" w:bidi="zh_TW"/>
+        </w:rPr>
+        <w:t>代上23–26</w:t>
+      </w:r>
       <w:r>
         <w:rPr>
           <w:lang w:val="zh_TW" w:bidi="zh_TW"/>
         </w:rPr>
         <w:t>），並且派亞薩、希幔和耶杜頓負責敬拜的音樂（</w:t>
       </w:r>
-      <w:hyperlink r:id="rId298">
-        <w:r>
-          <w:rPr>
-            <w:lang w:val="zh_TW" w:bidi="zh_TW"/>
-          </w:rPr>
-          <w:rPr>
-            <w:color w:val="0000EE"/>
-            <w:u w:val="single"/>
-          </w:rPr>
-          <w:t>代上25:2–5</w:t>
-        </w:r>
-      </w:hyperlink>
+      <w:r>
+        <w:rPr>
+          <w:lang w:val="zh_TW" w:bidi="zh_TW"/>
+        </w:rPr>
+        <w:t>代上25:2–5</w:t>
+      </w:r>
       <w:r>
         <w:rPr>
           <w:lang w:val="zh_TW" w:bidi="zh_TW"/>
@@ -14893,18 +13069,12 @@
         </w:rPr>
         <w:t>從公元前538年所羅巴伯時期第一批歸回到耶路撒冷的人開始（</w:t>
       </w:r>
-      <w:hyperlink r:id="rId299">
-        <w:r>
-          <w:rPr>
-            <w:lang w:val="zh_TW" w:bidi="zh_TW"/>
-          </w:rPr>
-          <w:rPr>
-            <w:color w:val="0000EE"/>
-            <w:u w:val="single"/>
-          </w:rPr>
-          <w:t>拉3:1</w:t>
-        </w:r>
-      </w:hyperlink>
+      <w:r>
+        <w:rPr>
+          <w:lang w:val="zh_TW" w:bidi="zh_TW"/>
+        </w:rPr>
+        <w:t>拉3:1</w:t>
+      </w:r>
       <w:r>
         <w:rPr>
           <w:lang w:val="zh_TW" w:bidi="zh_TW"/>
@@ -14923,18 +13093,12 @@
         </w:rPr>
         <w:t>（見</w:t>
       </w:r>
-      <w:hyperlink r:id="rId300">
-        <w:r>
-          <w:rPr>
-            <w:lang w:val="zh_TW" w:bidi="zh_TW"/>
-          </w:rPr>
-          <w:rPr>
-            <w:color w:val="0000EE"/>
-            <w:u w:val="single"/>
-          </w:rPr>
-          <w:t>尼10:38–39</w:t>
-        </w:r>
-      </w:hyperlink>
+      <w:r>
+        <w:rPr>
+          <w:lang w:val="zh_TW" w:bidi="zh_TW"/>
+        </w:rPr>
+        <w:t>尼10:38–39</w:t>
+      </w:r>
       <w:r>
         <w:rPr>
           <w:lang w:val="zh_TW" w:bidi="zh_TW"/>
@@ -14989,36 +13153,24 @@
         </w:rPr>
         <w:t>當日，除了任命聖殿事奉人員（</w:t>
       </w:r>
-      <w:hyperlink r:id="rId290">
-        <w:r>
-          <w:rPr>
-            <w:lang w:val="zh_TW" w:bidi="zh_TW"/>
-          </w:rPr>
-          <w:rPr>
-            <w:color w:val="0000EE"/>
-            <w:u w:val="single"/>
-          </w:rPr>
-          <w:t>12:44</w:t>
-        </w:r>
-      </w:hyperlink>
+      <w:r>
+        <w:rPr>
+          <w:lang w:val="zh_TW" w:bidi="zh_TW"/>
+        </w:rPr>
+        <w:t>12:44</w:t>
+      </w:r>
       <w:r>
         <w:rPr>
           <w:lang w:val="zh_TW" w:bidi="zh_TW"/>
         </w:rPr>
         <w:t>），也誦讀了</w:t>
       </w:r>
-      <w:hyperlink r:id="rId301">
-        <w:r>
-          <w:rPr>
-            <w:lang w:val="zh_TW" w:bidi="zh_TW"/>
-          </w:rPr>
-          <w:rPr>
-            <w:color w:val="0000EE"/>
-            <w:u w:val="single"/>
-          </w:rPr>
-          <w:t>申命記二十三章3至6節</w:t>
-        </w:r>
-      </w:hyperlink>
+      <w:r>
+        <w:rPr>
+          <w:lang w:val="zh_TW" w:bidi="zh_TW"/>
+        </w:rPr>
+        <w:t>申命記二十三章3至6節</w:t>
+      </w:r>
       <w:r>
         <w:rPr>
           <w:lang w:val="zh_TW" w:bidi="zh_TW"/>
@@ -15037,18 +13189,12 @@
         </w:rPr>
         <w:t>。後來，尼希米發現（</w:t>
       </w:r>
-      <w:hyperlink r:id="rId302">
-        <w:r>
-          <w:rPr>
-            <w:lang w:val="zh_TW" w:bidi="zh_TW"/>
-          </w:rPr>
-          <w:rPr>
-            <w:color w:val="0000EE"/>
-            <w:u w:val="single"/>
-          </w:rPr>
-          <w:t>尼13:4–14</w:t>
-        </w:r>
-      </w:hyperlink>
+      <w:r>
+        <w:rPr>
+          <w:lang w:val="zh_TW" w:bidi="zh_TW"/>
+        </w:rPr>
+        <w:t>尼13:4–14</w:t>
+      </w:r>
       <w:r>
         <w:rPr>
           <w:lang w:val="zh_TW" w:bidi="zh_TW"/>
@@ -15103,144 +13249,96 @@
         </w:rPr>
         <w:t>以利亞實的家族與參巴拉（</w:t>
       </w:r>
-      <w:hyperlink r:id="rId269">
-        <w:r>
-          <w:rPr>
-            <w:lang w:val="zh_TW" w:bidi="zh_TW"/>
-          </w:rPr>
-          <w:rPr>
-            <w:color w:val="0000EE"/>
-            <w:u w:val="single"/>
-          </w:rPr>
-          <w:t>13:28</w:t>
-        </w:r>
-      </w:hyperlink>
+      <w:r>
+        <w:rPr>
+          <w:lang w:val="zh_TW" w:bidi="zh_TW"/>
+        </w:rPr>
+        <w:t>13:28</w:t>
+      </w:r>
       <w:r>
         <w:rPr>
           <w:lang w:val="zh_TW" w:bidi="zh_TW"/>
         </w:rPr>
         <w:t>）和多比雅的家族通婚，而這兩個人都是猶太社群的敵人（</w:t>
       </w:r>
-      <w:hyperlink r:id="rId303">
-        <w:r>
-          <w:rPr>
-            <w:lang w:val="zh_TW" w:bidi="zh_TW"/>
-          </w:rPr>
-          <w:rPr>
-            <w:color w:val="0000EE"/>
-            <w:u w:val="single"/>
-          </w:rPr>
-          <w:t>2:10</w:t>
-        </w:r>
-      </w:hyperlink>
+      <w:r>
+        <w:rPr>
+          <w:lang w:val="zh_TW" w:bidi="zh_TW"/>
+        </w:rPr>
+        <w:t>2:10</w:t>
+      </w:r>
       <w:r>
         <w:rPr>
           <w:lang w:val="zh_TW" w:bidi="zh_TW"/>
         </w:rPr>
         <w:t>、</w:t>
       </w:r>
-      <w:hyperlink r:id="rId52">
-        <w:r>
-          <w:rPr>
-            <w:lang w:val="zh_TW" w:bidi="zh_TW"/>
-          </w:rPr>
-          <w:rPr>
-            <w:color w:val="0000EE"/>
-            <w:u w:val="single"/>
-          </w:rPr>
-          <w:t>19</w:t>
-        </w:r>
-      </w:hyperlink>
+      <w:r>
+        <w:rPr>
+          <w:lang w:val="zh_TW" w:bidi="zh_TW"/>
+        </w:rPr>
+        <w:t>19</w:t>
+      </w:r>
       <w:r>
         <w:rPr>
           <w:lang w:val="zh_TW" w:bidi="zh_TW"/>
         </w:rPr>
         <w:t>，</w:t>
       </w:r>
-      <w:hyperlink r:id="rId304">
-        <w:r>
-          <w:rPr>
-            <w:lang w:val="zh_TW" w:bidi="zh_TW"/>
-          </w:rPr>
-          <w:rPr>
-            <w:color w:val="0000EE"/>
-            <w:u w:val="single"/>
-          </w:rPr>
-          <w:t>4:1</w:t>
-        </w:r>
-      </w:hyperlink>
+      <w:r>
+        <w:rPr>
+          <w:lang w:val="zh_TW" w:bidi="zh_TW"/>
+        </w:rPr>
+        <w:t>4:1</w:t>
+      </w:r>
       <w:r>
         <w:rPr>
           <w:lang w:val="zh_TW" w:bidi="zh_TW"/>
         </w:rPr>
         <w:t>）。多比雅佔用庫房意味著存放給聖殿供職者的十一奉獻和禮物的空間減少了（參</w:t>
       </w:r>
-      <w:hyperlink r:id="rId305">
-        <w:r>
-          <w:rPr>
-            <w:lang w:val="zh_TW" w:bidi="zh_TW"/>
-          </w:rPr>
-          <w:rPr>
-            <w:color w:val="0000EE"/>
-            <w:u w:val="single"/>
-          </w:rPr>
-          <w:t>10:39</w:t>
-        </w:r>
-      </w:hyperlink>
+      <w:r>
+        <w:rPr>
+          <w:lang w:val="zh_TW" w:bidi="zh_TW"/>
+        </w:rPr>
+        <w:t>10:39</w:t>
+      </w:r>
       <w:r>
         <w:rPr>
           <w:lang w:val="zh_TW" w:bidi="zh_TW"/>
         </w:rPr>
         <w:t>，</w:t>
       </w:r>
-      <w:hyperlink r:id="rId306">
-        <w:r>
-          <w:rPr>
-            <w:lang w:val="zh_TW" w:bidi="zh_TW"/>
-          </w:rPr>
-          <w:rPr>
-            <w:color w:val="0000EE"/>
-            <w:u w:val="single"/>
-          </w:rPr>
-          <w:t>13:10–12</w:t>
-        </w:r>
-      </w:hyperlink>
+      <w:r>
+        <w:rPr>
+          <w:lang w:val="zh_TW" w:bidi="zh_TW"/>
+        </w:rPr>
+        <w:t>13:10–12</w:t>
+      </w:r>
       <w:r>
         <w:rPr>
           <w:lang w:val="zh_TW" w:bidi="zh_TW"/>
         </w:rPr>
         <w:t>；</w:t>
       </w:r>
-      <w:hyperlink r:id="rId307">
-        <w:r>
-          <w:rPr>
-            <w:lang w:val="zh_TW" w:bidi="zh_TW"/>
-          </w:rPr>
-          <w:rPr>
-            <w:color w:val="0000EE"/>
-            <w:u w:val="single"/>
-          </w:rPr>
-          <w:t>代下31:11</w:t>
-        </w:r>
-      </w:hyperlink>
+      <w:r>
+        <w:rPr>
+          <w:lang w:val="zh_TW" w:bidi="zh_TW"/>
+        </w:rPr>
+        <w:t>代下31:11</w:t>
+      </w:r>
       <w:r>
         <w:rPr>
           <w:lang w:val="zh_TW" w:bidi="zh_TW"/>
         </w:rPr>
         <w:t>），也減少了進行聖殿日常敬拜所需物資的儲存空間（</w:t>
       </w:r>
-      <w:hyperlink r:id="rId308">
-        <w:r>
-          <w:rPr>
-            <w:lang w:val="zh_TW" w:bidi="zh_TW"/>
-          </w:rPr>
-          <w:rPr>
-            <w:color w:val="0000EE"/>
-            <w:u w:val="single"/>
-          </w:rPr>
-          <w:t>利2</w:t>
-        </w:r>
-      </w:hyperlink>
+      <w:r>
+        <w:rPr>
+          <w:lang w:val="zh_TW" w:bidi="zh_TW"/>
+        </w:rPr>
+        <w:t>利2</w:t>
+      </w:r>
       <w:r>
         <w:rPr>
           <w:lang w:val="zh_TW" w:bidi="zh_TW"/>
@@ -15295,90 +13393,60 @@
         </w:rPr>
         <w:t>祭司以利亞實（見</w:t>
       </w:r>
-      <w:hyperlink r:id="rId45">
-        <w:r>
-          <w:rPr>
-            <w:lang w:val="zh_TW" w:bidi="zh_TW"/>
-          </w:rPr>
-          <w:rPr>
-            <w:color w:val="0000EE"/>
-            <w:u w:val="single"/>
-          </w:rPr>
-          <w:t>12:10</w:t>
-        </w:r>
-      </w:hyperlink>
+      <w:r>
+        <w:rPr>
+          <w:lang w:val="zh_TW" w:bidi="zh_TW"/>
+        </w:rPr>
+        <w:t>12:10</w:t>
+      </w:r>
       <w:r>
         <w:rPr>
           <w:lang w:val="zh_TW" w:bidi="zh_TW"/>
         </w:rPr>
         <w:t>、</w:t>
       </w:r>
-      <w:hyperlink r:id="rId309">
-        <w:r>
-          <w:rPr>
-            <w:lang w:val="zh_TW" w:bidi="zh_TW"/>
-          </w:rPr>
-          <w:rPr>
-            <w:color w:val="0000EE"/>
-            <w:u w:val="single"/>
-          </w:rPr>
-          <w:t>22</w:t>
-        </w:r>
-      </w:hyperlink>
+      <w:r>
+        <w:rPr>
+          <w:lang w:val="zh_TW" w:bidi="zh_TW"/>
+        </w:rPr>
+        <w:t>22</w:t>
+      </w:r>
       <w:r>
         <w:rPr>
           <w:lang w:val="zh_TW" w:bidi="zh_TW"/>
         </w:rPr>
         <w:t>，</w:t>
       </w:r>
-      <w:hyperlink r:id="rId269">
-        <w:r>
-          <w:rPr>
-            <w:lang w:val="zh_TW" w:bidi="zh_TW"/>
-          </w:rPr>
-          <w:rPr>
-            <w:color w:val="0000EE"/>
-            <w:u w:val="single"/>
-          </w:rPr>
-          <w:t>13:28</w:t>
-        </w:r>
-      </w:hyperlink>
+      <w:r>
+        <w:rPr>
+          <w:lang w:val="zh_TW" w:bidi="zh_TW"/>
+        </w:rPr>
+        <w:t>13:28</w:t>
+      </w:r>
       <w:r>
         <w:rPr>
           <w:lang w:val="zh_TW" w:bidi="zh_TW"/>
         </w:rPr>
         <w:t>）不再遵守排除亞捫人和摩押人的規定（</w:t>
       </w:r>
-      <w:hyperlink r:id="rId291">
-        <w:r>
-          <w:rPr>
-            <w:lang w:val="zh_TW" w:bidi="zh_TW"/>
-          </w:rPr>
-          <w:rPr>
-            <w:color w:val="0000EE"/>
-            <w:u w:val="single"/>
-          </w:rPr>
-          <w:t>13:1</w:t>
-        </w:r>
-      </w:hyperlink>
+      <w:r>
+        <w:rPr>
+          <w:lang w:val="zh_TW" w:bidi="zh_TW"/>
+        </w:rPr>
+        <w:t>13:1</w:t>
+      </w:r>
       <w:r>
         <w:rPr>
           <w:lang w:val="zh_TW" w:bidi="zh_TW"/>
         </w:rPr>
         <w:t>），而且百姓也不再將他們的十一奉獻給利未人（</w:t>
       </w:r>
-      <w:hyperlink r:id="rId306">
-        <w:r>
-          <w:rPr>
-            <w:lang w:val="zh_TW" w:bidi="zh_TW"/>
-          </w:rPr>
-          <w:rPr>
-            <w:color w:val="0000EE"/>
-            <w:u w:val="single"/>
-          </w:rPr>
-          <w:t>13:10–12</w:t>
-        </w:r>
-      </w:hyperlink>
+      <w:r>
+        <w:rPr>
+          <w:lang w:val="zh_TW" w:bidi="zh_TW"/>
+        </w:rPr>
+        <w:t>13:10–12</w:t>
+      </w:r>
       <w:r>
         <w:rPr>
           <w:lang w:val="zh_TW" w:bidi="zh_TW"/>
@@ -15433,18 +13501,12 @@
         </w:rPr>
         <w:t>尼希米在耶路撒冷事奉了十二年後返回波斯（公元前445至433年）。文本沒有說明他在那裡待了多久，但可能不超過一兩年。當他再回到耶路撒冷時，他發現多比雅住在聖殿的庫房裡（</w:t>
       </w:r>
-      <w:hyperlink r:id="rId310">
-        <w:r>
-          <w:rPr>
-            <w:lang w:val="zh_TW" w:bidi="zh_TW"/>
-          </w:rPr>
-          <w:rPr>
-            <w:color w:val="0000EE"/>
-            <w:u w:val="single"/>
-          </w:rPr>
-          <w:t>13:1–5</w:t>
-        </w:r>
-      </w:hyperlink>
+      <w:r>
+        <w:rPr>
+          <w:lang w:val="zh_TW" w:bidi="zh_TW"/>
+        </w:rPr>
+        <w:t>13:1–5</w:t>
+      </w:r>
       <w:r>
         <w:rPr>
           <w:lang w:val="zh_TW" w:bidi="zh_TW"/>
@@ -15521,108 +13583,72 @@
         </w:rPr>
         <w:t>所有與聖殿相關的事物都必須被潔淨並獻給神。祭司和利未人穿的衣服（</w:t>
       </w:r>
-      <w:hyperlink r:id="rId311">
-        <w:r>
-          <w:rPr>
-            <w:lang w:val="zh_TW" w:bidi="zh_TW"/>
-          </w:rPr>
-          <w:rPr>
-            <w:color w:val="0000EE"/>
-            <w:u w:val="single"/>
-          </w:rPr>
-          <w:t>出29</w:t>
-        </w:r>
-      </w:hyperlink>
+      <w:r>
+        <w:rPr>
+          <w:lang w:val="zh_TW" w:bidi="zh_TW"/>
+        </w:rPr>
+        <w:t>出29</w:t>
+      </w:r>
       <w:r>
         <w:rPr>
           <w:lang w:val="zh_TW" w:bidi="zh_TW"/>
         </w:rPr>
         <w:t>）、祭司本人（</w:t>
       </w:r>
-      <w:hyperlink r:id="rId312">
-        <w:r>
-          <w:rPr>
-            <w:lang w:val="zh_TW" w:bidi="zh_TW"/>
-          </w:rPr>
-          <w:rPr>
-            <w:color w:val="0000EE"/>
-            <w:u w:val="single"/>
-          </w:rPr>
-          <w:t>利8–9</w:t>
-        </w:r>
-      </w:hyperlink>
+      <w:r>
+        <w:rPr>
+          <w:lang w:val="zh_TW" w:bidi="zh_TW"/>
+        </w:rPr>
+        <w:t>利8–9</w:t>
+      </w:r>
       <w:r>
         <w:rPr>
           <w:lang w:val="zh_TW" w:bidi="zh_TW"/>
         </w:rPr>
         <w:t>）、聖殿建築和祭壇（</w:t>
       </w:r>
-      <w:hyperlink r:id="rId313">
-        <w:r>
-          <w:rPr>
-            <w:lang w:val="zh_TW" w:bidi="zh_TW"/>
-          </w:rPr>
-          <w:rPr>
-            <w:color w:val="0000EE"/>
-            <w:u w:val="single"/>
-          </w:rPr>
-          <w:t>利16:15–33</w:t>
-        </w:r>
-      </w:hyperlink>
+      <w:r>
+        <w:rPr>
+          <w:lang w:val="zh_TW" w:bidi="zh_TW"/>
+        </w:rPr>
+        <w:t>利16:15–33</w:t>
+      </w:r>
       <w:r>
         <w:rPr>
           <w:lang w:val="zh_TW" w:bidi="zh_TW"/>
         </w:rPr>
         <w:t>），以及所有聖物（</w:t>
       </w:r>
-      <w:hyperlink r:id="rId296">
-        <w:r>
-          <w:rPr>
-            <w:lang w:val="zh_TW" w:bidi="zh_TW"/>
-          </w:rPr>
-          <w:rPr>
-            <w:color w:val="0000EE"/>
-            <w:u w:val="single"/>
-          </w:rPr>
-          <w:t>代上23:28</w:t>
-        </w:r>
-      </w:hyperlink>
+      <w:r>
+        <w:rPr>
+          <w:lang w:val="zh_TW" w:bidi="zh_TW"/>
+        </w:rPr>
+        <w:t>代上23:28</w:t>
+      </w:r>
       <w:r>
         <w:rPr>
           <w:lang w:val="zh_TW" w:bidi="zh_TW"/>
         </w:rPr>
         <w:t>）都被潔淨（參</w:t>
       </w:r>
-      <w:hyperlink r:id="rId314">
-        <w:r>
-          <w:rPr>
-            <w:lang w:val="zh_TW" w:bidi="zh_TW"/>
-          </w:rPr>
-          <w:rPr>
-            <w:color w:val="0000EE"/>
-            <w:u w:val="single"/>
-          </w:rPr>
-          <w:t>代下29:5</w:t>
-        </w:r>
-      </w:hyperlink>
+      <w:r>
+        <w:rPr>
+          <w:lang w:val="zh_TW" w:bidi="zh_TW"/>
+        </w:rPr>
+        <w:t>代下29:5</w:t>
+      </w:r>
       <w:r>
         <w:rPr>
           <w:lang w:val="zh_TW" w:bidi="zh_TW"/>
         </w:rPr>
         <w:t>、</w:t>
       </w:r>
-      <w:hyperlink r:id="rId315">
-        <w:r>
-          <w:rPr>
-            <w:lang w:val="zh_TW" w:bidi="zh_TW"/>
-          </w:rPr>
-          <w:rPr>
-            <w:color w:val="0000EE"/>
-            <w:u w:val="single"/>
-          </w:rPr>
-          <w:t>15–19</w:t>
-        </w:r>
-      </w:hyperlink>
+      <w:r>
+        <w:rPr>
+          <w:lang w:val="zh_TW" w:bidi="zh_TW"/>
+        </w:rPr>
+        <w:t>15–19</w:t>
+      </w:r>
       <w:r>
         <w:rPr>
           <w:lang w:val="zh_TW" w:bidi="zh_TW"/>
@@ -15677,72 +13703,48 @@
         </w:rPr>
         <w:t>由於多比雅佔用了庫房，就無法存放用來供養利未人和聖殿歌唱的人的十一奉獻（</w:t>
       </w:r>
-      <w:hyperlink r:id="rId240">
-        <w:r>
-          <w:rPr>
-            <w:lang w:val="zh_TW" w:bidi="zh_TW"/>
-          </w:rPr>
-          <w:rPr>
-            <w:color w:val="0000EE"/>
-            <w:u w:val="single"/>
-          </w:rPr>
-          <w:t>民18:21–24</w:t>
-        </w:r>
-      </w:hyperlink>
+      <w:r>
+        <w:rPr>
+          <w:lang w:val="zh_TW" w:bidi="zh_TW"/>
+        </w:rPr>
+        <w:t>民18:21–24</w:t>
+      </w:r>
       <w:r>
         <w:rPr>
           <w:lang w:val="zh_TW" w:bidi="zh_TW"/>
         </w:rPr>
         <w:t>；見</w:t>
       </w:r>
-      <w:hyperlink r:id="rId290">
-        <w:r>
-          <w:rPr>
-            <w:lang w:val="zh_TW" w:bidi="zh_TW"/>
-          </w:rPr>
-          <w:rPr>
-            <w:color w:val="0000EE"/>
-            <w:u w:val="single"/>
-          </w:rPr>
-          <w:t>尼12:44</w:t>
-        </w:r>
-      </w:hyperlink>
+      <w:r>
+        <w:rPr>
+          <w:lang w:val="zh_TW" w:bidi="zh_TW"/>
+        </w:rPr>
+        <w:t>尼12:44</w:t>
+      </w:r>
       <w:r>
         <w:rPr>
           <w:lang w:val="zh_TW" w:bidi="zh_TW"/>
         </w:rPr>
         <w:t>、</w:t>
       </w:r>
-      <w:hyperlink r:id="rId316">
-        <w:r>
-          <w:rPr>
-            <w:lang w:val="zh_TW" w:bidi="zh_TW"/>
-          </w:rPr>
-          <w:rPr>
-            <w:color w:val="0000EE"/>
-            <w:u w:val="single"/>
-          </w:rPr>
-          <w:t>47</w:t>
-        </w:r>
-      </w:hyperlink>
+      <w:r>
+        <w:rPr>
+          <w:lang w:val="zh_TW" w:bidi="zh_TW"/>
+        </w:rPr>
+        <w:t>47</w:t>
+      </w:r>
       <w:r>
         <w:rPr>
           <w:lang w:val="zh_TW" w:bidi="zh_TW"/>
         </w:rPr>
         <w:t>）。他們只好在耶路撒冷外耕作為生（</w:t>
       </w:r>
-      <w:hyperlink r:id="rId317">
-        <w:r>
-          <w:rPr>
-            <w:lang w:val="zh_TW" w:bidi="zh_TW"/>
-          </w:rPr>
-          <w:rPr>
-            <w:color w:val="0000EE"/>
-            <w:u w:val="single"/>
-          </w:rPr>
-          <w:t>12:28–29</w:t>
-        </w:r>
-      </w:hyperlink>
+      <w:r>
+        <w:rPr>
+          <w:lang w:val="zh_TW" w:bidi="zh_TW"/>
+        </w:rPr>
+        <w:t>12:28–29</w:t>
+      </w:r>
       <w:r>
         <w:rPr>
           <w:lang w:val="zh_TW" w:bidi="zh_TW"/>
@@ -15797,18 +13799,12 @@
         </w:rPr>
         <w:t>這些人都是忠信的：參</w:t>
       </w:r>
-      <w:hyperlink r:id="rId318">
-        <w:r>
-          <w:rPr>
-            <w:lang w:val="zh_TW" w:bidi="zh_TW"/>
-          </w:rPr>
-          <w:rPr>
-            <w:color w:val="0000EE"/>
-            <w:u w:val="single"/>
-          </w:rPr>
-          <w:t>使徒行傳六章1至6節</w:t>
-        </w:r>
-      </w:hyperlink>
+      <w:r>
+        <w:rPr>
+          <w:lang w:val="zh_TW" w:bidi="zh_TW"/>
+        </w:rPr>
+        <w:t>使徒行傳六章1至6節</w:t>
+      </w:r>
       <w:r>
         <w:rPr>
           <w:lang w:val="zh_TW" w:bidi="zh_TW"/>
@@ -15863,54 +13859,36 @@
         </w:rPr>
         <w:t>因為他為神挺身而出，尼希米懇求神記念他的作為，不要在他需要幫助的時候離棄他。也許他遭遇了那些被他糾正之人的反對。見</w:t>
       </w:r>
-      <w:hyperlink r:id="rId72">
-        <w:r>
-          <w:rPr>
-            <w:lang w:val="zh_TW" w:bidi="zh_TW"/>
-          </w:rPr>
-          <w:rPr>
-            <w:color w:val="0000EE"/>
-            <w:u w:val="single"/>
-          </w:rPr>
-          <w:t>十三章22</w:t>
-        </w:r>
-      </w:hyperlink>
+      <w:r>
+        <w:rPr>
+          <w:lang w:val="zh_TW" w:bidi="zh_TW"/>
+        </w:rPr>
+        <w:t>十三章22</w:t>
+      </w:r>
       <w:r>
         <w:rPr>
           <w:lang w:val="zh_TW" w:bidi="zh_TW"/>
         </w:rPr>
         <w:t>、</w:t>
       </w:r>
-      <w:hyperlink r:id="rId73">
-        <w:r>
-          <w:rPr>
-            <w:lang w:val="zh_TW" w:bidi="zh_TW"/>
-          </w:rPr>
-          <w:rPr>
-            <w:color w:val="0000EE"/>
-            <w:u w:val="single"/>
-          </w:rPr>
-          <w:t>29</w:t>
-        </w:r>
-      </w:hyperlink>
+      <w:r>
+        <w:rPr>
+          <w:lang w:val="zh_TW" w:bidi="zh_TW"/>
+        </w:rPr>
+        <w:t>29</w:t>
+      </w:r>
       <w:r>
         <w:rPr>
           <w:lang w:val="zh_TW" w:bidi="zh_TW"/>
         </w:rPr>
         <w:t>、</w:t>
       </w:r>
-      <w:hyperlink r:id="rId74">
-        <w:r>
-          <w:rPr>
-            <w:lang w:val="zh_TW" w:bidi="zh_TW"/>
-          </w:rPr>
-          <w:rPr>
-            <w:color w:val="0000EE"/>
-            <w:u w:val="single"/>
-          </w:rPr>
-          <w:t>31節</w:t>
-        </w:r>
-      </w:hyperlink>
+      <w:r>
+        <w:rPr>
+          <w:lang w:val="zh_TW" w:bidi="zh_TW"/>
+        </w:rPr>
+        <w:t>31節</w:t>
+      </w:r>
       <w:r>
         <w:rPr>
           <w:lang w:val="zh_TW" w:bidi="zh_TW"/>
@@ -15965,72 +13943,48 @@
         </w:rPr>
         <w:t>安息日應停止一切正常的工作，以將此日分別為聖（</w:t>
       </w:r>
-      <w:hyperlink r:id="rId220">
-        <w:r>
-          <w:rPr>
-            <w:lang w:val="zh_TW" w:bidi="zh_TW"/>
-          </w:rPr>
-          <w:rPr>
-            <w:color w:val="0000EE"/>
-            <w:u w:val="single"/>
-          </w:rPr>
-          <w:t>出20:8–11</w:t>
-        </w:r>
-      </w:hyperlink>
+      <w:r>
+        <w:rPr>
+          <w:lang w:val="zh_TW" w:bidi="zh_TW"/>
+        </w:rPr>
+        <w:t>出20:8–11</w:t>
+      </w:r>
       <w:r>
         <w:rPr>
           <w:lang w:val="zh_TW" w:bidi="zh_TW"/>
         </w:rPr>
         <w:t>，</w:t>
       </w:r>
-      <w:hyperlink r:id="rId319">
-        <w:r>
-          <w:rPr>
-            <w:lang w:val="zh_TW" w:bidi="zh_TW"/>
-          </w:rPr>
-          <w:rPr>
-            <w:color w:val="0000EE"/>
-            <w:u w:val="single"/>
-          </w:rPr>
-          <w:t>31:14–17</w:t>
-        </w:r>
-      </w:hyperlink>
+      <w:r>
+        <w:rPr>
+          <w:lang w:val="zh_TW" w:bidi="zh_TW"/>
+        </w:rPr>
+        <w:t>31:14–17</w:t>
+      </w:r>
       <w:r>
         <w:rPr>
           <w:lang w:val="zh_TW" w:bidi="zh_TW"/>
         </w:rPr>
         <w:t>，</w:t>
       </w:r>
-      <w:hyperlink r:id="rId320">
-        <w:r>
-          <w:rPr>
-            <w:lang w:val="zh_TW" w:bidi="zh_TW"/>
-          </w:rPr>
-          <w:rPr>
-            <w:color w:val="0000EE"/>
-            <w:u w:val="single"/>
-          </w:rPr>
-          <w:t>35:2–3</w:t>
-        </w:r>
-      </w:hyperlink>
+      <w:r>
+        <w:rPr>
+          <w:lang w:val="zh_TW" w:bidi="zh_TW"/>
+        </w:rPr>
+        <w:t>35:2–3</w:t>
+      </w:r>
       <w:r>
         <w:rPr>
           <w:lang w:val="zh_TW" w:bidi="zh_TW"/>
         </w:rPr>
         <w:t>；</w:t>
       </w:r>
-      <w:hyperlink r:id="rId321">
-        <w:r>
-          <w:rPr>
-            <w:lang w:val="zh_TW" w:bidi="zh_TW"/>
-          </w:rPr>
-          <w:rPr>
-            <w:color w:val="0000EE"/>
-            <w:u w:val="single"/>
-          </w:rPr>
-          <w:t>耶17:19–27</w:t>
-        </w:r>
-      </w:hyperlink>
+      <w:r>
+        <w:rPr>
+          <w:lang w:val="zh_TW" w:bidi="zh_TW"/>
+        </w:rPr>
+        <w:t>耶17:19–27</w:t>
+      </w:r>
       <w:r>
         <w:rPr>
           <w:lang w:val="zh_TW" w:bidi="zh_TW"/>
@@ -16085,36 +14039,24 @@
         </w:rPr>
         <w:t>尼希米推行了另外兩項改革，以恢復正確遵守安息日（</w:t>
       </w:r>
-      <w:hyperlink r:id="rId218">
-        <w:r>
-          <w:rPr>
-            <w:lang w:val="zh_TW" w:bidi="zh_TW"/>
-          </w:rPr>
-          <w:rPr>
-            <w:color w:val="0000EE"/>
-            <w:u w:val="single"/>
-          </w:rPr>
-          <w:t>13:15–22</w:t>
-        </w:r>
-      </w:hyperlink>
+      <w:r>
+        <w:rPr>
+          <w:lang w:val="zh_TW" w:bidi="zh_TW"/>
+        </w:rPr>
+        <w:t>13:15–22</w:t>
+      </w:r>
       <w:r>
         <w:rPr>
           <w:lang w:val="zh_TW" w:bidi="zh_TW"/>
         </w:rPr>
         <w:t>）和正確的婚姻實踐（</w:t>
       </w:r>
-      <w:hyperlink r:id="rId322">
-        <w:r>
-          <w:rPr>
-            <w:lang w:val="zh_TW" w:bidi="zh_TW"/>
-          </w:rPr>
-          <w:rPr>
-            <w:color w:val="0000EE"/>
-            <w:u w:val="single"/>
-          </w:rPr>
-          <w:t>13:23–31</w:t>
-        </w:r>
-      </w:hyperlink>
+      <w:r>
+        <w:rPr>
+          <w:lang w:val="zh_TW" w:bidi="zh_TW"/>
+        </w:rPr>
+        <w:t>13:23–31</w:t>
+      </w:r>
       <w:r>
         <w:rPr>
           <w:lang w:val="zh_TW" w:bidi="zh_TW"/>
@@ -16265,54 +14207,36 @@
         </w:rPr>
         <w:t>先前推行的婚姻改革（</w:t>
       </w:r>
-      <w:hyperlink r:id="rId215">
-        <w:r>
-          <w:rPr>
-            <w:lang w:val="zh_TW" w:bidi="zh_TW"/>
-          </w:rPr>
-          <w:rPr>
-            <w:color w:val="0000EE"/>
-            <w:u w:val="single"/>
-          </w:rPr>
-          <w:t>9:2</w:t>
-        </w:r>
-      </w:hyperlink>
+      <w:r>
+        <w:rPr>
+          <w:lang w:val="zh_TW" w:bidi="zh_TW"/>
+        </w:rPr>
+        <w:t>9:2</w:t>
+      </w:r>
       <w:r>
         <w:rPr>
           <w:lang w:val="zh_TW" w:bidi="zh_TW"/>
         </w:rPr>
         <w:t>，</w:t>
       </w:r>
-      <w:hyperlink r:id="rId323">
-        <w:r>
-          <w:rPr>
-            <w:lang w:val="zh_TW" w:bidi="zh_TW"/>
-          </w:rPr>
-          <w:rPr>
-            <w:color w:val="0000EE"/>
-            <w:u w:val="single"/>
-          </w:rPr>
-          <w:t>10:28</w:t>
-        </w:r>
-      </w:hyperlink>
+      <w:r>
+        <w:rPr>
+          <w:lang w:val="zh_TW" w:bidi="zh_TW"/>
+        </w:rPr>
+        <w:t>10:28</w:t>
+      </w:r>
       <w:r>
         <w:rPr>
           <w:lang w:val="zh_TW" w:bidi="zh_TW"/>
         </w:rPr>
         <w:t>；</w:t>
       </w:r>
-      <w:hyperlink r:id="rId167">
-        <w:r>
-          <w:rPr>
-            <w:lang w:val="zh_TW" w:bidi="zh_TW"/>
-          </w:rPr>
-          <w:rPr>
-            <w:color w:val="0000EE"/>
-            <w:u w:val="single"/>
-          </w:rPr>
-          <w:t>拉9:1–10:44</w:t>
-        </w:r>
-      </w:hyperlink>
+      <w:r>
+        <w:rPr>
+          <w:lang w:val="zh_TW" w:bidi="zh_TW"/>
+        </w:rPr>
+        <w:t>拉9:1–10:44</w:t>
+      </w:r>
       <w:r>
         <w:rPr>
           <w:lang w:val="zh_TW" w:bidi="zh_TW"/>
@@ -16455,18 +14379,12 @@
         </w:rPr>
         <w:t>所羅門王因著外邦妻子的影響，引導全國陷入罪中（</w:t>
       </w:r>
-      <w:hyperlink r:id="rId324">
-        <w:r>
-          <w:rPr>
-            <w:lang w:val="zh_TW" w:bidi="zh_TW"/>
-          </w:rPr>
-          <w:rPr>
-            <w:color w:val="0000EE"/>
-            <w:u w:val="single"/>
-          </w:rPr>
-          <w:t>王上11</w:t>
-        </w:r>
-      </w:hyperlink>
+      <w:r>
+        <w:rPr>
+          <w:lang w:val="zh_TW" w:bidi="zh_TW"/>
+        </w:rPr>
+        <w:t>王上11</w:t>
+      </w:r>
       <w:r>
         <w:rPr>
           <w:lang w:val="zh_TW" w:bidi="zh_TW"/>
@@ -16533,18 +14451,12 @@
         </w:rPr>
         <w:t>即使是作為以色列屬靈領袖的大祭司家族也參與了與不信的外邦人通婚的罪行（參</w:t>
       </w:r>
-      <w:hyperlink r:id="rId325">
-        <w:r>
-          <w:rPr>
-            <w:lang w:val="zh_TW" w:bidi="zh_TW"/>
-          </w:rPr>
-          <w:rPr>
-            <w:color w:val="0000EE"/>
-            <w:u w:val="single"/>
-          </w:rPr>
-          <w:t>利21:14</w:t>
-        </w:r>
-      </w:hyperlink>
+      <w:r>
+        <w:rPr>
+          <w:lang w:val="zh_TW" w:bidi="zh_TW"/>
+        </w:rPr>
+        <w:t>利21:14</w:t>
+      </w:r>
       <w:r>
         <w:rPr>
           <w:lang w:val="zh_TW" w:bidi="zh_TW"/>
